--- a/downloads/teacher/ai-6-week-33.docx
+++ b/downloads/teacher/ai-6-week-33.docx
@@ -1960,6 +1960,396 @@
         <w:t>For the Grounded Learning Service, retain an annotated trace and the changed-case result. Name the contract or evidence that makes the deciding step valid, so another team can review it.</w:t>
       </w:r>
     </w:p>
+    <w:p>
+      <w:pPr>
+        <w:pStyle w:val="Heading1"/>
+      </w:pPr>
+      <w:r>
+        <w:t>07. Prepare, teach and assess</w:t>
+      </w:r>
+    </w:p>
+    <w:p>
+      <w:r>
+        <w:t>Teaching target: Explain the mechanism and terminology of capstone service implementation</w:t>
+      </w:r>
+    </w:p>
+    <w:p>
+      <w:r>
+        <w:t>Prepare the labelled worked-case picture, the matching workbook, fictional input cards and a place for individual responses. Check a local Python 3 environment before class; have a paper-trace version ready.</w:t>
+      </w:r>
+    </w:p>
+    <w:tbl>
+      <w:tblPr>
+        <w:tblStyle w:val="LightShading-Accent1"/>
+        <w:tblW w:type="auto" w:w="0"/>
+        <w:tblLook w:firstColumn="1" w:firstRow="1" w:lastColumn="0" w:lastRow="0" w:noHBand="0" w:noVBand="1" w:val="04A0"/>
+      </w:tblPr>
+      <w:tblGrid>
+        <w:gridCol w:w="3408"/>
+        <w:gridCol w:w="3408"/>
+        <w:gridCol w:w="3408"/>
+      </w:tblGrid>
+      <w:tr>
+        <w:trPr>
+          <w:tblHeader/>
+        </w:trPr>
+        <w:tc>
+          <w:tcPr>
+            <w:tcW w:type="dxa" w:w="3408"/>
+          </w:tcPr>
+          <w:p>
+            <w:r>
+              <w:t>Session</w:t>
+            </w:r>
+          </w:p>
+        </w:tc>
+        <w:tc>
+          <w:tcPr>
+            <w:tcW w:type="dxa" w:w="3408"/>
+          </w:tcPr>
+          <w:p>
+            <w:r>
+              <w:t>Plan</w:t>
+            </w:r>
+          </w:p>
+        </w:tc>
+        <w:tc>
+          <w:tcPr>
+            <w:tcW w:type="dxa" w:w="3408"/>
+          </w:tcPr>
+          <w:p>
+            <w:r>
+              <w:t>Resources</w:t>
+            </w:r>
+          </w:p>
+        </w:tc>
+      </w:tr>
+      <w:tr>
+        <w:tc>
+          <w:tcPr>
+            <w:tcW w:type="dxa" w:w="3408"/>
+          </w:tcPr>
+          <w:p>
+            <w:r>
+              <w:t>Session 1 · Understand · 45 min</w:t>
+            </w:r>
+          </w:p>
+        </w:tc>
+        <w:tc>
+          <w:tcPr>
+            <w:tcW w:type="dxa" w:w="3408"/>
+          </w:tcPr>
+          <w:p>
+            <w:r>
+              <w:t>0–7: recall and prerequisite; 7–15: inspect the concrete case and predict; 15–30: teacher models the worked trace; 30–40: learners explain a step using the text and visual; 40–45: check the core idea.</w:t>
+            </w:r>
+          </w:p>
+        </w:tc>
+        <w:tc>
+          <w:tcPr>
+            <w:tcW w:type="dxa" w:w="3408"/>
+          </w:tcPr>
+          <w:p>
+            <w:r>
+              <w:t>Sections 1–6; record the brief recall in the workbook.</w:t>
+            </w:r>
+          </w:p>
+        </w:tc>
+      </w:tr>
+      <w:tr>
+        <w:tc>
+          <w:tcPr>
+            <w:tcW w:type="dxa" w:w="3408"/>
+          </w:tcPr>
+          <w:p>
+            <w:r>
+              <w:t>Session 2 · Practise · 45 min</w:t>
+            </w:r>
+          </w:p>
+        </w:tc>
+        <w:tc>
+          <w:tcPr>
+            <w:tcW w:type="dxa" w:w="3408"/>
+          </w:tcPr>
+          <w:p>
+            <w:r>
+              <w:t>0–5: retrieve the procedure; 5–15: W2 completion practice; 15–23: explain and check with a partner; 23–30: each learner answers the misconception check; 30–40: targeted reteaching or a harder variation; 40–45: prepare the investigation.</w:t>
+            </w:r>
+          </w:p>
+        </w:tc>
+        <w:tc>
+          <w:tcPr>
+            <w:tcW w:type="dxa" w:w="3408"/>
+          </w:tcPr>
+          <w:p>
+            <w:r>
+              <w:t>Sections 7–10; use the matching workbook W2 and misconception check.</w:t>
+            </w:r>
+          </w:p>
+        </w:tc>
+      </w:tr>
+      <w:tr>
+        <w:tc>
+          <w:tcPr>
+            <w:tcW w:type="dxa" w:w="3408"/>
+          </w:tcPr>
+          <w:p>
+            <w:r>
+              <w:t>Session 3 · Investigate and transfer · 45 min</w:t>
+            </w:r>
+          </w:p>
+        </w:tc>
+        <w:tc>
+          <w:tcPr>
+            <w:tcW w:type="dxa" w:w="3408"/>
+          </w:tcPr>
+          <w:p>
+            <w:r>
+              <w:t>0–5: retrieve the decision rule; 5–20: investigate or trace; 20–30: start the independent case; 30–38: connect the project; 38–43: act on feedback; 43–45: plan the return check.</w:t>
+            </w:r>
+          </w:p>
+        </w:tc>
+        <w:tc>
+          <w:tcPr>
+            <w:tcW w:type="dxa" w:w="3408"/>
+          </w:tcPr>
+          <w:p>
+            <w:r>
+              <w:t>Sections 9 and 11–14. Give extra time to finish the full task set; use Section 15 when the week includes a coding lab.</w:t>
+            </w:r>
+          </w:p>
+        </w:tc>
+      </w:tr>
+    </w:tbl>
+    <w:p>
+      <w:r>
+        <w:t>Before class, solve the supported practice: Room A has approval and capacity12; room B lacks approval; teacher guide T is restricted. Student requests each. Show the intermediate steps and give the conclusion with its scope.</w:t>
+      </w:r>
+    </w:p>
+    <w:p>
+      <w:r>
+        <w:t>Reasoned practice answer: Teacher explanation: A supported12; B review with null claims; T denied before lookup. The implementation must expose these distinct outcomes.</w:t>
+      </w:r>
+    </w:p>
+    <w:p>
+      <w:r>
+        <w:t>Check every learner before discussion: Use the worked case for Capstone service implementation. Proposed explanation: “The worked result establishes every future case”. Decide whether this explanation is supported. Point to the step or supplied fact that decides; explain your repair if needed.</w:t>
+      </w:r>
+    </w:p>
+    <w:p>
+      <w:r>
+        <w:t>Misconception repair: An implemented baseline must still pass integration, access and failure checks before release.</w:t>
+      </w:r>
+    </w:p>
+    <w:p>
+      <w:r>
+        <w:t>Support: read the exact case aloud, enlarge the labelled picture, supply input cards and model only the first deciding step. Accept a spoken explanation or drawing; retain the reasoning goal.</w:t>
+      </w:r>
+    </w:p>
+    <w:p>
+      <w:r>
+        <w:t>Extension: Remove G2 from the approved collection. Require a prediction and a reason before comparing. Expected result: Return unsupported for the fact request; editing remains prohibited. Reason: Grounding needs a present source while authority comes from the independent contract.</w:t>
+      </w:r>
+    </w:p>
+    <w:p>
+      <w:r>
+        <w:t>Independent assessment: withhold the reserved answer until the learner has attempted the new case. Record support separately from correctness.</w:t>
+      </w:r>
+    </w:p>
+    <w:tbl>
+      <w:tblPr>
+        <w:tblStyle w:val="LightShading-Accent1"/>
+        <w:tblW w:type="auto" w:w="0"/>
+        <w:tblLook w:firstColumn="1" w:firstRow="1" w:lastColumn="0" w:lastRow="0" w:noHBand="0" w:noVBand="1" w:val="04A0"/>
+      </w:tblPr>
+      <w:tblGrid>
+        <w:gridCol w:w="2556"/>
+        <w:gridCol w:w="2556"/>
+        <w:gridCol w:w="2556"/>
+        <w:gridCol w:w="2556"/>
+      </w:tblGrid>
+      <w:tr>
+        <w:trPr>
+          <w:tblHeader/>
+        </w:trPr>
+        <w:tc>
+          <w:tcPr>
+            <w:tcW w:type="dxa" w:w="2556"/>
+          </w:tcPr>
+          <w:p>
+            <w:r>
+              <w:t>Criterion</w:t>
+            </w:r>
+          </w:p>
+        </w:tc>
+        <w:tc>
+          <w:tcPr>
+            <w:tcW w:type="dxa" w:w="2556"/>
+          </w:tcPr>
+          <w:p>
+            <w:r>
+              <w:t>Not yet</w:t>
+            </w:r>
+          </w:p>
+        </w:tc>
+        <w:tc>
+          <w:tcPr>
+            <w:tcW w:type="dxa" w:w="2556"/>
+          </w:tcPr>
+          <w:p>
+            <w:r>
+              <w:t>With support</w:t>
+            </w:r>
+          </w:p>
+        </w:tc>
+        <w:tc>
+          <w:tcPr>
+            <w:tcW w:type="dxa" w:w="2556"/>
+          </w:tcPr>
+          <w:p>
+            <w:r>
+              <w:t>Independent</w:t>
+            </w:r>
+          </w:p>
+        </w:tc>
+      </w:tr>
+      <w:tr>
+        <w:tc>
+          <w:tcPr>
+            <w:tcW w:type="dxa" w:w="2556"/>
+          </w:tcPr>
+          <w:p>
+            <w:r>
+              <w:t>Explanation</w:t>
+            </w:r>
+          </w:p>
+        </w:tc>
+        <w:tc>
+          <w:tcPr>
+            <w:tcW w:type="dxa" w:w="2556"/>
+          </w:tcPr>
+          <w:p>
+            <w:r>
+              <w:t>Names an answer without a deciding fact</w:t>
+            </w:r>
+          </w:p>
+        </w:tc>
+        <w:tc>
+          <w:tcPr>
+            <w:tcW w:type="dxa" w:w="2556"/>
+          </w:tcPr>
+          <w:p>
+            <w:r>
+              <w:t>Uses a hint to link fact and decision</w:t>
+            </w:r>
+          </w:p>
+        </w:tc>
+        <w:tc>
+          <w:tcPr>
+            <w:tcW w:type="dxa" w:w="2556"/>
+          </w:tcPr>
+          <w:p>
+            <w:r>
+              <w:t>Explains the deciding fact in own words</w:t>
+            </w:r>
+          </w:p>
+        </w:tc>
+      </w:tr>
+      <w:tr>
+        <w:tc>
+          <w:tcPr>
+            <w:tcW w:type="dxa" w:w="2556"/>
+          </w:tcPr>
+          <w:p>
+            <w:r>
+              <w:t>Trace or test</w:t>
+            </w:r>
+          </w:p>
+        </w:tc>
+        <w:tc>
+          <w:tcPr>
+            <w:tcW w:type="dxa" w:w="2556"/>
+          </w:tcPr>
+          <w:p>
+            <w:r>
+              <w:t>Cannot connect input and result</w:t>
+            </w:r>
+          </w:p>
+        </w:tc>
+        <w:tc>
+          <w:tcPr>
+            <w:tcW w:type="dxa" w:w="2556"/>
+          </w:tcPr>
+          <w:p>
+            <w:r>
+              <w:t>Completes steps with prompts</w:t>
+            </w:r>
+          </w:p>
+        </w:tc>
+        <w:tc>
+          <w:tcPr>
+            <w:tcW w:type="dxa" w:w="2556"/>
+          </w:tcPr>
+          <w:p>
+            <w:r>
+              <w:t>Traces or tests a changed case accurately</w:t>
+            </w:r>
+          </w:p>
+        </w:tc>
+      </w:tr>
+      <w:tr>
+        <w:tc>
+          <w:tcPr>
+            <w:tcW w:type="dxa" w:w="2556"/>
+          </w:tcPr>
+          <w:p>
+            <w:r>
+              <w:t>Limits and revision</w:t>
+            </w:r>
+          </w:p>
+        </w:tc>
+        <w:tc>
+          <w:tcPr>
+            <w:tcW w:type="dxa" w:w="2556"/>
+          </w:tcPr>
+          <w:p>
+            <w:r>
+              <w:t>Claims more than evidence supports</w:t>
+            </w:r>
+          </w:p>
+        </w:tc>
+        <w:tc>
+          <w:tcPr>
+            <w:tcW w:type="dxa" w:w="2556"/>
+          </w:tcPr>
+          <w:p>
+            <w:r>
+              <w:t>Names a limit after a prompt</w:t>
+            </w:r>
+          </w:p>
+        </w:tc>
+        <w:tc>
+          <w:tcPr>
+            <w:tcW w:type="dxa" w:w="2556"/>
+          </w:tcPr>
+          <w:p>
+            <w:r>
+              <w:t>States a defensible limit and useful next test</w:t>
+            </w:r>
+          </w:p>
+        </w:tc>
+      </w:tr>
+    </w:tbl>
+    <w:p>
+      <w:r>
+        <w:t>Project checkpoint: Present and defend. Demonstrate the system, explain one failure and justify the next improvement with evidence.</w:t>
+      </w:r>
+    </w:p>
+    <w:p>
+      <w:r>
+        <w:t>Use the weekly teacher answer for topic-specific reasoning. A saved progress tick is an activity record; judge mastery from the learner’s explanation and evidence.</w:t>
+      </w:r>
+    </w:p>
     <w:sectPr>
       <w:pgSz w:w="12240" w:h="15840"/>
       <w:pgMar w:top="936" w:right="1008" w:bottom="936" w:left="1008" w:header="720" w:footer="720" w:gutter="0"/>

--- a/downloads/teacher/ai-6-week-33.docx
+++ b/downloads/teacher/ai-6-week-33.docx
@@ -2350,6 +2350,39 @@
         <w:t>Use the weekly teacher answer for topic-specific reasoning. A saved progress tick is an activity record; judge mastery from the learner’s explanation and evidence.</w:t>
       </w:r>
     </w:p>
+    <w:p>
+      <w:pPr>
+        <w:pStyle w:val="Heading1"/>
+      </w:pPr>
+      <w:r>
+        <w:t>08. Use feedback, labs and repair paths</w:t>
+      </w:r>
+    </w:p>
+    <w:p>
+      <w:r>
+        <w:t>Use the two formative questions as supported practice, not as independent mastery scores. Discuss the deciding evidence rather than accepting a guessed selection.</w:t>
+      </w:r>
+    </w:p>
+    <w:p>
+      <w:r>
+        <w:t>The feedback comes from the reviewed public worked case. Do not reveal the separately reserved independent teacher answer until the learner has attempted that case.</w:t>
+      </w:r>
+    </w:p>
+    <w:p>
+      <w:r>
+        <w:t>Ask students to predict before running code. Preserve errors and actual outputs; collect a changed test and an explanation. The branch-boundary and indexing lessons deliberately include failure cases.</w:t>
+      </w:r>
+    </w:p>
+    <w:p>
+      <w:r>
+        <w:t>Use the earlier worked-explanation links to address a specific missing building block, then return to the current question. Adapt this suggestion after observing the learner; it is not an automatic diagnosis.</w:t>
+      </w:r>
+    </w:p>
+    <w:p>
+      <w:r>
+        <w:t>Collect the completed-work portfolio as evidence. Record support separately from correctness, and assess explanation, trace/test and limitations. Progress ticks and quiz selections alone do not establish mastery.</w:t>
+      </w:r>
+    </w:p>
     <w:sectPr>
       <w:pgSz w:w="12240" w:h="15840"/>
       <w:pgMar w:top="936" w:right="1008" w:bottom="936" w:left="1008" w:header="720" w:footer="720" w:gutter="0"/>

--- a/downloads/teacher/ai-6-week-33.docx
+++ b/downloads/teacher/ai-6-week-33.docx
@@ -29,16 +29,45 @@
       </w:r>
     </w:p>
     <w:p>
-      <w:pPr>
-        <w:pStyle w:val="Heading3"/>
-      </w:pPr>
-      <w:r>
-        <w:t>Teach the learning cycle</w:t>
+      <w:r>
+        <w:t>Prepare Capstone service implementation: check the target, prerequisites, resources and adaptable teaching schedule.</w:t>
       </w:r>
     </w:p>
     <w:p>
-      <w:r>
-        <w:t>Primary target: Explain the mechanism and terminology of capstone service implementation</w:t>
+      <w:pPr>
+        <w:pStyle w:val="Heading3"/>
+      </w:pPr>
+      <w:r>
+        <w:t>Teach the learning cycle</w:t>
+      </w:r>
+    </w:p>
+    <w:p>
+      <w:pPr>
+        <w:spacing w:line="336" w:lineRule="auto" w:after="180"/>
+      </w:pPr>
+      <w:r>
+        <w:rPr>
+          <w:b w:val="0"/>
+        </w:rPr>
+        <w:t xml:space="preserve">Primary target: Explain the </w:t>
+      </w:r>
+      <w:r>
+        <w:rPr>
+          <w:b/>
+        </w:rPr>
+        <w:t>mechanism</w:t>
+      </w:r>
+      <w:r>
+        <w:rPr>
+          <w:b w:val="0"/>
+        </w:rPr>
+        <w:t xml:space="preserve"> and terminology of capstone </w:t>
+      </w:r>
+      <w:r>
+        <w:rPr>
+          <w:b/>
+        </w:rPr>
+        <w:t>service implementation</w:t>
       </w:r>
     </w:p>
     <w:tbl>
@@ -185,16 +214,37 @@
       </w:tr>
     </w:tbl>
     <w:p>
-      <w:r>
-        <w:t>This is a starting allocation of 135 minutes, not a validated duration. Preserve all named topics. Schedule extra time for connected examples, the full investigation, independent cases and project building. Repeated copies of a case share one recorded attempt; they are not new evidence.</w:t>
+      <w:pPr>
+        <w:spacing w:line="336" w:lineRule="auto" w:after="180"/>
+      </w:pPr>
+      <w:r>
+        <w:rPr>
+          <w:b w:val="0"/>
+        </w:rPr>
+        <w:t>This is a starting allocation of 135 minutes, not a validated duration. Preserve all named topics. Schedule extra time for connected examples, the full investigation, independent cases and project building.</w:t>
       </w:r>
     </w:p>
     <w:p>
       <w:pPr>
-        <w:pStyle w:val="Heading3"/>
-      </w:pPr>
-      <w:r>
-        <w:t>Retrieval answer guidance</w:t>
+        <w:spacing w:line="336" w:lineRule="auto" w:after="180"/>
+      </w:pPr>
+      <w:r>
+        <w:rPr>
+          <w:b w:val="0"/>
+        </w:rPr>
+        <w:t xml:space="preserve">Repeated copies of a case share one recorded attempt; they are not new </w:t>
+      </w:r>
+      <w:r>
+        <w:rPr>
+          <w:b/>
+        </w:rPr>
+        <w:t>evidence</w:t>
+      </w:r>
+      <w:r>
+        <w:rPr>
+          <w:b w:val="0"/>
+        </w:rPr>
+        <w:t>.</w:t>
       </w:r>
     </w:p>
     <w:p>
@@ -202,132 +252,327 @@
         <w:pStyle w:val="Heading3"/>
       </w:pPr>
       <w:r>
-        <w:t>Documentation and operational readiness</w:t>
+        <w:t>Retrieval answer guidance</w:t>
       </w:r>
     </w:p>
     <w:p>
-      <w:r>
-        <w:t>Without opening the old lesson, explain one key idea from Documentation and operational readiness. Give an example and a mistake that the idea helps you avoid.</w:t>
+      <w:pPr>
+        <w:pStyle w:val="Heading3"/>
+      </w:pPr>
+      <w:r>
+        <w:t>Documentation and operational readiness</w:t>
       </w:r>
     </w:p>
     <w:p>
-      <w:r>
-        <w:t>Look for: Explain the mechanism and terminology of documentation and operational readiness</w:t>
+      <w:pPr>
+        <w:spacing w:line="336" w:lineRule="auto" w:after="180"/>
+      </w:pPr>
+      <w:r>
+        <w:rPr>
+          <w:b w:val="0"/>
+        </w:rPr>
+        <w:t>Without opening the old lesson, explain one key idea from Documentation and operational readiness. Give an example and a mistake that the idea helps you avoid.</w:t>
       </w:r>
     </w:p>
     <w:p>
-      <w:r>
-        <w:t>Reference example, not the only acceptable wording: Teacher explanation: Operational documentation tells another person how to run, verify, observe and recover the service. A successful developer demo is not readiness. A runbook names versions, required non-secret configuration, secret key names, health checks, release/rollback dependencies, alerts and owners. Test it with a fresh operator and fictional fixtures.</w:t>
+      <w:pPr>
+        <w:spacing w:line="336" w:lineRule="auto" w:after="180"/>
+      </w:pPr>
+      <w:r>
+        <w:rPr>
+          <w:b w:val="0"/>
+        </w:rPr>
+        <w:t xml:space="preserve">Look for: Explain the </w:t>
+      </w:r>
+      <w:r>
+        <w:rPr>
+          <w:b/>
+        </w:rPr>
+        <w:t>mechanism</w:t>
+      </w:r>
+      <w:r>
+        <w:rPr>
+          <w:b w:val="0"/>
+        </w:rPr>
+        <w:t xml:space="preserve"> and terminology of documentation and operational readiness</w:t>
       </w:r>
     </w:p>
     <w:p>
       <w:pPr>
-        <w:pStyle w:val="Heading3"/>
-      </w:pPr>
-      <w:r>
-        <w:t>Security and privacy review</w:t>
+        <w:spacing w:line="336" w:lineRule="auto" w:after="180"/>
+      </w:pPr>
+      <w:r>
+        <w:rPr>
+          <w:b w:val="0"/>
+        </w:rPr>
+        <w:t>Reference example, not the only acceptable wording: Teacher explanation: Operational documentation tells another person how to run, verify, observe and recover the service. A successful developer demo is not readiness.</w:t>
       </w:r>
     </w:p>
     <w:p>
-      <w:r>
-        <w:t>Without opening the old lesson, explain one key idea from Security and privacy review. Give an example and a mistake that the idea helps you avoid.</w:t>
+      <w:pPr>
+        <w:spacing w:line="336" w:lineRule="auto" w:after="180"/>
+      </w:pPr>
+      <w:r>
+        <w:rPr>
+          <w:b w:val="0"/>
+        </w:rPr>
+        <w:t>A runbook names versions, required non-secret configuration, secret key names, health checks, release/rollback dependencies, alerts and owners. Test it with a fresh operator and fictional fixtures.</w:t>
       </w:r>
     </w:p>
     <w:p>
-      <w:r>
-        <w:t>Look for: Explain the mechanism and terminology of security and privacy review</w:t>
+      <w:pPr>
+        <w:pStyle w:val="Heading3"/>
+      </w:pPr>
+      <w:r>
+        <w:t>Security and privacy review</w:t>
       </w:r>
     </w:p>
     <w:p>
-      <w:r>
-        <w:t>Reference example, not the only acceptable wording: Teacher explanation: Security and privacy review checks assets, actors, data flows and permissions against explicit threats. A clean happy path does not test misuse. For the classroom service identify restricted guides, session secrets and student content. Test denied roles, unexpected fields, source injection and minimised logging without real credentials.</w:t>
+      <w:pPr>
+        <w:spacing w:line="336" w:lineRule="auto" w:after="180"/>
+      </w:pPr>
+      <w:r>
+        <w:rPr>
+          <w:b w:val="0"/>
+        </w:rPr>
+        <w:t>Without opening the old lesson, explain one key idea from Security and privacy review. Give an example and a mistake that the idea helps you avoid.</w:t>
       </w:r>
     </w:p>
     <w:p>
       <w:pPr>
-        <w:pStyle w:val="Heading3"/>
-      </w:pPr>
-      <w:r>
-        <w:t>Human escalation workflows</w:t>
+        <w:spacing w:line="336" w:lineRule="auto" w:after="180"/>
+      </w:pPr>
+      <w:r>
+        <w:rPr>
+          <w:b w:val="0"/>
+        </w:rPr>
+        <w:t xml:space="preserve">Look for: Explain the </w:t>
+      </w:r>
+      <w:r>
+        <w:rPr>
+          <w:b/>
+        </w:rPr>
+        <w:t>mechanism</w:t>
+      </w:r>
+      <w:r>
+        <w:rPr>
+          <w:b w:val="0"/>
+        </w:rPr>
+        <w:t xml:space="preserve"> and terminology of security and privacy review</w:t>
       </w:r>
     </w:p>
     <w:p>
-      <w:r>
-        <w:t>Without opening the old lesson, explain one key idea from Human escalation workflows. Give an example and a mistake that the idea helps you avoid.</w:t>
+      <w:pPr>
+        <w:spacing w:line="336" w:lineRule="auto" w:after="180"/>
+      </w:pPr>
+      <w:r>
+        <w:rPr>
+          <w:b w:val="0"/>
+        </w:rPr>
+        <w:t>Reference example, not the only acceptable wording: Teacher explanation: Security and privacy review checks assets, actors, data flows and permissions against explicit threats. A clean happy path does not test misuse.</w:t>
       </w:r>
     </w:p>
     <w:p>
-      <w:r>
-        <w:t>Look for: Explain the mechanism and terminology of human escalation workflows</w:t>
+      <w:pPr>
+        <w:spacing w:line="336" w:lineRule="auto" w:after="180"/>
+      </w:pPr>
+      <w:r>
+        <w:rPr>
+          <w:b w:val="0"/>
+        </w:rPr>
+        <w:t>For the classroom service identify restricted guides, session secrets and student content. Test denied roles, unexpected fields, source injection and minimised logging without real credentials.</w:t>
       </w:r>
     </w:p>
     <w:p>
-      <w:r>
-        <w:t>Reference example, not the only acceptable wording: Teacher explanation: Escalation routes unresolved decisions to an authorised person with sufficient context. It must define owner, deadline and fallback. Toy workflow routes conflicting room approval to coordinator with source IDs and requested decision. While awaiting review the assistant returns needs_review and performs no booking.</w:t>
+      <w:pPr>
+        <w:pStyle w:val="Heading3"/>
+      </w:pPr>
+      <w:r>
+        <w:t>Human escalation workflows</w:t>
       </w:r>
     </w:p>
     <w:p>
-      <w:r>
-        <w:t>Two 45-minute sessions. The engineering capstone implements a bounded read-only room service with testable interfaces. Start with a deterministic baseline before optional model wording. Use the supplied constructed scenarios to make the mechanism inspectable. Collect W4 before sharing solutions. Students should name intermediate evidence and limitations; classroom pacing and learning effectiveness remain unvalidated.</w:t>
+      <w:pPr>
+        <w:spacing w:line="336" w:lineRule="auto" w:after="180"/>
+      </w:pPr>
+      <w:r>
+        <w:rPr>
+          <w:b w:val="0"/>
+        </w:rPr>
+        <w:t>Without opening the old lesson, explain one key idea from Human escalation workflows. Give an example and a mistake that the idea helps you avoid.</w:t>
       </w:r>
     </w:p>
     <w:p>
       <w:pPr>
-        <w:pStyle w:val="Heading3"/>
-      </w:pPr>
-      <w:r>
-        <w:t>Outcomes</w:t>
+        <w:spacing w:line="336" w:lineRule="auto" w:after="180"/>
+      </w:pPr>
+      <w:r>
+        <w:rPr>
+          <w:b w:val="0"/>
+        </w:rPr>
+        <w:t xml:space="preserve">Look for: Explain the </w:t>
+      </w:r>
+      <w:r>
+        <w:rPr>
+          <w:b/>
+        </w:rPr>
+        <w:t>mechanism</w:t>
+      </w:r>
+      <w:r>
+        <w:rPr>
+          <w:b w:val="0"/>
+        </w:rPr>
+        <w:t xml:space="preserve"> and terminology of human escalation workflows</w:t>
       </w:r>
     </w:p>
     <w:p>
-      <w:r>
-        <w:t>Explain the mechanism and terminology of capstone service implementation</w:t>
+      <w:pPr>
+        <w:spacing w:line="336" w:lineRule="auto" w:after="180"/>
+      </w:pPr>
+      <w:r>
+        <w:rPr>
+          <w:b w:val="0"/>
+        </w:rPr>
+        <w:t>Reference example, not the only acceptable wording: Teacher explanation: Escalation routes unresolved decisions to an authorised person with sufficient context. It must define owner, deadline and fallback.</w:t>
       </w:r>
     </w:p>
     <w:p>
-      <w:r>
-        <w:t>Apply the stated procedure to a new case with a traceable result</w:t>
+      <w:pPr>
+        <w:spacing w:line="336" w:lineRule="auto" w:after="180"/>
+      </w:pPr>
+      <w:r>
+        <w:rPr>
+          <w:b w:val="0"/>
+        </w:rPr>
+        <w:t>Toy workflow routes conflicting room approval to coordinator with source IDs and requested decision. While awaiting review the assistant returns needs_review and performs no booking.</w:t>
       </w:r>
     </w:p>
     <w:p>
-      <w:r>
-        <w:t>Identify an assumption or limitation and design a revealing follow-up</w:t>
+      <w:pPr>
+        <w:spacing w:line="336" w:lineRule="auto" w:after="180"/>
+      </w:pPr>
+      <w:r>
+        <w:rPr>
+          <w:b w:val="0"/>
+        </w:rPr>
+        <w:t xml:space="preserve">Two 45-minute sessions. The engineering capstone implements a bounded read-only room service with testable interfaces. Start with a </w:t>
+      </w:r>
+      <w:r>
+        <w:rPr>
+          <w:b/>
+        </w:rPr>
+        <w:t>deterministic baseline</w:t>
+      </w:r>
+      <w:r>
+        <w:rPr>
+          <w:b w:val="0"/>
+        </w:rPr>
+        <w:t xml:space="preserve"> before optional model wording.</w:t>
       </w:r>
     </w:p>
     <w:p>
       <w:pPr>
-        <w:pStyle w:val="Heading3"/>
-      </w:pPr>
-      <w:r>
-        <w:t>Preparation</w:t>
+        <w:spacing w:line="336" w:lineRule="auto" w:after="180"/>
+      </w:pPr>
+      <w:r>
+        <w:rPr>
+          <w:b w:val="0"/>
+        </w:rPr>
+        <w:t xml:space="preserve">Use the supplied constructed scenarios to make the </w:t>
+      </w:r>
+      <w:r>
+        <w:rPr>
+          <w:b/>
+        </w:rPr>
+        <w:t>mechanism</w:t>
+      </w:r>
+      <w:r>
+        <w:rPr>
+          <w:b w:val="0"/>
+        </w:rPr>
+        <w:t xml:space="preserve"> inspectable. Collect W4 before sharing solutions.</w:t>
       </w:r>
     </w:p>
     <w:p>
-      <w:r>
-        <w:t>Lesson and workbook; paper and pencil</w:t>
+      <w:pPr>
+        <w:spacing w:line="336" w:lineRule="auto" w:after="180"/>
+      </w:pPr>
+      <w:r>
+        <w:rPr>
+          <w:b w:val="0"/>
+        </w:rPr>
+        <w:t xml:space="preserve">Students should name intermediate </w:t>
+      </w:r>
+      <w:r>
+        <w:rPr>
+          <w:b/>
+        </w:rPr>
+        <w:t>evidence</w:t>
+      </w:r>
+      <w:r>
+        <w:rPr>
+          <w:b w:val="0"/>
+        </w:rPr>
+        <w:t xml:space="preserve"> and limitations; classroom pacing and learning effectiveness remain unvalidated.</w:t>
       </w:r>
     </w:p>
     <w:p>
-      <w:r>
-        <w:t>Calculator and optional local Python 3 for arithmetic; no live API or private data</w:t>
+      <w:pPr>
+        <w:pStyle w:val="Heading3"/>
+      </w:pPr>
+      <w:r>
+        <w:t>Outcomes</w:t>
       </w:r>
     </w:p>
     <w:p>
-      <w:r>
-        <w:t>Prepare the fresh retry separately and withhold its solution until after collection</w:t>
+      <w:pPr>
+        <w:spacing w:line="336" w:lineRule="auto" w:after="180"/>
+      </w:pPr>
+      <w:r>
+        <w:rPr>
+          <w:b w:val="0"/>
+        </w:rPr>
+        <w:t xml:space="preserve">Explain the </w:t>
+      </w:r>
+      <w:r>
+        <w:rPr>
+          <w:b/>
+        </w:rPr>
+        <w:t>mechanism</w:t>
+      </w:r>
+      <w:r>
+        <w:rPr>
+          <w:b w:val="0"/>
+        </w:rPr>
+        <w:t xml:space="preserve"> and terminology of capstone </w:t>
+      </w:r>
+      <w:r>
+        <w:rPr>
+          <w:b/>
+        </w:rPr>
+        <w:t>service implementation</w:t>
       </w:r>
     </w:p>
     <w:p>
       <w:pPr>
-        <w:pStyle w:val="Heading3"/>
-      </w:pPr>
-      <w:r>
-        <w:t>Prerequisite answer</w:t>
+        <w:spacing w:line="336" w:lineRule="auto" w:after="180"/>
+      </w:pPr>
+      <w:r>
+        <w:rPr>
+          <w:b w:val="0"/>
+        </w:rPr>
+        <w:t>Apply the stated procedure to a new case with a traceable result</w:t>
       </w:r>
     </w:p>
     <w:p>
-      <w:r>
-        <w:t>A result depends on the inputs, procedure and conditions that produced it. Preserve data roles and distinguish observed outcomes from predictions or unmeasured conditions. If the prior concept cannot be explained, use a short retrieval activity before this chapter.</w:t>
+      <w:pPr>
+        <w:spacing w:line="336" w:lineRule="auto" w:after="180"/>
+      </w:pPr>
+      <w:r>
+        <w:rPr>
+          <w:b w:val="0"/>
+        </w:rPr>
+        <w:t>Identify an assumption or limitation and design a revealing follow-up</w:t>
       </w:r>
     </w:p>
     <w:p>
@@ -335,45 +580,279 @@
         <w:pStyle w:val="Heading3"/>
       </w:pPr>
       <w:r>
-        <w:t>End goal for the pictorial case</w:t>
+        <w:t>Preparation</w:t>
       </w:r>
     </w:p>
     <w:p>
-      <w:r>
-        <w:t>Explain capstone service implementation using the deciding step in this fictional service.</w:t>
+      <w:pPr>
+        <w:spacing w:line="336" w:lineRule="auto" w:after="180"/>
+      </w:pPr>
+      <w:r>
+        <w:rPr>
+          <w:b w:val="0"/>
+        </w:rPr>
+        <w:t>Lesson and workbook; paper and pencil</w:t>
       </w:r>
     </w:p>
     <w:p>
-      <w:r>
-        <w:t>This added worked case illustrates the week’s main idea. Retain all original and connected topics; schedule its practice within the teaching cycle.</w:t>
+      <w:pPr>
+        <w:spacing w:line="336" w:lineRule="auto" w:after="180"/>
+      </w:pPr>
+      <w:r>
+        <w:rPr>
+          <w:b w:val="0"/>
+        </w:rPr>
+        <w:t>Calculator and optional local Python 3 for arithmetic; no live API or private data</w:t>
       </w:r>
     </w:p>
     <w:p>
       <w:pPr>
-        <w:pStyle w:val="Heading1"/>
-      </w:pPr>
-      <w:r>
-        <w:t>02. Explain and model the mechanism</w:t>
+        <w:spacing w:line="336" w:lineRule="auto" w:after="180"/>
+      </w:pPr>
+      <w:r>
+        <w:rPr>
+          <w:b w:val="0"/>
+        </w:rPr>
+        <w:t>Prepare the fresh retry separately and withhold its solution until after collection</w:t>
       </w:r>
     </w:p>
     <w:p>
-      <w:r>
-        <w:t>The engineering capstone implements a bounded read-only room service with testable interfaces. Start with a deterministic baseline before optional model wording.</w:t>
+      <w:pPr>
+        <w:pStyle w:val="Heading3"/>
+      </w:pPr>
+      <w:r>
+        <w:t>Prerequisite answer</w:t>
       </w:r>
     </w:p>
     <w:p>
-      <w:r>
-        <w:t>Begin by writing the question the procedure is intended to answer. Identify the information already supplied, the information it will produce and the information still missing. These are constructed classroom examples; they do not require live accounts, private records or an external service. Do not treat a plausible explanation as a measured outcome.</w:t>
+      <w:pPr>
+        <w:spacing w:line="336" w:lineRule="auto" w:after="180"/>
+      </w:pPr>
+      <w:r>
+        <w:rPr>
+          <w:b w:val="0"/>
+        </w:rPr>
+        <w:t xml:space="preserve">A result depends on the </w:t>
+      </w:r>
+      <w:r>
+        <w:rPr>
+          <w:b/>
+        </w:rPr>
+        <w:t>input</w:t>
+      </w:r>
+      <w:r>
+        <w:rPr>
+          <w:b w:val="0"/>
+        </w:rPr>
+        <w:t xml:space="preserve">s, procedure and conditions that produced it. Preserve data roles and distinguish observed outcomes from </w:t>
+      </w:r>
+      <w:r>
+        <w:rPr>
+          <w:b/>
+        </w:rPr>
+        <w:t>prediction</w:t>
+      </w:r>
+      <w:r>
+        <w:rPr>
+          <w:b w:val="0"/>
+        </w:rPr>
+        <w:t>s or unmeasured conditions.</w:t>
       </w:r>
     </w:p>
     <w:p>
-      <w:r>
-        <w:t>Validate request, establish session role, filter sources, lookup matching current records, return supported or review, validate output and log minimised metadata. Keep side-effect tools absent.</w:t>
+      <w:pPr>
+        <w:spacing w:line="336" w:lineRule="auto" w:after="180"/>
+      </w:pPr>
+      <w:r>
+        <w:rPr>
+          <w:b w:val="0"/>
+        </w:rPr>
+        <w:t>If the prior concept cannot be explained, use a short retrieval activity before this chapter.</w:t>
       </w:r>
     </w:p>
     <w:p>
-      <w:r>
-        <w:t>Before applying the procedure, write its units, denominator or decision boundary where relevant. A partner should be able to repeat each step using the same inputs. If a required input is absent or violates the stated contract, record that condition explicitly instead of quietly replacing it with a convenient value.</w:t>
+      <w:pPr>
+        <w:pStyle w:val="Heading3"/>
+      </w:pPr>
+      <w:r>
+        <w:t>End goal for the pictorial case</w:t>
+      </w:r>
+    </w:p>
+    <w:p>
+      <w:pPr>
+        <w:spacing w:line="336" w:lineRule="auto" w:after="180"/>
+      </w:pPr>
+      <w:r>
+        <w:rPr>
+          <w:b w:val="0"/>
+        </w:rPr>
+        <w:t xml:space="preserve">Explain capstone </w:t>
+      </w:r>
+      <w:r>
+        <w:rPr>
+          <w:b/>
+        </w:rPr>
+        <w:t>service implementation</w:t>
+      </w:r>
+      <w:r>
+        <w:rPr>
+          <w:b w:val="0"/>
+        </w:rPr>
+        <w:t xml:space="preserve"> using the deciding step in this fictional service.</w:t>
+      </w:r>
+    </w:p>
+    <w:p>
+      <w:pPr>
+        <w:spacing w:line="336" w:lineRule="auto" w:after="180"/>
+      </w:pPr>
+      <w:r>
+        <w:rPr>
+          <w:b w:val="0"/>
+        </w:rPr>
+        <w:t>This added worked case illustrates the week’s main idea. Retain all original and connected topics; schedule its practice within the teaching cycle.</w:t>
+      </w:r>
+    </w:p>
+    <w:p>
+      <w:pPr>
+        <w:pStyle w:val="Heading1"/>
+      </w:pPr>
+      <w:r>
+        <w:t>02. Explain and model the mechanism</w:t>
+      </w:r>
+    </w:p>
+    <w:p>
+      <w:r>
+        <w:t>Model Capstone service implementation using the supplied case, labelled mechanism and reasoning. Make the scope of each conclusion explicit.</w:t>
+      </w:r>
+    </w:p>
+    <w:p>
+      <w:pPr>
+        <w:spacing w:line="336" w:lineRule="auto" w:after="180"/>
+      </w:pPr>
+      <w:r>
+        <w:rPr>
+          <w:b w:val="0"/>
+        </w:rPr>
+        <w:t xml:space="preserve">The engineering capstone implements a bounded read-only room service with testable interfaces. Start with a </w:t>
+      </w:r>
+      <w:r>
+        <w:rPr>
+          <w:b/>
+        </w:rPr>
+        <w:t>deterministic baseline</w:t>
+      </w:r>
+      <w:r>
+        <w:rPr>
+          <w:b w:val="0"/>
+        </w:rPr>
+        <w:t xml:space="preserve"> before optional model wording.</w:t>
+      </w:r>
+    </w:p>
+    <w:p>
+      <w:pPr>
+        <w:pStyle w:val="Heading3"/>
+      </w:pPr>
+      <w:r>
+        <w:t>Explain Capstone service implementation · 1</w:t>
+      </w:r>
+    </w:p>
+    <w:p>
+      <w:pPr>
+        <w:spacing w:line="336" w:lineRule="auto" w:after="180"/>
+      </w:pPr>
+      <w:r>
+        <w:rPr>
+          <w:b w:val="0"/>
+        </w:rPr>
+        <w:t>Begin by writing the question the procedure is intended to answer. Identify the information already supplied, the information it will produce and the information still missing.</w:t>
+      </w:r>
+    </w:p>
+    <w:p>
+      <w:pPr>
+        <w:spacing w:line="336" w:lineRule="auto" w:after="180"/>
+      </w:pPr>
+      <w:r>
+        <w:rPr>
+          <w:b w:val="0"/>
+        </w:rPr>
+        <w:t>These are constructed classroom examples; they do not require live accounts, private records or an external service. Do not treat a plausible explanation as a measured outcome.</w:t>
+      </w:r>
+    </w:p>
+    <w:p>
+      <w:pPr>
+        <w:spacing w:line="336" w:lineRule="auto" w:after="180"/>
+      </w:pPr>
+      <w:r>
+        <w:rPr>
+          <w:b w:val="0"/>
+        </w:rPr>
+        <w:t xml:space="preserve">Validate request, establish session role, filter sources, lookup matching current records, return supported or review, validate </w:t>
+      </w:r>
+      <w:r>
+        <w:rPr>
+          <w:b/>
+        </w:rPr>
+        <w:t>output</w:t>
+      </w:r>
+      <w:r>
+        <w:rPr>
+          <w:b w:val="0"/>
+        </w:rPr>
+        <w:t xml:space="preserve"> and log minimised metadata. Keep side-effect tools absent.</w:t>
+      </w:r>
+    </w:p>
+    <w:p>
+      <w:pPr>
+        <w:pStyle w:val="Heading3"/>
+      </w:pPr>
+      <w:r>
+        <w:t>Explain Capstone service implementation · 2</w:t>
+      </w:r>
+    </w:p>
+    <w:p>
+      <w:pPr>
+        <w:spacing w:line="336" w:lineRule="auto" w:after="180"/>
+      </w:pPr>
+      <w:r>
+        <w:rPr>
+          <w:b w:val="0"/>
+        </w:rPr>
+        <w:t xml:space="preserve">Before applying the procedure, write its units, denominator or decision boundary where relevant. A partner should be able to repeat each step using the same </w:t>
+      </w:r>
+      <w:r>
+        <w:rPr>
+          <w:b/>
+        </w:rPr>
+        <w:t>input</w:t>
+      </w:r>
+      <w:r>
+        <w:rPr>
+          <w:b w:val="0"/>
+        </w:rPr>
+        <w:t>s.</w:t>
+      </w:r>
+    </w:p>
+    <w:p>
+      <w:pPr>
+        <w:spacing w:line="336" w:lineRule="auto" w:after="180"/>
+      </w:pPr>
+      <w:r>
+        <w:rPr>
+          <w:b w:val="0"/>
+        </w:rPr>
+        <w:t xml:space="preserve">If a required </w:t>
+      </w:r>
+      <w:r>
+        <w:rPr>
+          <w:b/>
+        </w:rPr>
+        <w:t>input</w:t>
+      </w:r>
+      <w:r>
+        <w:rPr>
+          <w:b w:val="0"/>
+        </w:rPr>
+        <w:t xml:space="preserve"> is absent or violates the stated contract, record that condition explicitly instead of quietly replacing it with a convenient value.</w:t>
       </w:r>
     </w:p>
     <w:tbl>
@@ -571,36 +1050,198 @@
       </w:r>
     </w:p>
     <w:p>
-      <w:r>
-        <w:t>Guided: A supported12; B review with null claims; T denied before lookup. The implementation must expose these distinct outcomes. Qualification: An implemented baseline must still pass integration, access and failure checks before release. Exit: accept a concrete variation with its predicted outcome and a stated condition that would challenge the mechanism; reject a claim resting on unmeasured evidence.</w:t>
+      <w:pPr>
+        <w:pStyle w:val="Heading3"/>
+      </w:pPr>
+      <w:r>
+        <w:t>Explain Capstone service implementation · 3</w:t>
       </w:r>
     </w:p>
     <w:p>
       <w:pPr>
-        <w:pStyle w:val="Heading3"/>
-      </w:pPr>
-      <w:r>
-        <w:t>Model the reasoning aloud</w:t>
+        <w:spacing w:line="336" w:lineRule="auto" w:after="180"/>
+      </w:pPr>
+      <w:r>
+        <w:rPr>
+          <w:b w:val="0"/>
+        </w:rPr>
+        <w:t>Guided: A supported12; B review with null claims; T denied before lookup. The implementation must expose these distinct outcomes.</w:t>
       </w:r>
     </w:p>
     <w:p>
-      <w:r>
-        <w:t>Use the complete worked example below before asking learners to complete W2. Reveal a small part, invite a prediction, then explain the deciding step. These teacher notes contain solutions; do not reveal the independent case answer during modelling.</w:t>
+      <w:pPr>
+        <w:spacing w:line="336" w:lineRule="auto" w:after="180"/>
+      </w:pPr>
+      <w:r>
+        <w:rPr>
+          <w:b w:val="0"/>
+        </w:rPr>
+        <w:t>Qualification: An implemented baseline must still pass integration, access and failure checks before release.</w:t>
       </w:r>
     </w:p>
     <w:p>
-      <w:r>
-        <w:t>Room A has approval and capacity12; room B lacks approval; teacher guide T is restricted. Student requests each.</w:t>
+      <w:pPr>
+        <w:spacing w:line="336" w:lineRule="auto" w:after="180"/>
+      </w:pPr>
+      <w:r>
+        <w:rPr>
+          <w:b w:val="0"/>
+        </w:rPr>
+        <w:t xml:space="preserve">Exit: accept a concrete variation with its predicted outcome and a stated condition that would challenge the </w:t>
+      </w:r>
+      <w:r>
+        <w:rPr>
+          <w:b/>
+        </w:rPr>
+        <w:t>mechanism</w:t>
+      </w:r>
+      <w:r>
+        <w:rPr>
+          <w:b w:val="0"/>
+        </w:rPr>
+        <w:t xml:space="preserve">; reject a claim resting on unmeasured </w:t>
+      </w:r>
+      <w:r>
+        <w:rPr>
+          <w:b/>
+        </w:rPr>
+        <w:t>evidence</w:t>
+      </w:r>
+      <w:r>
+        <w:rPr>
+          <w:b w:val="0"/>
+        </w:rPr>
+        <w:t>.</w:t>
       </w:r>
     </w:p>
     <w:p>
-      <w:r>
-        <w:t>A supported12; B review with null claims; T denied before lookup. The implementation must expose these distinct outcomes.</w:t>
+      <w:pPr>
+        <w:pStyle w:val="Heading3"/>
+      </w:pPr>
+      <w:r>
+        <w:t>Model the reasoning aloud</w:t>
       </w:r>
     </w:p>
     <w:p>
-      <w:r>
-        <w:t>Compare the intermediate evidence with the final statement. Explain why each number or decision follows from the stated inputs. The conclusion belongs to this scenario and procedure; changing the inputs, evaluation population or authority can change what it establishes. Retain the raw record so a later revision can be compared honestly.</w:t>
+      <w:pPr>
+        <w:spacing w:line="336" w:lineRule="auto" w:after="180"/>
+      </w:pPr>
+      <w:r>
+        <w:rPr>
+          <w:b w:val="0"/>
+        </w:rPr>
+        <w:t xml:space="preserve">Use the complete worked example below before asking learners to complete W2. Reveal a small part, invite a </w:t>
+      </w:r>
+      <w:r>
+        <w:rPr>
+          <w:b/>
+        </w:rPr>
+        <w:t>prediction</w:t>
+      </w:r>
+      <w:r>
+        <w:rPr>
+          <w:b w:val="0"/>
+        </w:rPr>
+        <w:t>, then explain the deciding step.</w:t>
+      </w:r>
+    </w:p>
+    <w:p>
+      <w:pPr>
+        <w:spacing w:line="336" w:lineRule="auto" w:after="180"/>
+      </w:pPr>
+      <w:r>
+        <w:rPr>
+          <w:b w:val="0"/>
+        </w:rPr>
+        <w:t>These teacher notes contain solutions; do not reveal the independent case answer during modelling.</w:t>
+      </w:r>
+    </w:p>
+    <w:p>
+      <w:pPr>
+        <w:spacing w:line="336" w:lineRule="auto" w:after="180"/>
+      </w:pPr>
+      <w:r>
+        <w:rPr>
+          <w:b w:val="0"/>
+        </w:rPr>
+        <w:t>Room A has approval and capacity12; room B lacks approval; teacher guide T is restricted. Student requests each.</w:t>
+      </w:r>
+    </w:p>
+    <w:p>
+      <w:pPr>
+        <w:spacing w:line="336" w:lineRule="auto" w:after="180"/>
+      </w:pPr>
+      <w:r>
+        <w:rPr>
+          <w:b w:val="0"/>
+        </w:rPr>
+        <w:t>A supported12; B review with null claims; T denied before lookup. The implementation must expose these distinct outcomes.</w:t>
+      </w:r>
+    </w:p>
+    <w:p>
+      <w:pPr>
+        <w:pStyle w:val="Heading3"/>
+      </w:pPr>
+      <w:r>
+        <w:t>Model the reasoning aloud · 4</w:t>
+      </w:r>
+    </w:p>
+    <w:p>
+      <w:pPr>
+        <w:spacing w:line="336" w:lineRule="auto" w:after="180"/>
+      </w:pPr>
+      <w:r>
+        <w:rPr>
+          <w:b w:val="0"/>
+        </w:rPr>
+        <w:t xml:space="preserve">Compare the intermediate </w:t>
+      </w:r>
+      <w:r>
+        <w:rPr>
+          <w:b/>
+        </w:rPr>
+        <w:t>evidence</w:t>
+      </w:r>
+      <w:r>
+        <w:rPr>
+          <w:b w:val="0"/>
+        </w:rPr>
+        <w:t xml:space="preserve"> with the final statement. Explain why each number or decision follows from the stated </w:t>
+      </w:r>
+      <w:r>
+        <w:rPr>
+          <w:b/>
+        </w:rPr>
+        <w:t>input</w:t>
+      </w:r>
+      <w:r>
+        <w:rPr>
+          <w:b w:val="0"/>
+        </w:rPr>
+        <w:t>s.</w:t>
+      </w:r>
+    </w:p>
+    <w:p>
+      <w:pPr>
+        <w:spacing w:line="336" w:lineRule="auto" w:after="180"/>
+      </w:pPr>
+      <w:r>
+        <w:rPr>
+          <w:b w:val="0"/>
+        </w:rPr>
+        <w:t xml:space="preserve">The conclusion belongs to this scenario and procedure; changing the </w:t>
+      </w:r>
+      <w:r>
+        <w:rPr>
+          <w:b/>
+        </w:rPr>
+        <w:t>input</w:t>
+      </w:r>
+      <w:r>
+        <w:rPr>
+          <w:b w:val="0"/>
+        </w:rPr>
+        <w:t>s, evaluation population or authority can change what it establishes. Retain the raw record so a later revision can be compared honestly.</w:t>
       </w:r>
     </w:p>
     <w:tbl>
@@ -706,7 +1347,13 @@
       </w:tr>
     </w:tbl>
     <w:p>
-      <w:r>
+      <w:pPr>
+        <w:spacing w:line="336" w:lineRule="auto" w:after="180"/>
+      </w:pPr>
+      <w:r>
+        <w:rPr>
+          <w:b w:val="0"/>
+        </w:rPr>
         <w:t>Use the diagram and verbal explanation together. Ask learners to match a sentence to a specific visual step; do not assign learners fixed visual or auditory learning styles.</w:t>
       </w:r>
     </w:p>
@@ -719,7 +1366,13 @@
       </w:r>
     </w:p>
     <w:p>
-      <w:r>
+      <w:pPr>
+        <w:spacing w:line="336" w:lineRule="auto" w:after="180"/>
+      </w:pPr>
+      <w:r>
+        <w:rPr>
+          <w:b w:val="0"/>
+        </w:rPr>
         <w:t>Assemble a grounded prototype. A capstone answers from three approved garden cards and has read-only tools.</w:t>
       </w:r>
     </w:p>
@@ -732,7 +1385,22 @@
       </w:r>
     </w:p>
     <w:p>
-      <w:r>
+      <w:pPr>
+        <w:pStyle w:val="Heading3"/>
+      </w:pPr>
+      <w:r>
+        <w:t>Supplied facts</w:t>
+      </w:r>
+    </w:p>
+    <w:p>
+      <w:pPr>
+        <w:spacing w:line="336" w:lineRule="auto" w:after="180"/>
+        <w:shd w:fill="F1F6FC"/>
+      </w:pPr>
+      <w:r>
+        <w:rPr>
+          <w:b w:val="0"/>
+        </w:rPr>
         <w:t>G2 says mint needs regular watering. The request asks what G2 says and asks the service to change G2.</w:t>
       </w:r>
     </w:p>
@@ -918,21 +1586,31 @@
       </w:r>
     </w:p>
     <w:p>
-      <w:r>
-        <w:t>Implementation joins retrieval, drafting, checking and authority in one observable path. Describing an edit does not authorise performing it.</w:t>
+      <w:pPr>
+        <w:pStyle w:val="Heading3"/>
+      </w:pPr>
+      <w:r>
+        <w:t>Why the result follows</w:t>
       </w:r>
     </w:p>
     <w:p>
       <w:pPr>
-        <w:pStyle w:val="Heading3"/>
-      </w:pPr>
-      <w:r>
-        <w:t>What this example does not establish</w:t>
+        <w:spacing w:line="336" w:lineRule="auto" w:after="180"/>
+        <w:shd w:fill="F1F6FC"/>
+      </w:pPr>
+      <w:r>
+        <w:rPr>
+          <w:b w:val="0"/>
+        </w:rPr>
+        <w:t>Implementation joins retrieval, drafting, checking and authority in one observable path. Describing an edit does not authorise performing it.</w:t>
       </w:r>
     </w:p>
     <w:p>
-      <w:r>
-        <w:t>A three-card prototype provides bounded evidence, not production reliability or independent gardening expertise.</w:t>
+      <w:pPr>
+        <w:pStyle w:val="Heading3"/>
+      </w:pPr>
+      <w:r>
+        <w:t>What this example does not establish</w:t>
       </w:r>
     </w:p>
     <w:p>
@@ -940,43 +1618,180 @@
         <w:pStyle w:val="Heading3"/>
       </w:pPr>
       <w:r>
-        <w:t>Change one thing in the pictured case</w:t>
+        <w:t>Keep the stated limit</w:t>
       </w:r>
     </w:p>
     <w:p>
-      <w:r>
-        <w:t>Change: Remove G2 from the approved collection.</w:t>
+      <w:pPr>
+        <w:spacing w:line="336" w:lineRule="auto" w:after="180"/>
+        <w:shd w:fill="FFF5E6"/>
+      </w:pPr>
+      <w:r>
+        <w:rPr>
+          <w:b w:val="0"/>
+        </w:rPr>
+        <w:t xml:space="preserve">A three-card prototype provides bounded </w:t>
+      </w:r>
+      <w:r>
+        <w:rPr>
+          <w:b/>
+        </w:rPr>
+        <w:t>evidence</w:t>
+      </w:r>
+      <w:r>
+        <w:rPr>
+          <w:b w:val="0"/>
+        </w:rPr>
+        <w:t>, not production reliability or independent gardening expertise.</w:t>
       </w:r>
     </w:p>
     <w:p>
-      <w:r>
-        <w:t>Prediction: Return unsupported for the fact request; editing remains prohibited.</w:t>
+      <w:pPr>
+        <w:pStyle w:val="Heading3"/>
+      </w:pPr>
+      <w:r>
+        <w:t>Change one thing in the pictured case</w:t>
       </w:r>
     </w:p>
     <w:p>
-      <w:r>
-        <w:t>Reason: Grounding needs a present source while authority comes from the independent contract.</w:t>
+      <w:pPr>
+        <w:pStyle w:val="Heading3"/>
+      </w:pPr>
+      <w:r>
+        <w:t>Change one thing</w:t>
       </w:r>
     </w:p>
     <w:p>
       <w:pPr>
-        <w:pStyle w:val="Heading3"/>
-      </w:pPr>
-      <w:r>
-        <w:t>Ask while showing the picture</w:t>
+        <w:spacing w:line="336" w:lineRule="auto" w:after="180"/>
+        <w:shd w:fill="F5F1FB"/>
+      </w:pPr>
+      <w:r>
+        <w:rPr>
+          <w:b w:val="0"/>
+        </w:rPr>
+        <w:t>Change: Remove G2 from the approved collection.</w:t>
       </w:r>
     </w:p>
     <w:p>
-      <w:r>
-        <w:t>Cover the result. Ask learners to name the inputs and predict the next step. Uncover one step, connect the icon to the actual procedure, and explain its evidence. Then change the supplied condition and compare. The picture is a representation; it does not document execution of a real AI model.</w:t>
+      <w:pPr>
+        <w:pStyle w:val="Heading3"/>
+      </w:pPr>
+      <w:r>
+        <w:t>Predicted result</w:t>
       </w:r>
     </w:p>
     <w:p>
       <w:pPr>
+        <w:spacing w:line="336" w:lineRule="auto" w:after="180"/>
+        <w:shd w:fill="F1F6FC"/>
+      </w:pPr>
+      <w:r>
+        <w:rPr>
+          <w:b/>
+        </w:rPr>
+        <w:t>Prediction</w:t>
+      </w:r>
+      <w:r>
+        <w:rPr>
+          <w:b w:val="0"/>
+        </w:rPr>
+        <w:t>: Return unsupported for the fact request; editing remains prohibited.</w:t>
+      </w:r>
+    </w:p>
+    <w:p>
+      <w:pPr>
+        <w:pStyle w:val="Heading3"/>
+      </w:pPr>
+      <w:r>
+        <w:t>Why the result follows</w:t>
+      </w:r>
+    </w:p>
+    <w:p>
+      <w:pPr>
+        <w:spacing w:line="336" w:lineRule="auto" w:after="180"/>
+        <w:shd w:fill="F1F6FC"/>
+      </w:pPr>
+      <w:r>
+        <w:rPr>
+          <w:b w:val="0"/>
+        </w:rPr>
+        <w:t>Reason: Grounding needs a present source while authority comes from the independent contract.</w:t>
+      </w:r>
+    </w:p>
+    <w:p>
+      <w:pPr>
+        <w:pStyle w:val="Heading3"/>
+      </w:pPr>
+      <w:r>
+        <w:t>Ask while showing the picture</w:t>
+      </w:r>
+    </w:p>
+    <w:p>
+      <w:pPr>
+        <w:pStyle w:val="Heading3"/>
+      </w:pPr>
+      <w:r>
+        <w:t>Ask while showing the picture · 5</w:t>
+      </w:r>
+    </w:p>
+    <w:p>
+      <w:pPr>
+        <w:spacing w:line="336" w:lineRule="auto" w:after="180"/>
+      </w:pPr>
+      <w:r>
+        <w:rPr>
+          <w:b w:val="0"/>
+        </w:rPr>
+        <w:t xml:space="preserve">Cover the result. Ask learners to name the </w:t>
+      </w:r>
+      <w:r>
+        <w:rPr>
+          <w:b/>
+        </w:rPr>
+        <w:t>input</w:t>
+      </w:r>
+      <w:r>
+        <w:rPr>
+          <w:b w:val="0"/>
+        </w:rPr>
+        <w:t xml:space="preserve">s and predict the next step. Uncover one step, connect the icon to the actual procedure, and explain its </w:t>
+      </w:r>
+      <w:r>
+        <w:rPr>
+          <w:b/>
+        </w:rPr>
+        <w:t>evidence</w:t>
+      </w:r>
+      <w:r>
+        <w:rPr>
+          <w:b w:val="0"/>
+        </w:rPr>
+        <w:t>. Then change the supplied condition and compare.</w:t>
+      </w:r>
+    </w:p>
+    <w:p>
+      <w:pPr>
+        <w:spacing w:line="336" w:lineRule="auto" w:after="180"/>
+      </w:pPr>
+      <w:r>
+        <w:rPr>
+          <w:b w:val="0"/>
+        </w:rPr>
+        <w:t>The picture is a representation; it does not document execution of a real AI model.</w:t>
+      </w:r>
+    </w:p>
+    <w:p>
+      <w:pPr>
         <w:pStyle w:val="Heading1"/>
       </w:pPr>
       <w:r>
         <w:t>03. Demonstrate and guide practice</w:t>
+      </w:r>
+    </w:p>
+    <w:p>
+      <w:r>
+        <w:t>Demonstrate Capstone service implementation, reduce support deliberately and check individual reasoning before discussing answers.</w:t>
       </w:r>
     </w:p>
     <w:tbl>
@@ -1192,36 +2007,100 @@
       </w:tr>
     </w:tbl>
     <w:p>
-      <w:r>
-        <w:t>Use the worked example in Sections 3 and 6. Collect a prediction before revealing its result; ask the learner to point to each intermediate fact.</w:t>
+      <w:pPr>
+        <w:spacing w:line="336" w:lineRule="auto" w:after="180"/>
+      </w:pPr>
+      <w:r>
+        <w:rPr>
+          <w:b w:val="0"/>
+        </w:rPr>
+        <w:t xml:space="preserve">Use the worked example in Sections 3 and 6. Collect a </w:t>
+      </w:r>
+      <w:r>
+        <w:rPr>
+          <w:b/>
+        </w:rPr>
+        <w:t>prediction</w:t>
+      </w:r>
+      <w:r>
+        <w:rPr>
+          <w:b w:val="0"/>
+        </w:rPr>
+        <w:t xml:space="preserve"> before revealing its result; ask the learner to point to each intermediate fact.</w:t>
       </w:r>
     </w:p>
     <w:p>
-      <w:r>
-        <w:t>Provide an input/procedure/result/limit frame and a calculator when needed. Ask students to identify the first step before completing the whole trace. Extension: compare two concrete variants of this mechanism while holding unrelated conditions fixed; report both successful and unsuccessful outcomes.</w:t>
+      <w:pPr>
+        <w:spacing w:line="336" w:lineRule="auto" w:after="180"/>
+      </w:pPr>
+      <w:r>
+        <w:rPr>
+          <w:b w:val="0"/>
+        </w:rPr>
+        <w:t xml:space="preserve">Provide an </w:t>
+      </w:r>
+      <w:r>
+        <w:rPr>
+          <w:b/>
+        </w:rPr>
+        <w:t>input</w:t>
+      </w:r>
+      <w:r>
+        <w:rPr>
+          <w:b w:val="0"/>
+        </w:rPr>
+        <w:t>/procedure/result/limit frame and a calculator when needed. Ask students to identify the first step before completing the whole trace.</w:t>
       </w:r>
     </w:p>
     <w:p>
       <w:pPr>
-        <w:pStyle w:val="Heading3"/>
-      </w:pPr>
-      <w:r>
-        <w:t>Reduce help deliberately</w:t>
+        <w:spacing w:line="336" w:lineRule="auto" w:after="180"/>
+      </w:pPr>
+      <w:r>
+        <w:rPr>
+          <w:b w:val="0"/>
+        </w:rPr>
+        <w:t xml:space="preserve">Extension: compare two concrete variants of this </w:t>
+      </w:r>
+      <w:r>
+        <w:rPr>
+          <w:b/>
+        </w:rPr>
+        <w:t>mechanism</w:t>
+      </w:r>
+      <w:r>
+        <w:rPr>
+          <w:b w:val="0"/>
+        </w:rPr>
+        <w:t xml:space="preserve"> while holding unrelated conditions fixed; report both successful and unsuccessful outcomes.</w:t>
       </w:r>
     </w:p>
     <w:p>
-      <w:r>
-        <w:t>Completion task: Room A has approval and capacity12; room B lacks approval; teacher guide T is restricted. Student requests each. Show the intermediate steps and give the conclusion with its scope.</w:t>
+      <w:pPr>
+        <w:pStyle w:val="Heading3"/>
+      </w:pPr>
+      <w:r>
+        <w:t>Reduce help deliberately</w:t>
       </w:r>
     </w:p>
     <w:p>
-      <w:r>
-        <w:t>Teacher check: Teacher explanation: A supported12; B review with null claims; T denied before lookup. The implementation must expose these distinct outcomes.</w:t>
+      <w:pPr>
+        <w:pStyle w:val="Heading3"/>
+      </w:pPr>
+      <w:r>
+        <w:t>Completion practice</w:t>
       </w:r>
     </w:p>
     <w:p>
-      <w:r>
-        <w:t>Start by identifying the given inputs together. Leave the intermediate steps blank. If needed, model one step, then withdraw that help on the next step. Move to a full trace only when the partial trace is understood. For partners, alternate explainer and checker; collect a response from every learner before discussion.</w:t>
+      <w:pPr>
+        <w:spacing w:line="336" w:lineRule="auto" w:after="180"/>
+        <w:shd w:fill="F5F1FB"/>
+      </w:pPr>
+      <w:r>
+        <w:rPr>
+          <w:b w:val="0"/>
+        </w:rPr>
+        <w:t>Completion task: Room A has approval and capacity12; room B lacks approval; teacher guide T is restricted. Student requests each. Show the intermediate steps and give the conclusion with its scope.</w:t>
       </w:r>
     </w:p>
     <w:p>
@@ -1229,22 +2108,53 @@
         <w:pStyle w:val="Heading3"/>
       </w:pPr>
       <w:r>
-        <w:t>Individual reasoning check</w:t>
+        <w:t>Reasoning to listen for</w:t>
       </w:r>
     </w:p>
     <w:p>
-      <w:r>
-        <w:t>Use the worked case for Capstone service implementation. Proposed explanation: “The worked result establishes every future case”. Decide whether this explanation is supported. Point to the step or supplied fact that decides; explain your repair if needed.</w:t>
+      <w:pPr>
+        <w:spacing w:line="336" w:lineRule="auto" w:after="180"/>
+        <w:shd w:fill="F1F6FC"/>
+      </w:pPr>
+      <w:r>
+        <w:rPr>
+          <w:b w:val="0"/>
+        </w:rPr>
+        <w:t>Teacher check: Teacher explanation: A supported12; B review with null claims; T denied before lookup. The implementation must expose these distinct outcomes.</w:t>
       </w:r>
     </w:p>
     <w:p>
-      <w:r>
-        <w:t>Expected correction: An implemented baseline must still pass integration, access and failure checks before release.</w:t>
+      <w:pPr>
+        <w:spacing w:line="336" w:lineRule="auto" w:after="180"/>
+      </w:pPr>
+      <w:r>
+        <w:rPr>
+          <w:b w:val="0"/>
+        </w:rPr>
+        <w:t xml:space="preserve">Start by identifying the given </w:t>
+      </w:r>
+      <w:r>
+        <w:rPr>
+          <w:b/>
+        </w:rPr>
+        <w:t>input</w:t>
+      </w:r>
+      <w:r>
+        <w:rPr>
+          <w:b w:val="0"/>
+        </w:rPr>
+        <w:t>s together. Leave the intermediate steps blank. If needed, model one step, then withdraw that help on the next step. Move to a full trace only when the partial trace is understood.</w:t>
       </w:r>
     </w:p>
     <w:p>
-      <w:r>
-        <w:t>Collect explanations, not only yes/no votes. If a misunderstanding is common, re-model the relevant step for the class. If it affects a few learners, give a short targeted group explanation while others solve a more demanding variation.</w:t>
+      <w:pPr>
+        <w:spacing w:line="336" w:lineRule="auto" w:after="180"/>
+      </w:pPr>
+      <w:r>
+        <w:rPr>
+          <w:b w:val="0"/>
+        </w:rPr>
+        <w:t>For partners, alternate explainer and checker; collect a response from every learner before discussion.</w:t>
       </w:r>
     </w:p>
     <w:p>
@@ -1252,63 +2162,296 @@
         <w:pStyle w:val="Heading3"/>
       </w:pPr>
       <w:r>
-        <w:t>Pictorial practice question</w:t>
+        <w:t>Individual reasoning check</w:t>
       </w:r>
     </w:p>
     <w:p>
-      <w:r>
-        <w:t>Trace the G2 fact request and edit request through the prototype. What can be returned, what cannot be done, and how does removing G2 change those two outcomes?</w:t>
+      <w:pPr>
+        <w:spacing w:line="336" w:lineRule="auto" w:after="180"/>
+      </w:pPr>
+      <w:r>
+        <w:rPr>
+          <w:b w:val="0"/>
+        </w:rPr>
+        <w:t xml:space="preserve">Use the worked case for Capstone </w:t>
+      </w:r>
+      <w:r>
+        <w:rPr>
+          <w:b/>
+        </w:rPr>
+        <w:t>service implementation</w:t>
+      </w:r>
+      <w:r>
+        <w:rPr>
+          <w:b w:val="0"/>
+        </w:rPr>
+        <w:t>. Proposed explanation: “The worked result establishes every future case”. Decide whether this explanation is supported.</w:t>
       </w:r>
     </w:p>
     <w:p>
       <w:pPr>
-        <w:pStyle w:val="Heading3"/>
-      </w:pPr>
-      <w:r>
-        <w:t>Reasoned teacher answer</w:t>
+        <w:spacing w:line="336" w:lineRule="auto" w:after="180"/>
+      </w:pPr>
+      <w:r>
+        <w:rPr>
+          <w:b w:val="0"/>
+        </w:rPr>
+        <w:t>Point to the step or supplied fact that decides; explain your repair if needed.</w:t>
       </w:r>
     </w:p>
     <w:p>
-      <w:r>
-        <w:t>Use the approved card for the supplied watering claim. Phrase that claim and identify G2 as its source. Refuse the change request; no edit tool is authorised. Confirm factual agreement and absence of forbidden action. Changed case: Return unsupported for the fact request; editing remains prohibited. Grounding needs a present source while authority comes from the independent contract.</w:t>
+      <w:pPr>
+        <w:pStyle w:val="Heading3"/>
+      </w:pPr>
+      <w:r>
+        <w:t>Expected repair</w:t>
       </w:r>
     </w:p>
     <w:p>
-      <w:r>
-        <w:t>Changed-case reasoning: Return unsupported for the fact request; editing remains prohibited. Grounding needs a present source while authority comes from the independent contract.</w:t>
+      <w:pPr>
+        <w:spacing w:line="336" w:lineRule="auto" w:after="180"/>
+        <w:shd w:fill="F1F6FC"/>
+      </w:pPr>
+      <w:r>
+        <w:rPr>
+          <w:b w:val="0"/>
+        </w:rPr>
+        <w:t>Expected correction: An implemented baseline must still pass integration, access and failure checks before release.</w:t>
       </w:r>
     </w:p>
     <w:p>
-      <w:r>
-        <w:t>Collect each learner’s explanation before discussion. Use the first missing connection between input, deciding step and result to choose support. This question is worked-case practice, not fresh mastery evidence.</w:t>
+      <w:pPr>
+        <w:spacing w:line="336" w:lineRule="auto" w:after="180"/>
+      </w:pPr>
+      <w:r>
+        <w:rPr>
+          <w:b w:val="0"/>
+        </w:rPr>
+        <w:t>Collect explanations, not only yes/no votes. If a misunderstanding is common, re-model the relevant step for the class.</w:t>
       </w:r>
     </w:p>
     <w:p>
       <w:pPr>
-        <w:pStyle w:val="Heading1"/>
-      </w:pPr>
-      <w:r>
-        <w:t>04. Run the investigation and diagnose misconceptions</w:t>
+        <w:spacing w:line="336" w:lineRule="auto" w:after="180"/>
+      </w:pPr>
+      <w:r>
+        <w:rPr>
+          <w:b w:val="0"/>
+        </w:rPr>
+        <w:t>If it affects a few learners, give a short targeted group explanation while others solve a more demanding variation.</w:t>
       </w:r>
     </w:p>
     <w:p>
-      <w:r>
-        <w:t>The worked result establishes every future case: An implemented baseline must still pass integration, access and failure checks before release.</w:t>
+      <w:pPr>
+        <w:pStyle w:val="Heading3"/>
+      </w:pPr>
+      <w:r>
+        <w:t>Pictorial practice question</w:t>
       </w:r>
     </w:p>
     <w:p>
-      <w:r>
-        <w:t>A missing input may be replaced without recording the change: A replacement changes the evidence or contract. Record the change and its justification; do not silently turn unknown into a measured value.</w:t>
+      <w:pPr>
+        <w:spacing w:line="336" w:lineRule="auto" w:after="180"/>
+        <w:shd w:fill="F5F1FB"/>
+      </w:pPr>
+      <w:r>
+        <w:rPr>
+          <w:b w:val="0"/>
+        </w:rPr>
+        <w:t>Trace the G2 fact request and edit request through the prototype. What can be returned, what cannot be done, and how does removing G2 change those two outcomes?</w:t>
       </w:r>
     </w:p>
     <w:p>
-      <w:r>
-        <w:t>Repeating an assessed case is new independent evidence: A replay checks consistency. An example used for feedback or revision cannot later be described as untouched final evaluation.</w:t>
+      <w:pPr>
+        <w:pStyle w:val="Heading3"/>
+      </w:pPr>
+      <w:r>
+        <w:t>Reasoned teacher answer</w:t>
       </w:r>
     </w:p>
     <w:p>
-      <w:r>
-        <w:t>Use Section 9 for the evidence ledger. Add a boundary or missing-input case and record the expected response before checking. More successful repeats of one case do not establish wider coverage.</w:t>
+      <w:pPr>
+        <w:spacing w:line="336" w:lineRule="auto" w:after="180"/>
+      </w:pPr>
+      <w:r>
+        <w:rPr>
+          <w:b w:val="0"/>
+        </w:rPr>
+        <w:t>Use the approved card for the supplied watering claim. Phrase that claim and identify G2 as its source. Refuse the change request; no edit tool is authorised. Confirm factual agreement and absence of forbidden action.</w:t>
+      </w:r>
+    </w:p>
+    <w:p>
+      <w:pPr>
+        <w:spacing w:line="336" w:lineRule="auto" w:after="180"/>
+      </w:pPr>
+      <w:r>
+        <w:rPr>
+          <w:b w:val="0"/>
+        </w:rPr>
+        <w:t>Changed case: Return unsupported for the fact request; editing remains prohibited. Grounding needs a present source while authority comes from the independent contract.</w:t>
+      </w:r>
+    </w:p>
+    <w:p>
+      <w:pPr>
+        <w:spacing w:line="336" w:lineRule="auto" w:after="180"/>
+      </w:pPr>
+      <w:r>
+        <w:rPr>
+          <w:b w:val="0"/>
+        </w:rPr>
+        <w:t>Changed-case reasoning: Return unsupported for the fact request; editing remains prohibited. Grounding needs a present source while authority comes from the independent contract.</w:t>
+      </w:r>
+    </w:p>
+    <w:p>
+      <w:pPr>
+        <w:spacing w:line="336" w:lineRule="auto" w:after="180"/>
+      </w:pPr>
+      <w:r>
+        <w:rPr>
+          <w:b w:val="0"/>
+        </w:rPr>
+        <w:t xml:space="preserve">Collect each learner’s explanation before discussion. Use the first missing connection between </w:t>
+      </w:r>
+      <w:r>
+        <w:rPr>
+          <w:b/>
+        </w:rPr>
+        <w:t>input</w:t>
+      </w:r>
+      <w:r>
+        <w:rPr>
+          <w:b w:val="0"/>
+        </w:rPr>
+        <w:t xml:space="preserve">, deciding step and result to choose support. This question is worked-case practice, not fresh mastery </w:t>
+      </w:r>
+      <w:r>
+        <w:rPr>
+          <w:b/>
+        </w:rPr>
+        <w:t>evidence</w:t>
+      </w:r>
+      <w:r>
+        <w:rPr>
+          <w:b w:val="0"/>
+        </w:rPr>
+        <w:t>.</w:t>
+      </w:r>
+    </w:p>
+    <w:p>
+      <w:pPr>
+        <w:pStyle w:val="Heading1"/>
+      </w:pPr>
+      <w:r>
+        <w:t>04. Run the investigation and diagnose misconceptions</w:t>
+      </w:r>
+    </w:p>
+    <w:p>
+      <w:r>
+        <w:t>Run the Capstone service implementation investigation and use the first unsupported step to choose a teaching response.</w:t>
+      </w:r>
+    </w:p>
+    <w:p>
+      <w:pPr>
+        <w:spacing w:line="336" w:lineRule="auto" w:after="180"/>
+      </w:pPr>
+      <w:r>
+        <w:rPr>
+          <w:b w:val="0"/>
+        </w:rPr>
+        <w:t>The worked result establishes every future case: An implemented baseline must still pass integration, access and failure checks before release.</w:t>
+      </w:r>
+    </w:p>
+    <w:p>
+      <w:pPr>
+        <w:spacing w:line="336" w:lineRule="auto" w:after="180"/>
+      </w:pPr>
+      <w:r>
+        <w:rPr>
+          <w:b w:val="0"/>
+        </w:rPr>
+        <w:t xml:space="preserve">A missing </w:t>
+      </w:r>
+      <w:r>
+        <w:rPr>
+          <w:b/>
+        </w:rPr>
+        <w:t>input</w:t>
+      </w:r>
+      <w:r>
+        <w:rPr>
+          <w:b w:val="0"/>
+        </w:rPr>
+        <w:t xml:space="preserve"> may be replaced without recording the change: A replacement changes the </w:t>
+      </w:r>
+      <w:r>
+        <w:rPr>
+          <w:b/>
+        </w:rPr>
+        <w:t>evidence</w:t>
+      </w:r>
+      <w:r>
+        <w:rPr>
+          <w:b w:val="0"/>
+        </w:rPr>
+        <w:t xml:space="preserve"> or contract. Record the change and its justification; do not silently turn unknown into a measured value.</w:t>
+      </w:r>
+    </w:p>
+    <w:p>
+      <w:pPr>
+        <w:spacing w:line="336" w:lineRule="auto" w:after="180"/>
+      </w:pPr>
+      <w:r>
+        <w:rPr>
+          <w:b w:val="0"/>
+        </w:rPr>
+        <w:t xml:space="preserve">Repeating an assessed case is new independent </w:t>
+      </w:r>
+      <w:r>
+        <w:rPr>
+          <w:b/>
+        </w:rPr>
+        <w:t>evidence</w:t>
+      </w:r>
+      <w:r>
+        <w:rPr>
+          <w:b w:val="0"/>
+        </w:rPr>
+        <w:t>: A replay checks consistency. An example used for feedback or revision cannot later be described as untouched final evaluation.</w:t>
+      </w:r>
+    </w:p>
+    <w:p>
+      <w:pPr>
+        <w:spacing w:line="336" w:lineRule="auto" w:after="180"/>
+      </w:pPr>
+      <w:r>
+        <w:rPr>
+          <w:b w:val="0"/>
+        </w:rPr>
+        <w:t xml:space="preserve">Use Section 9 for the </w:t>
+      </w:r>
+      <w:r>
+        <w:rPr>
+          <w:b/>
+        </w:rPr>
+        <w:t>evidence</w:t>
+      </w:r>
+      <w:r>
+        <w:rPr>
+          <w:b w:val="0"/>
+        </w:rPr>
+        <w:t xml:space="preserve"> ledger. Add a boundary or missing-</w:t>
+      </w:r>
+      <w:r>
+        <w:rPr>
+          <w:b/>
+        </w:rPr>
+        <w:t>input</w:t>
+      </w:r>
+      <w:r>
+        <w:rPr>
+          <w:b w:val="0"/>
+        </w:rPr>
+        <w:t xml:space="preserve"> case and record the expected response before checking. More successful repeats of one case do not establish wider coverage.</w:t>
       </w:r>
     </w:p>
     <w:p>
@@ -1466,29 +2609,38 @@
       </w:tr>
     </w:tbl>
     <w:p>
-      <w:r>
-        <w:t>Offer an oral explanation, drawing, enlarged visual or fewer examples when that removes a reading/writing barrier. Keep the same reasoning goal. Stretch secure learners by changing a boundary or assumption and asking them to defend the effect, not simply by assigning more of the same questions.</w:t>
+      <w:pPr>
+        <w:spacing w:line="336" w:lineRule="auto" w:after="180"/>
+      </w:pPr>
+      <w:r>
+        <w:rPr>
+          <w:b w:val="0"/>
+        </w:rPr>
+        <w:t>Offer an oral explanation, drawing, enlarged visual or fewer examples when that removes a reading/writing barrier. Keep the same reasoning goal.</w:t>
       </w:r>
     </w:p>
     <w:p>
       <w:pPr>
-        <w:pStyle w:val="Heading1"/>
-      </w:pPr>
-      <w:r>
-        <w:t>05. Assess and explain the answers</w:t>
+        <w:spacing w:line="336" w:lineRule="auto" w:after="180"/>
+      </w:pPr>
+      <w:r>
+        <w:rPr>
+          <w:b w:val="0"/>
+        </w:rPr>
+        <w:t>Stretch secure learners by changing a boundary or assumption and asking them to defend the effect, not simply by assigning more of the same questions.</w:t>
       </w:r>
     </w:p>
     <w:p>
       <w:pPr>
-        <w:pStyle w:val="Heading3"/>
-      </w:pPr>
-      <w:r>
-        <w:t>Guided and exit questions</w:t>
+        <w:pStyle w:val="Heading1"/>
+      </w:pPr>
+      <w:r>
+        <w:t>05. Assess and explain the answers</w:t>
       </w:r>
     </w:p>
     <w:p>
       <w:r>
-        <w:t>Guided: A supported12; B review with null claims; T denied before lookup. The implementation must expose these distinct outcomes. Qualification: An implemented baseline must still pass integration, access and failure checks before release. Exit: accept a concrete variation with its predicted outcome and a stated condition that would challenge the mechanism; reject a claim resting on unmeasured evidence.</w:t>
+        <w:t>Use the Capstone service implementation questions, teacher keys and criteria after the relevant attempts. Previously discussed cases are practice; protect the separately selected independent task.</w:t>
       </w:r>
     </w:p>
     <w:p>
@@ -1496,89 +2648,232 @@
         <w:pStyle w:val="Heading3"/>
       </w:pPr>
       <w:r>
-        <w:t>W1 Explain the mechanism</w:t>
+        <w:t>Guided and exit questions</w:t>
       </w:r>
     </w:p>
     <w:p>
-      <w:r>
-        <w:t>Explain the weekly mechanism in your own words. Use the worked scenario to name its input, decision rule and output.</w:t>
+      <w:pPr>
+        <w:spacing w:line="336" w:lineRule="auto" w:after="180"/>
+      </w:pPr>
+      <w:r>
+        <w:rPr>
+          <w:b w:val="0"/>
+        </w:rPr>
+        <w:t>Guided: A supported12; B review with null claims; T denied before lookup. The implementation must expose these distinct outcomes.</w:t>
       </w:r>
     </w:p>
     <w:p>
-      <w:r>
-        <w:t>Teacher explanation: The engineering capstone implements a bounded read-only room service with testable interfaces. Start with a deterministic baseline before optional model wording. Validate request, establish session role, filter sources, lookup matching current records, return supported or review, validate output and log minimised metadata. Keep side-effect tools absent.</w:t>
+      <w:pPr>
+        <w:spacing w:line="336" w:lineRule="auto" w:after="180"/>
+      </w:pPr>
+      <w:r>
+        <w:rPr>
+          <w:b w:val="0"/>
+        </w:rPr>
+        <w:t>Qualification: An implemented baseline must still pass integration, access and failure checks before release.</w:t>
       </w:r>
     </w:p>
     <w:p>
       <w:pPr>
-        <w:pStyle w:val="Heading3"/>
-      </w:pPr>
-      <w:r>
-        <w:t>W2 Trace the worked case</w:t>
+        <w:spacing w:line="336" w:lineRule="auto" w:after="180"/>
+      </w:pPr>
+      <w:r>
+        <w:rPr>
+          <w:b w:val="0"/>
+        </w:rPr>
+        <w:t xml:space="preserve">Exit: accept a concrete variation with its predicted outcome and a stated condition that would challenge the </w:t>
+      </w:r>
+      <w:r>
+        <w:rPr>
+          <w:b/>
+        </w:rPr>
+        <w:t>mechanism</w:t>
+      </w:r>
+      <w:r>
+        <w:rPr>
+          <w:b w:val="0"/>
+        </w:rPr>
+        <w:t xml:space="preserve">; reject a claim resting on unmeasured </w:t>
+      </w:r>
+      <w:r>
+        <w:rPr>
+          <w:b/>
+        </w:rPr>
+        <w:t>evidence</w:t>
+      </w:r>
+      <w:r>
+        <w:rPr>
+          <w:b w:val="0"/>
+        </w:rPr>
+        <w:t>.</w:t>
       </w:r>
     </w:p>
     <w:p>
-      <w:r>
-        <w:t>Room A has approval and capacity12; room B lacks approval; teacher guide T is restricted. Student requests each. Show the intermediate steps and give the conclusion with its scope.</w:t>
+      <w:pPr>
+        <w:pStyle w:val="Heading3"/>
+      </w:pPr>
+      <w:r>
+        <w:t>W1 Explain the mechanism</w:t>
       </w:r>
     </w:p>
     <w:p>
-      <w:r>
-        <w:t>Teacher explanation: A supported12; B review with null claims; T denied before lookup. The implementation must expose these distinct outcomes.</w:t>
+      <w:pPr>
+        <w:pStyle w:val="Heading3"/>
+      </w:pPr>
+      <w:r>
+        <w:t>Workbook question · W1</w:t>
       </w:r>
     </w:p>
     <w:p>
       <w:pPr>
-        <w:pStyle w:val="Heading3"/>
-      </w:pPr>
-      <w:r>
-        <w:t>W3 Audit the limit</w:t>
+        <w:spacing w:line="336" w:lineRule="auto" w:after="180"/>
+        <w:shd w:fill="F5F1FB"/>
+      </w:pPr>
+      <w:r>
+        <w:rPr>
+          <w:b w:val="0"/>
+        </w:rPr>
+        <w:t xml:space="preserve">Explain the weekly </w:t>
+      </w:r>
+      <w:r>
+        <w:rPr>
+          <w:b/>
+        </w:rPr>
+        <w:t>mechanism</w:t>
+      </w:r>
+      <w:r>
+        <w:rPr>
+          <w:b w:val="0"/>
+        </w:rPr>
+        <w:t xml:space="preserve"> in your own words. Use the worked scenario to name its </w:t>
+      </w:r>
+      <w:r>
+        <w:rPr>
+          <w:b/>
+        </w:rPr>
+        <w:t>input</w:t>
+      </w:r>
+      <w:r>
+        <w:rPr>
+          <w:b w:val="0"/>
+        </w:rPr>
+        <w:t xml:space="preserve">, decision rule and </w:t>
+      </w:r>
+      <w:r>
+        <w:rPr>
+          <w:b/>
+        </w:rPr>
+        <w:t>output</w:t>
+      </w:r>
+      <w:r>
+        <w:rPr>
+          <w:b w:val="0"/>
+        </w:rPr>
+        <w:t>.</w:t>
       </w:r>
     </w:p>
     <w:p>
-      <w:r>
-        <w:t>A report omits this qualification: An implemented baseline must still pass integration, access and failure checks before release. Explain how omitting it could change a reader's interpretation, and write an accurate replacement.</w:t>
+      <w:pPr>
+        <w:pStyle w:val="Heading3"/>
+      </w:pPr>
+      <w:r>
+        <w:t>Teacher reasoning · W1</w:t>
       </w:r>
     </w:p>
     <w:p>
-      <w:r>
-        <w:t>Teacher explanation: An implemented baseline must still pass integration, access and failure checks before release. State the observed result separately from the unverified or out-of-scope claim; preserve the original evidence rather than inventing a missing fact.</w:t>
+      <w:pPr>
+        <w:spacing w:line="336" w:lineRule="auto" w:after="180"/>
+        <w:shd w:fill="F1F6FC"/>
+      </w:pPr>
+      <w:r>
+        <w:rPr>
+          <w:b w:val="0"/>
+        </w:rPr>
+        <w:t xml:space="preserve">Teacher explanation: The engineering capstone implements a bounded read-only room service with testable interfaces. Start with a </w:t>
+      </w:r>
+      <w:r>
+        <w:rPr>
+          <w:b/>
+        </w:rPr>
+        <w:t>deterministic baseline</w:t>
+      </w:r>
+      <w:r>
+        <w:rPr>
+          <w:b w:val="0"/>
+        </w:rPr>
+        <w:t xml:space="preserve"> before optional model wording.</w:t>
       </w:r>
     </w:p>
     <w:p>
       <w:pPr>
-        <w:pStyle w:val="Heading3"/>
-      </w:pPr>
-      <w:r>
-        <w:t>W4 Apply a new case independently</w:t>
+        <w:spacing w:line="336" w:lineRule="auto" w:after="180"/>
+        <w:shd w:fill="F1F6FC"/>
+      </w:pPr>
+      <w:r>
+        <w:rPr>
+          <w:b w:val="0"/>
+        </w:rPr>
+        <w:t xml:space="preserve">Validate request, establish session role, filter sources, lookup matching current records, return supported or review, validate </w:t>
+      </w:r>
+      <w:r>
+        <w:rPr>
+          <w:b/>
+        </w:rPr>
+        <w:t>output</w:t>
+      </w:r>
+      <w:r>
+        <w:rPr>
+          <w:b w:val="0"/>
+        </w:rPr>
+        <w:t xml:space="preserve"> and log minimised metadata. Keep side-effect tools absent.</w:t>
       </w:r>
     </w:p>
     <w:p>
-      <w:r>
-        <w:t>Room C has current approval and capacity0; D lacks register. Student requests C, D.</w:t>
+      <w:pPr>
+        <w:pStyle w:val="Heading3"/>
+      </w:pPr>
+      <w:r>
+        <w:t>W2 Trace the worked case</w:t>
       </w:r>
     </w:p>
     <w:p>
-      <w:r>
-        <w:t>Teacher explanation: C supported with measured0; D review with null claims. Preserve zero and missing separately.</w:t>
+      <w:pPr>
+        <w:pStyle w:val="Heading3"/>
+      </w:pPr>
+      <w:r>
+        <w:t>Workbook question · W2</w:t>
       </w:r>
     </w:p>
     <w:p>
       <w:pPr>
-        <w:pStyle w:val="Heading3"/>
-      </w:pPr>
-      <w:r>
-        <w:t>W5 Design a revealing follow-up</w:t>
+        <w:spacing w:line="336" w:lineRule="auto" w:after="180"/>
+        <w:shd w:fill="F5F1FB"/>
+      </w:pPr>
+      <w:r>
+        <w:rPr>
+          <w:b w:val="0"/>
+        </w:rPr>
+        <w:t>Room A has approval and capacity12; room B lacks approval; teacher guide T is restricted. Student requests each. Show the intermediate steps and give the conclusion with its scope.</w:t>
       </w:r>
     </w:p>
     <w:p>
-      <w:r>
-        <w:t>For the worked scenario, propose one additional case that could reveal a failure, describe its expected outcome before running it, and explain what would need to remain fixed for a fair comparison. Do not reuse W4 as a new final test after receiving feedback.</w:t>
+      <w:pPr>
+        <w:pStyle w:val="Heading3"/>
+      </w:pPr>
+      <w:r>
+        <w:t>Teacher reasoning · W2</w:t>
       </w:r>
     </w:p>
     <w:p>
-      <w:r>
-        <w:t>Teacher explanation: Accept a concrete variant of the worked input or a missing/conflicting/boundary condition, with an expectation derived from the declared procedure. Require preserved settings, original outputs and data roles. An implemented baseline must still pass integration, access and failure checks before release. The new case should test this particular mechanism rather than merely restate the original result.</w:t>
+      <w:pPr>
+        <w:spacing w:line="336" w:lineRule="auto" w:after="180"/>
+        <w:shd w:fill="F1F6FC"/>
+      </w:pPr>
+      <w:r>
+        <w:rPr>
+          <w:b w:val="0"/>
+        </w:rPr>
+        <w:t>Teacher explanation: A supported12; B review with null claims; T denied before lookup. The implementation must expose these distinct outcomes.</w:t>
       </w:r>
     </w:p>
     <w:p>
@@ -1586,25 +2881,39 @@
         <w:pStyle w:val="Heading3"/>
       </w:pPr>
       <w:r>
-        <w:t>Independent assessment and fresh retry</w:t>
+        <w:t>W3 Audit the limit</w:t>
       </w:r>
     </w:p>
     <w:p>
-      <w:r>
-        <w:t>W4: C supported with measured0; D review with null claims. Preserve zero and missing separately. Require intermediate reasoning and the stated scope. Fresh retry: Room E approval conflicts with another current record; no precedence. Expected reasoning: Review with null claims; do not choose first record. Test exact failure path. If students need support, record it and reassess with another new case rather than awarding independence to a copied answer.</w:t>
+      <w:pPr>
+        <w:pStyle w:val="Heading3"/>
+      </w:pPr>
+      <w:r>
+        <w:t>Workbook question · W3</w:t>
       </w:r>
     </w:p>
     <w:p>
       <w:pPr>
-        <w:pStyle w:val="Heading3"/>
-      </w:pPr>
-      <w:r>
-        <w:t>Assess independent transfer</w:t>
+        <w:spacing w:line="336" w:lineRule="auto" w:after="180"/>
+        <w:shd w:fill="F5F1FB"/>
+      </w:pPr>
+      <w:r>
+        <w:rPr>
+          <w:b w:val="0"/>
+        </w:rPr>
+        <w:t>A report omits this qualification: An implemented baseline must still pass integration, access and failure checks before release.</w:t>
       </w:r>
     </w:p>
     <w:p>
-      <w:r>
-        <w:t>Selected case: Room C has current approval and capacity0; D lacks register. Student requests C, D.</w:t>
+      <w:pPr>
+        <w:spacing w:line="336" w:lineRule="auto" w:after="180"/>
+        <w:shd w:fill="F5F1FB"/>
+      </w:pPr>
+      <w:r>
+        <w:rPr>
+          <w:b w:val="0"/>
+        </w:rPr>
+        <w:t>Explain how omitting it could change a reader's interpretation, and write an accurate replacement.</w:t>
       </w:r>
     </w:p>
     <w:p>
@@ -1612,11 +2921,318 @@
         <w:pStyle w:val="Heading3"/>
       </w:pPr>
       <w:r>
-        <w:t>Selected case answer</w:t>
+        <w:t>Teacher reasoning · W3</w:t>
       </w:r>
     </w:p>
     <w:p>
-      <w:r>
+      <w:pPr>
+        <w:spacing w:line="336" w:lineRule="auto" w:after="180"/>
+        <w:shd w:fill="F1F6FC"/>
+      </w:pPr>
+      <w:r>
+        <w:rPr>
+          <w:b w:val="0"/>
+        </w:rPr>
+        <w:t>Teacher explanation: An implemented baseline must still pass integration, access and failure checks before release.</w:t>
+      </w:r>
+    </w:p>
+    <w:p>
+      <w:pPr>
+        <w:spacing w:line="336" w:lineRule="auto" w:after="180"/>
+        <w:shd w:fill="F1F6FC"/>
+      </w:pPr>
+      <w:r>
+        <w:rPr>
+          <w:b w:val="0"/>
+        </w:rPr>
+        <w:t xml:space="preserve">State the observed result separately from the unverified or out-of-scope claim; preserve the original </w:t>
+      </w:r>
+      <w:r>
+        <w:rPr>
+          <w:b/>
+        </w:rPr>
+        <w:t>evidence</w:t>
+      </w:r>
+      <w:r>
+        <w:rPr>
+          <w:b w:val="0"/>
+        </w:rPr>
+        <w:t xml:space="preserve"> rather than inventing a missing fact.</w:t>
+      </w:r>
+    </w:p>
+    <w:p>
+      <w:pPr>
+        <w:pStyle w:val="Heading3"/>
+      </w:pPr>
+      <w:r>
+        <w:t>W4 Apply a new case independently</w:t>
+      </w:r>
+    </w:p>
+    <w:p>
+      <w:pPr>
+        <w:pStyle w:val="Heading3"/>
+      </w:pPr>
+      <w:r>
+        <w:t>Workbook question · W4</w:t>
+      </w:r>
+    </w:p>
+    <w:p>
+      <w:pPr>
+        <w:spacing w:line="336" w:lineRule="auto" w:after="180"/>
+        <w:shd w:fill="F5F1FB"/>
+      </w:pPr>
+      <w:r>
+        <w:rPr>
+          <w:b w:val="0"/>
+        </w:rPr>
+        <w:t>Room C has current approval and capacity0; D lacks register. Student requests C, D.</w:t>
+      </w:r>
+    </w:p>
+    <w:p>
+      <w:pPr>
+        <w:pStyle w:val="Heading3"/>
+      </w:pPr>
+      <w:r>
+        <w:t>Teacher reasoning · W4</w:t>
+      </w:r>
+    </w:p>
+    <w:p>
+      <w:pPr>
+        <w:spacing w:line="336" w:lineRule="auto" w:after="180"/>
+        <w:shd w:fill="F1F6FC"/>
+      </w:pPr>
+      <w:r>
+        <w:rPr>
+          <w:b w:val="0"/>
+        </w:rPr>
+        <w:t>Teacher explanation: C supported with measured0; D review with null claims. Preserve zero and missing separately.</w:t>
+      </w:r>
+    </w:p>
+    <w:p>
+      <w:pPr>
+        <w:pStyle w:val="Heading3"/>
+      </w:pPr>
+      <w:r>
+        <w:t>W5 Design a revealing follow-up</w:t>
+      </w:r>
+    </w:p>
+    <w:p>
+      <w:pPr>
+        <w:pStyle w:val="Heading3"/>
+      </w:pPr>
+      <w:r>
+        <w:t>Workbook question · W5</w:t>
+      </w:r>
+    </w:p>
+    <w:p>
+      <w:pPr>
+        <w:spacing w:line="336" w:lineRule="auto" w:after="180"/>
+        <w:shd w:fill="F5F1FB"/>
+      </w:pPr>
+      <w:r>
+        <w:rPr>
+          <w:b w:val="0"/>
+        </w:rPr>
+        <w:t>For the worked scenario, propose one additional case that could reveal a failure, describe its expected outcome before running it, and explain what would need to remain fixed for a fair comparison.</w:t>
+      </w:r>
+    </w:p>
+    <w:p>
+      <w:pPr>
+        <w:spacing w:line="336" w:lineRule="auto" w:after="180"/>
+        <w:shd w:fill="F5F1FB"/>
+      </w:pPr>
+      <w:r>
+        <w:rPr>
+          <w:b w:val="0"/>
+        </w:rPr>
+        <w:t>Do not reuse W4 as a new final test after receiving feedback.</w:t>
+      </w:r>
+    </w:p>
+    <w:p>
+      <w:pPr>
+        <w:pStyle w:val="Heading3"/>
+      </w:pPr>
+      <w:r>
+        <w:t>Teacher reasoning · W5</w:t>
+      </w:r>
+    </w:p>
+    <w:p>
+      <w:pPr>
+        <w:spacing w:line="336" w:lineRule="auto" w:after="180"/>
+        <w:shd w:fill="F1F6FC"/>
+      </w:pPr>
+      <w:r>
+        <w:rPr>
+          <w:b w:val="0"/>
+        </w:rPr>
+        <w:t xml:space="preserve">Teacher explanation: Accept a concrete variant of the worked </w:t>
+      </w:r>
+      <w:r>
+        <w:rPr>
+          <w:b/>
+        </w:rPr>
+        <w:t>input</w:t>
+      </w:r>
+      <w:r>
+        <w:rPr>
+          <w:b w:val="0"/>
+        </w:rPr>
+        <w:t xml:space="preserve"> or a missing/conflicting/boundary condition, with an expectation derived from the declared procedure.</w:t>
+      </w:r>
+    </w:p>
+    <w:p>
+      <w:pPr>
+        <w:spacing w:line="336" w:lineRule="auto" w:after="180"/>
+        <w:shd w:fill="F1F6FC"/>
+      </w:pPr>
+      <w:r>
+        <w:rPr>
+          <w:b w:val="0"/>
+        </w:rPr>
+        <w:t xml:space="preserve">Require preserved settings, original </w:t>
+      </w:r>
+      <w:r>
+        <w:rPr>
+          <w:b/>
+        </w:rPr>
+        <w:t>output</w:t>
+      </w:r>
+      <w:r>
+        <w:rPr>
+          <w:b w:val="0"/>
+        </w:rPr>
+        <w:t>s and data roles. An implemented baseline must still pass integration, access and failure checks before release.</w:t>
+      </w:r>
+    </w:p>
+    <w:p>
+      <w:pPr>
+        <w:spacing w:line="336" w:lineRule="auto" w:after="180"/>
+        <w:shd w:fill="F1F6FC"/>
+      </w:pPr>
+      <w:r>
+        <w:rPr>
+          <w:b w:val="0"/>
+        </w:rPr>
+        <w:t xml:space="preserve">The new case should test this particular </w:t>
+      </w:r>
+      <w:r>
+        <w:rPr>
+          <w:b/>
+        </w:rPr>
+        <w:t>mechanism</w:t>
+      </w:r>
+      <w:r>
+        <w:rPr>
+          <w:b w:val="0"/>
+        </w:rPr>
+        <w:t xml:space="preserve"> rather than merely restate the original result.</w:t>
+      </w:r>
+    </w:p>
+    <w:p>
+      <w:pPr>
+        <w:pStyle w:val="Heading3"/>
+      </w:pPr>
+      <w:r>
+        <w:t>Independent assessment and fresh retry</w:t>
+      </w:r>
+    </w:p>
+    <w:p>
+      <w:pPr>
+        <w:pStyle w:val="Heading3"/>
+      </w:pPr>
+      <w:r>
+        <w:t>Teacher key · Independent assessment and fresh retry</w:t>
+      </w:r>
+    </w:p>
+    <w:p>
+      <w:pPr>
+        <w:spacing w:line="336" w:lineRule="auto" w:after="180"/>
+        <w:shd w:fill="F1F6FC"/>
+      </w:pPr>
+      <w:r>
+        <w:rPr>
+          <w:b w:val="0"/>
+        </w:rPr>
+        <w:t>W4: C supported with measured0; D review with null claims. Preserve zero and missing separately. Require intermediate reasoning and the stated scope.</w:t>
+      </w:r>
+    </w:p>
+    <w:p>
+      <w:pPr>
+        <w:spacing w:line="336" w:lineRule="auto" w:after="180"/>
+        <w:shd w:fill="F1F6FC"/>
+      </w:pPr>
+      <w:r>
+        <w:rPr>
+          <w:b w:val="0"/>
+        </w:rPr>
+        <w:t>Fresh retry: Room E approval conflicts with another current record; no precedence. Expected reasoning: Review with null claims; do not choose first record. Test exact failure path.</w:t>
+      </w:r>
+    </w:p>
+    <w:p>
+      <w:pPr>
+        <w:spacing w:line="336" w:lineRule="auto" w:after="180"/>
+        <w:shd w:fill="F1F6FC"/>
+      </w:pPr>
+      <w:r>
+        <w:rPr>
+          <w:b w:val="0"/>
+        </w:rPr>
+        <w:t>If students need support, record it and reassess with another new case rather than awarding independence to a copied answer.</w:t>
+      </w:r>
+    </w:p>
+    <w:p>
+      <w:pPr>
+        <w:pStyle w:val="Heading3"/>
+      </w:pPr>
+      <w:r>
+        <w:t>Assess independent transfer</w:t>
+      </w:r>
+    </w:p>
+    <w:p>
+      <w:pPr>
+        <w:pStyle w:val="Heading3"/>
+      </w:pPr>
+      <w:r>
+        <w:t>Independent question · withhold the key</w:t>
+      </w:r>
+    </w:p>
+    <w:p>
+      <w:pPr>
+        <w:spacing w:line="336" w:lineRule="auto" w:after="180"/>
+        <w:shd w:fill="F5F1FB"/>
+      </w:pPr>
+      <w:r>
+        <w:rPr>
+          <w:b w:val="0"/>
+        </w:rPr>
+        <w:t>Selected case: Room C has current approval and capacity0; D lacks register. Student requests C, D.</w:t>
+      </w:r>
+    </w:p>
+    <w:p>
+      <w:pPr>
+        <w:pStyle w:val="Heading3"/>
+      </w:pPr>
+      <w:r>
+        <w:t>Selected case answer</w:t>
+      </w:r>
+    </w:p>
+    <w:p>
+      <w:pPr>
+        <w:pStyle w:val="Heading3"/>
+      </w:pPr>
+      <w:r>
+        <w:t>Teacher key · Selected case answer</w:t>
+      </w:r>
+    </w:p>
+    <w:p>
+      <w:pPr>
+        <w:spacing w:line="336" w:lineRule="auto" w:after="180"/>
+        <w:shd w:fill="F1F6FC"/>
+      </w:pPr>
+      <w:r>
+        <w:rPr>
+          <w:b w:val="0"/>
+        </w:rPr>
         <w:t>Teacher explanation: C supported with measured0; D review with null claims. Preserve zero and missing separately.</w:t>
       </w:r>
     </w:p>
@@ -1723,67 +3339,257 @@
       </w:tr>
     </w:tbl>
     <w:p>
-      <w:r>
-        <w:t>Record each dimension as not yet, with support, or independent. Accept a valid alternative procedure with a defensible trace. Do not penalise an honestly recorded model failure if the learner correctly explains its evidence and limits.</w:t>
+      <w:pPr>
+        <w:pStyle w:val="Heading3"/>
+      </w:pPr>
+      <w:r>
+        <w:t>Teacher key · Selected case answer</w:t>
       </w:r>
     </w:p>
     <w:p>
       <w:pPr>
-        <w:pStyle w:val="Heading3"/>
-      </w:pPr>
-      <w:r>
-        <w:t>Feedback that the learner uses</w:t>
+        <w:spacing w:line="336" w:lineRule="auto" w:after="180"/>
+        <w:shd w:fill="F1F6FC"/>
+      </w:pPr>
+      <w:r>
+        <w:rPr>
+          <w:b w:val="0"/>
+        </w:rPr>
+        <w:t>Record each dimension as not yet, with support, or independent. Accept a valid alternative procedure with a defensible trace.</w:t>
       </w:r>
     </w:p>
     <w:p>
-      <w:r>
-        <w:t>Name the earliest unsupported step and give one action to repair it. Have the learner make that repair now and explain why. Then assess the relevant skill on a fresh, fully specified case. Confirm it was not previously practised with feedback; solve and check the new case before assigning it. A follow-up design prompt is a starting brief, not automatically an equivalent test.</w:t>
+      <w:pPr>
+        <w:spacing w:line="336" w:lineRule="auto" w:after="180"/>
+        <w:shd w:fill="F1F6FC"/>
+      </w:pPr>
+      <w:r>
+        <w:rPr>
+          <w:b w:val="0"/>
+        </w:rPr>
+        <w:t xml:space="preserve">Do not penalise an honestly recorded model failure if the learner correctly explains its </w:t>
+      </w:r>
+      <w:r>
+        <w:rPr>
+          <w:b/>
+        </w:rPr>
+        <w:t>evidence</w:t>
+      </w:r>
+      <w:r>
+        <w:rPr>
+          <w:b w:val="0"/>
+        </w:rPr>
+        <w:t xml:space="preserve"> and limits.</w:t>
       </w:r>
     </w:p>
     <w:p>
       <w:pPr>
-        <w:pStyle w:val="Heading1"/>
-      </w:pPr>
-      <w:r>
-        <w:t>06. Connect the project, support and next lesson</w:t>
+        <w:pStyle w:val="Heading3"/>
+      </w:pPr>
+      <w:r>
+        <w:t>Feedback that the learner uses</w:t>
       </w:r>
     </w:p>
     <w:p>
-      <w:r>
-        <w:t>For Grounded Learning Service, use this week’s independent task as a rehearsal for the final evidence pack: Room C has current approval and capacity0; D lacks register. Student requests C, D. Keep actual observations separate from expected results, preserve failures, compare a baseline and explain the limits.</w:t>
+      <w:pPr>
+        <w:spacing w:line="336" w:lineRule="auto" w:after="180"/>
+      </w:pPr>
+      <w:r>
+        <w:rPr>
+          <w:b w:val="0"/>
+        </w:rPr>
+        <w:t>Name the earliest unsupported step and give one action to repair it. Have the learner make that repair now and explain why. Then assess the relevant skill on a fresh, fully specified case.</w:t>
       </w:r>
     </w:p>
     <w:p>
-      <w:r>
-        <w:t>Provide an input/procedure/result/limit frame and a calculator when needed. Ask students to identify the first step before completing the whole trace. Extension: compare two concrete variants of this mechanism while holding unrelated conditions fixed; report both successful and unsuccessful outcomes.</w:t>
+      <w:pPr>
+        <w:spacing w:line="336" w:lineRule="auto" w:after="180"/>
+      </w:pPr>
+      <w:r>
+        <w:rPr>
+          <w:b w:val="0"/>
+        </w:rPr>
+        <w:t>Confirm it was not previously practised with feedback; solve and check the new case before assigning it. A follow-up design prompt is a starting brief, not automatically an equivalent test.</w:t>
       </w:r>
     </w:p>
     <w:p>
-      <w:r>
-        <w:t>Next connection: Capstone failure testing. Preserve the current case record and retrieve its evidence boundary before moving on.</w:t>
+      <w:pPr>
+        <w:pStyle w:val="Heading1"/>
+      </w:pPr>
+      <w:r>
+        <w:t>06. Connect the project, support and next lesson</w:t>
       </w:r>
     </w:p>
     <w:p>
       <w:r>
-        <w:t>Retain the project ledger and assess a changed case after support. Check the relevant prerequisite before carrying this component forward.</w:t>
+        <w:t>Connect Capstone service implementation to Grounded Learning Service, adapt support and plan a later changed-case check.</w:t>
       </w:r>
     </w:p>
     <w:p>
       <w:pPr>
-        <w:pStyle w:val="Heading3"/>
-      </w:pPr>
-      <w:r>
-        <w:t>Plan the delayed return</w:t>
+        <w:spacing w:line="336" w:lineRule="auto" w:after="180"/>
+      </w:pPr>
+      <w:r>
+        <w:rPr>
+          <w:b w:val="0"/>
+        </w:rPr>
+        <w:t xml:space="preserve">For Grounded Learning Service, use this week’s independent task as a rehearsal for the final </w:t>
+      </w:r>
+      <w:r>
+        <w:rPr>
+          <w:b/>
+        </w:rPr>
+        <w:t>evidence</w:t>
+      </w:r>
+      <w:r>
+        <w:rPr>
+          <w:b w:val="0"/>
+        </w:rPr>
+        <w:t xml:space="preserve"> pack: Room C has current approval and capacity0; D lacks register. Student requests C, D.</w:t>
       </w:r>
     </w:p>
     <w:p>
-      <w:r>
-        <w:t>Suggested return points in this level: ai-6/34, ai-6/36. Use actual classroom dates, adjusting for holidays and gaps. One, three and six teaching weeks are scheduling choices, not a claimed optimal spacing.</w:t>
+      <w:pPr>
+        <w:spacing w:line="336" w:lineRule="auto" w:after="180"/>
+      </w:pPr>
+      <w:r>
+        <w:rPr>
+          <w:b w:val="0"/>
+        </w:rPr>
+        <w:t xml:space="preserve">Keep actual </w:t>
+      </w:r>
+      <w:r>
+        <w:rPr>
+          <w:b/>
+        </w:rPr>
+        <w:t>observation</w:t>
+      </w:r>
+      <w:r>
+        <w:rPr>
+          <w:b w:val="0"/>
+        </w:rPr>
+        <w:t>s separate from expected results, preserve failures, compare a baseline and explain the limits.</w:t>
       </w:r>
     </w:p>
     <w:p>
-      <w:r>
-        <w:t>At a delayed check, ask for the idea from memory and a changed application. Compare with the earlier independent response and record support used. For a new level, revisit the previous capstone before checking the new prerequisites.</w:t>
+      <w:pPr>
+        <w:spacing w:line="336" w:lineRule="auto" w:after="180"/>
+      </w:pPr>
+      <w:r>
+        <w:rPr>
+          <w:b w:val="0"/>
+        </w:rPr>
+        <w:t xml:space="preserve">Provide an </w:t>
+      </w:r>
+      <w:r>
+        <w:rPr>
+          <w:b/>
+        </w:rPr>
+        <w:t>input</w:t>
+      </w:r>
+      <w:r>
+        <w:rPr>
+          <w:b w:val="0"/>
+        </w:rPr>
+        <w:t>/procedure/result/limit frame and a calculator when needed. Ask students to identify the first step before completing the whole trace.</w:t>
+      </w:r>
+    </w:p>
+    <w:p>
+      <w:pPr>
+        <w:spacing w:line="336" w:lineRule="auto" w:after="180"/>
+      </w:pPr>
+      <w:r>
+        <w:rPr>
+          <w:b w:val="0"/>
+        </w:rPr>
+        <w:t xml:space="preserve">Extension: compare two concrete variants of this </w:t>
+      </w:r>
+      <w:r>
+        <w:rPr>
+          <w:b/>
+        </w:rPr>
+        <w:t>mechanism</w:t>
+      </w:r>
+      <w:r>
+        <w:rPr>
+          <w:b w:val="0"/>
+        </w:rPr>
+        <w:t xml:space="preserve"> while holding unrelated conditions fixed; report both successful and unsuccessful outcomes.</w:t>
+      </w:r>
+    </w:p>
+    <w:p>
+      <w:pPr>
+        <w:spacing w:line="336" w:lineRule="auto" w:after="180"/>
+      </w:pPr>
+      <w:r>
+        <w:rPr>
+          <w:b w:val="0"/>
+        </w:rPr>
+        <w:t xml:space="preserve">Next connection: Capstone failure testing. Preserve the current case record and retrieve its </w:t>
+      </w:r>
+      <w:r>
+        <w:rPr>
+          <w:b/>
+        </w:rPr>
+        <w:t>evidence</w:t>
+      </w:r>
+      <w:r>
+        <w:rPr>
+          <w:b w:val="0"/>
+        </w:rPr>
+        <w:t xml:space="preserve"> boundary before moving on.</w:t>
+      </w:r>
+    </w:p>
+    <w:p>
+      <w:pPr>
+        <w:spacing w:line="336" w:lineRule="auto" w:after="180"/>
+      </w:pPr>
+      <w:r>
+        <w:rPr>
+          <w:b w:val="0"/>
+        </w:rPr>
+        <w:t>Retain the project ledger and assess a changed case after support. Check the relevant prerequisite before carrying this component forward.</w:t>
+      </w:r>
+    </w:p>
+    <w:p>
+      <w:pPr>
+        <w:pStyle w:val="Heading3"/>
+      </w:pPr>
+      <w:r>
+        <w:t>Plan the delayed return</w:t>
+      </w:r>
+    </w:p>
+    <w:p>
+      <w:pPr>
+        <w:spacing w:line="336" w:lineRule="auto" w:after="180"/>
+      </w:pPr>
+      <w:r>
+        <w:rPr>
+          <w:b w:val="0"/>
+        </w:rPr>
+        <w:t>Suggested return points in this level: ai-6/34, ai-6/36. Use actual classroom dates, adjusting for holidays and gaps. One, three and six teaching weeks are scheduling choices, not a claimed optimal spacing.</w:t>
+      </w:r>
+    </w:p>
+    <w:p>
+      <w:pPr>
+        <w:spacing w:line="336" w:lineRule="auto" w:after="180"/>
+      </w:pPr>
+      <w:r>
+        <w:rPr>
+          <w:b w:val="0"/>
+        </w:rPr>
+        <w:t>At a delayed check, ask for the idea from memory and a changed application. Compare with the earlier independent response and record support used.</w:t>
+      </w:r>
+    </w:p>
+    <w:p>
+      <w:pPr>
+        <w:spacing w:line="336" w:lineRule="auto" w:after="180"/>
+      </w:pPr>
+      <w:r>
+        <w:rPr>
+          <w:b w:val="0"/>
+        </w:rPr>
+        <w:t>For a new level, revisit the previous capstone before checking the new prerequisites.</w:t>
       </w:r>
     </w:p>
     <w:tbl>
@@ -1943,8 +3749,26 @@
       </w:tr>
     </w:tbl>
     <w:p>
-      <w:r>
-        <w:t>Use the evidence to choose reteaching or the next step. A completed page, confidence rating or attractive project does not by itself demonstrate understanding.</w:t>
+      <w:pPr>
+        <w:spacing w:line="336" w:lineRule="auto" w:after="180"/>
+      </w:pPr>
+      <w:r>
+        <w:rPr>
+          <w:b w:val="0"/>
+        </w:rPr>
+        <w:t xml:space="preserve">Use the </w:t>
+      </w:r>
+      <w:r>
+        <w:rPr>
+          <w:b/>
+        </w:rPr>
+        <w:t>evidence</w:t>
+      </w:r>
+      <w:r>
+        <w:rPr>
+          <w:b w:val="0"/>
+        </w:rPr>
+        <w:t xml:space="preserve"> to choose reteaching or the next step. A completed page, confidence rating or attractive project does not by itself demonstrate understanding.</w:t>
       </w:r>
     </w:p>
     <w:p>
@@ -1956,8 +3780,26 @@
       </w:r>
     </w:p>
     <w:p>
-      <w:r>
-        <w:t>For the Grounded Learning Service, retain an annotated trace and the changed-case result. Name the contract or evidence that makes the deciding step valid, so another team can review it.</w:t>
+      <w:pPr>
+        <w:spacing w:line="336" w:lineRule="auto" w:after="180"/>
+      </w:pPr>
+      <w:r>
+        <w:rPr>
+          <w:b w:val="0"/>
+        </w:rPr>
+        <w:t xml:space="preserve">For the Grounded Learning Service, retain an annotated trace and the changed-case result. Name the contract or </w:t>
+      </w:r>
+      <w:r>
+        <w:rPr>
+          <w:b/>
+        </w:rPr>
+        <w:t>evidence</w:t>
+      </w:r>
+      <w:r>
+        <w:rPr>
+          <w:b w:val="0"/>
+        </w:rPr>
+        <w:t xml:space="preserve"> that makes the deciding step valid, so another team can review it.</w:t>
       </w:r>
     </w:p>
     <w:p>
@@ -1970,12 +3812,68 @@
     </w:p>
     <w:p>
       <w:r>
-        <w:t>Teaching target: Explain the mechanism and terminology of capstone service implementation</w:t>
+        <w:t>Use this preparation summary alongside the detailed Capstone service implementation lesson; it is a checklist rather than a replacement for the full sequence.</w:t>
       </w:r>
     </w:p>
     <w:p>
-      <w:r>
-        <w:t>Prepare the labelled worked-case picture, the matching workbook, fictional input cards and a place for individual responses. Check a local Python 3 environment before class; have a paper-trace version ready.</w:t>
+      <w:pPr>
+        <w:pStyle w:val="Heading3"/>
+      </w:pPr>
+      <w:r>
+        <w:t>Teaching target</w:t>
+      </w:r>
+    </w:p>
+    <w:p>
+      <w:pPr>
+        <w:spacing w:line="336" w:lineRule="auto" w:after="180"/>
+        <w:shd w:fill="EDF7F3"/>
+      </w:pPr>
+      <w:r>
+        <w:rPr>
+          <w:b w:val="0"/>
+        </w:rPr>
+        <w:t xml:space="preserve">Teaching target: Explain the </w:t>
+      </w:r>
+      <w:r>
+        <w:rPr>
+          <w:b/>
+        </w:rPr>
+        <w:t>mechanism</w:t>
+      </w:r>
+      <w:r>
+        <w:rPr>
+          <w:b w:val="0"/>
+        </w:rPr>
+        <w:t xml:space="preserve"> and terminology of capstone </w:t>
+      </w:r>
+      <w:r>
+        <w:rPr>
+          <w:b/>
+        </w:rPr>
+        <w:t>service implementation</w:t>
+      </w:r>
+    </w:p>
+    <w:p>
+      <w:pPr>
+        <w:spacing w:line="336" w:lineRule="auto" w:after="180"/>
+      </w:pPr>
+      <w:r>
+        <w:rPr>
+          <w:b w:val="0"/>
+        </w:rPr>
+        <w:t xml:space="preserve">Prepare the labelled worked-case picture, the matching workbook, fictional </w:t>
+      </w:r>
+      <w:r>
+        <w:rPr>
+          <w:b/>
+        </w:rPr>
+        <w:t>input</w:t>
+      </w:r>
+      <w:r>
+        <w:rPr>
+          <w:b w:val="0"/>
+        </w:rPr>
+        <w:t xml:space="preserve"> cards and a place for individual responses. Check a local Python 3 environment before class; have a paper-trace version ready.</w:t>
       </w:r>
     </w:p>
     <w:tbl>
@@ -2122,37 +4020,183 @@
       </w:tr>
     </w:tbl>
     <w:p>
-      <w:r>
+      <w:pPr>
+        <w:spacing w:line="336" w:lineRule="auto" w:after="180"/>
+      </w:pPr>
+      <w:r>
+        <w:rPr>
+          <w:b w:val="0"/>
+        </w:rPr>
         <w:t>Before class, solve the supported practice: Room A has approval and capacity12; room B lacks approval; teacher guide T is restricted. Student requests each. Show the intermediate steps and give the conclusion with its scope.</w:t>
       </w:r>
     </w:p>
     <w:p>
-      <w:r>
-        <w:t>Reasoned practice answer: Teacher explanation: A supported12; B review with null claims; T denied before lookup. The implementation must expose these distinct outcomes.</w:t>
+      <w:pPr>
+        <w:pStyle w:val="Heading3"/>
+      </w:pPr>
+      <w:r>
+        <w:t>Supported practice answer</w:t>
       </w:r>
     </w:p>
     <w:p>
-      <w:r>
-        <w:t>Check every learner before discussion: Use the worked case for Capstone service implementation. Proposed explanation: “The worked result establishes every future case”. Decide whether this explanation is supported. Point to the step or supplied fact that decides; explain your repair if needed.</w:t>
+      <w:pPr>
+        <w:spacing w:line="336" w:lineRule="auto" w:after="180"/>
+        <w:shd w:fill="F1F6FC"/>
+      </w:pPr>
+      <w:r>
+        <w:rPr>
+          <w:b w:val="0"/>
+        </w:rPr>
+        <w:t>Reasoned practice answer: Teacher explanation: A supported12; B review with null claims; T denied before lookup. The implementation must expose these distinct outcomes.</w:t>
       </w:r>
     </w:p>
     <w:p>
-      <w:r>
-        <w:t>Misconception repair: An implemented baseline must still pass integration, access and failure checks before release.</w:t>
+      <w:pPr>
+        <w:spacing w:line="336" w:lineRule="auto" w:after="180"/>
+      </w:pPr>
+      <w:r>
+        <w:rPr>
+          <w:b w:val="0"/>
+        </w:rPr>
+        <w:t xml:space="preserve">Check every learner before discussion: Use the worked case for Capstone </w:t>
+      </w:r>
+      <w:r>
+        <w:rPr>
+          <w:b/>
+        </w:rPr>
+        <w:t>service implementation</w:t>
+      </w:r>
+      <w:r>
+        <w:rPr>
+          <w:b w:val="0"/>
+        </w:rPr>
+        <w:t>. Proposed explanation: “The worked result establishes every future case”. Decide whether this explanation is supported.</w:t>
       </w:r>
     </w:p>
     <w:p>
-      <w:r>
-        <w:t>Support: read the exact case aloud, enlarge the labelled picture, supply input cards and model only the first deciding step. Accept a spoken explanation or drawing; retain the reasoning goal.</w:t>
+      <w:pPr>
+        <w:spacing w:line="336" w:lineRule="auto" w:after="180"/>
+      </w:pPr>
+      <w:r>
+        <w:rPr>
+          <w:b w:val="0"/>
+        </w:rPr>
+        <w:t>Point to the step or supplied fact that decides; explain your repair if needed.</w:t>
       </w:r>
     </w:p>
     <w:p>
-      <w:r>
-        <w:t>Extension: Remove G2 from the approved collection. Require a prediction and a reason before comparing. Expected result: Return unsupported for the fact request; editing remains prohibited. Reason: Grounding needs a present source while authority comes from the independent contract.</w:t>
+      <w:pPr>
+        <w:pStyle w:val="Heading3"/>
+      </w:pPr>
+      <w:r>
+        <w:t>Repair the misconception</w:t>
       </w:r>
     </w:p>
     <w:p>
-      <w:r>
+      <w:pPr>
+        <w:spacing w:line="336" w:lineRule="auto" w:after="180"/>
+        <w:shd w:fill="FFF5E6"/>
+      </w:pPr>
+      <w:r>
+        <w:rPr>
+          <w:b w:val="0"/>
+        </w:rPr>
+        <w:t>Misconception repair: An implemented baseline must still pass integration, access and failure checks before release.</w:t>
+      </w:r>
+    </w:p>
+    <w:p>
+      <w:pPr>
+        <w:pStyle w:val="Heading3"/>
+      </w:pPr>
+      <w:r>
+        <w:t>Support without giving away the answer</w:t>
+      </w:r>
+    </w:p>
+    <w:p>
+      <w:pPr>
+        <w:spacing w:line="336" w:lineRule="auto" w:after="180"/>
+        <w:shd w:fill="F1F6F8"/>
+      </w:pPr>
+      <w:r>
+        <w:rPr>
+          <w:b w:val="0"/>
+        </w:rPr>
+        <w:t xml:space="preserve">Support: read the exact case aloud, enlarge the labelled picture, supply </w:t>
+      </w:r>
+      <w:r>
+        <w:rPr>
+          <w:b/>
+        </w:rPr>
+        <w:t>input</w:t>
+      </w:r>
+      <w:r>
+        <w:rPr>
+          <w:b w:val="0"/>
+        </w:rPr>
+        <w:t xml:space="preserve"> cards and model only the first deciding step. Accept a spoken explanation or drawing; retain the reasoning goal.</w:t>
+      </w:r>
+    </w:p>
+    <w:p>
+      <w:pPr>
+        <w:pStyle w:val="Heading3"/>
+      </w:pPr>
+      <w:r>
+        <w:t>Extend the reasoning</w:t>
+      </w:r>
+    </w:p>
+    <w:p>
+      <w:pPr>
+        <w:spacing w:line="336" w:lineRule="auto" w:after="180"/>
+        <w:shd w:fill="F5F1FB"/>
+      </w:pPr>
+      <w:r>
+        <w:rPr>
+          <w:b w:val="0"/>
+        </w:rPr>
+        <w:t xml:space="preserve">Extension: Remove G2 from the approved collection. Require a </w:t>
+      </w:r>
+      <w:r>
+        <w:rPr>
+          <w:b/>
+        </w:rPr>
+        <w:t>prediction</w:t>
+      </w:r>
+      <w:r>
+        <w:rPr>
+          <w:b w:val="0"/>
+        </w:rPr>
+        <w:t xml:space="preserve"> and a reason before comparing. Expected result: Return unsupported for the fact request; editing remains prohibited.</w:t>
+      </w:r>
+    </w:p>
+    <w:p>
+      <w:pPr>
+        <w:spacing w:line="336" w:lineRule="auto" w:after="180"/>
+        <w:shd w:fill="F5F1FB"/>
+      </w:pPr>
+      <w:r>
+        <w:rPr>
+          <w:b w:val="0"/>
+        </w:rPr>
+        <w:t>Reason: Grounding needs a present source while authority comes from the independent contract.</w:t>
+      </w:r>
+    </w:p>
+    <w:p>
+      <w:pPr>
+        <w:pStyle w:val="Heading3"/>
+      </w:pPr>
+      <w:r>
+        <w:t>Protect the independent attempt</w:t>
+      </w:r>
+    </w:p>
+    <w:p>
+      <w:pPr>
+        <w:spacing w:line="336" w:lineRule="auto" w:after="180"/>
+        <w:shd w:fill="FFF5E6"/>
+      </w:pPr>
+      <w:r>
+        <w:rPr>
+          <w:b w:val="0"/>
+        </w:rPr>
         <w:t>Independent assessment: withhold the reserved answer until the learner has attempted the new case. Record support separately from correctness.</w:t>
       </w:r>
     </w:p>
@@ -2341,46 +4385,992 @@
       </w:tr>
     </w:tbl>
     <w:p>
-      <w:r>
-        <w:t>Project checkpoint: Present and defend. Demonstrate the system, explain one failure and justify the next improvement with evidence.</w:t>
+      <w:pPr>
+        <w:pStyle w:val="Heading3"/>
+      </w:pPr>
+      <w:r>
+        <w:t>Project checkpoint</w:t>
       </w:r>
     </w:p>
     <w:p>
-      <w:r>
-        <w:t>Use the weekly teacher answer for topic-specific reasoning. A saved progress tick is an activity record; judge mastery from the learner’s explanation and evidence.</w:t>
+      <w:pPr>
+        <w:spacing w:line="336" w:lineRule="auto" w:after="180"/>
+        <w:shd w:fill="EDF7F3"/>
+      </w:pPr>
+      <w:r>
+        <w:rPr>
+          <w:b w:val="0"/>
+        </w:rPr>
+        <w:t xml:space="preserve">Project checkpoint: Present and defend. Demonstrate the system, explain one failure and justify the next improvement with </w:t>
+      </w:r>
+      <w:r>
+        <w:rPr>
+          <w:b/>
+        </w:rPr>
+        <w:t>evidence</w:t>
+      </w:r>
+      <w:r>
+        <w:rPr>
+          <w:b w:val="0"/>
+        </w:rPr>
+        <w:t>.</w:t>
       </w:r>
     </w:p>
     <w:p>
       <w:pPr>
-        <w:pStyle w:val="Heading1"/>
-      </w:pPr>
-      <w:r>
-        <w:t>08. Use feedback, labs and repair paths</w:t>
+        <w:spacing w:line="336" w:lineRule="auto" w:after="180"/>
+      </w:pPr>
+      <w:r>
+        <w:rPr>
+          <w:b w:val="0"/>
+        </w:rPr>
+        <w:t xml:space="preserve">Use the weekly teacher answer for topic-specific reasoning. A saved progress tick is an activity record; judge mastery from the learner’s explanation and </w:t>
+      </w:r>
+      <w:r>
+        <w:rPr>
+          <w:b/>
+        </w:rPr>
+        <w:t>evidence</w:t>
+      </w:r>
+      <w:r>
+        <w:rPr>
+          <w:b w:val="0"/>
+        </w:rPr>
+        <w:t>.</w:t>
       </w:r>
     </w:p>
     <w:p>
-      <w:r>
-        <w:t>Use the two formative questions as supported practice, not as independent mastery scores. Discuss the deciding evidence rather than accepting a guessed selection.</w:t>
+      <w:pPr>
+        <w:pStyle w:val="Heading1"/>
+      </w:pPr>
+      <w:r>
+        <w:t>08. Use feedback, labs and repair paths</w:t>
       </w:r>
     </w:p>
     <w:p>
       <w:r>
-        <w:t>The feedback comes from the reviewed public worked case. Do not reveal the separately reserved independent teacher answer until the learner has attempted that case.</w:t>
+        <w:t>Use feedback, earlier review and portfolios purposefully. Apply the coding routine only when this lesson has an executable lab.</w:t>
       </w:r>
     </w:p>
     <w:p>
-      <w:r>
-        <w:t>Ask students to predict before running code. Preserve errors and actual outputs; collect a changed test and an explanation. The branch-boundary and indexing lessons deliberately include failure cases.</w:t>
+      <w:pPr>
+        <w:spacing w:line="336" w:lineRule="auto" w:after="180"/>
+      </w:pPr>
+      <w:r>
+        <w:rPr>
+          <w:b w:val="0"/>
+        </w:rPr>
+        <w:t xml:space="preserve">Use the two formative questions as supported practice, not as independent mastery scores. Discuss the deciding </w:t>
+      </w:r>
+      <w:r>
+        <w:rPr>
+          <w:b/>
+        </w:rPr>
+        <w:t>evidence</w:t>
+      </w:r>
+      <w:r>
+        <w:rPr>
+          <w:b w:val="0"/>
+        </w:rPr>
+        <w:t xml:space="preserve"> rather than accepting a guessed selection.</w:t>
       </w:r>
     </w:p>
     <w:p>
-      <w:r>
-        <w:t>Use the earlier worked-explanation links to address a specific missing building block, then return to the current question. Adapt this suggestion after observing the learner; it is not an automatic diagnosis.</w:t>
+      <w:pPr>
+        <w:spacing w:line="336" w:lineRule="auto" w:after="180"/>
+      </w:pPr>
+      <w:r>
+        <w:rPr>
+          <w:b w:val="0"/>
+        </w:rPr>
+        <w:t>The feedback comes from the reviewed public worked case. Do not reveal the separately reserved independent teacher answer until the learner has attempted that case.</w:t>
       </w:r>
     </w:p>
     <w:p>
-      <w:r>
-        <w:t>Collect the completed-work portfolio as evidence. Record support separately from correctness, and assess explanation, trace/test and limitations. Progress ticks and quiz selections alone do not establish mastery.</w:t>
+      <w:pPr>
+        <w:pStyle w:val="Heading3"/>
+      </w:pPr>
+      <w:r>
+        <w:t>For later coding lessons</w:t>
+      </w:r>
+    </w:p>
+    <w:p>
+      <w:r>
+        <w:t>This week has no code block. Use this routine when a later lesson includes an executable lab.</w:t>
+      </w:r>
+    </w:p>
+    <w:p>
+      <w:pPr>
+        <w:spacing w:line="336" w:lineRule="auto" w:after="180"/>
+        <w:shd w:fill="F1F6F8"/>
+      </w:pPr>
+      <w:r>
+        <w:rPr>
+          <w:b w:val="0"/>
+        </w:rPr>
+        <w:t xml:space="preserve">Ask students to predict before running code. Preserve errors and actual </w:t>
+      </w:r>
+      <w:r>
+        <w:rPr>
+          <w:b/>
+        </w:rPr>
+        <w:t>output</w:t>
+      </w:r>
+      <w:r>
+        <w:rPr>
+          <w:b w:val="0"/>
+        </w:rPr>
+        <w:t>s; collect a changed test and an explanation. The branch-boundary and indexing lessons deliberately include failure cases.</w:t>
+      </w:r>
+    </w:p>
+    <w:p>
+      <w:pPr>
+        <w:spacing w:line="336" w:lineRule="auto" w:after="180"/>
+      </w:pPr>
+      <w:r>
+        <w:rPr>
+          <w:b w:val="0"/>
+        </w:rPr>
+        <w:t>Use the earlier worked-explanation links to address a specific missing building block, then return to the current question. Adapt this suggestion after observing the learner; it is not an automatic diagnosis.</w:t>
+      </w:r>
+    </w:p>
+    <w:p>
+      <w:pPr>
+        <w:spacing w:line="336" w:lineRule="auto" w:after="180"/>
+      </w:pPr>
+      <w:r>
+        <w:rPr>
+          <w:b w:val="0"/>
+        </w:rPr>
+        <w:t xml:space="preserve">Collect the completed-work portfolio as </w:t>
+      </w:r>
+      <w:r>
+        <w:rPr>
+          <w:b/>
+        </w:rPr>
+        <w:t>evidence</w:t>
+      </w:r>
+      <w:r>
+        <w:rPr>
+          <w:b w:val="0"/>
+        </w:rPr>
+        <w:t>. Record support separately from correctness, and assess explanation, trace/test and limitations. Progress ticks and quiz selections alone do not establish mastery.</w:t>
+      </w:r>
+    </w:p>
+    <w:p>
+      <w:pPr>
+        <w:pStyle w:val="Heading1"/>
+      </w:pPr>
+      <w:r>
+        <w:t>09. Visual concept journey</w:t>
+      </w:r>
+    </w:p>
+    <w:p>
+      <w:r>
+        <w:t>Show one Capstone service implementation graphic at a time, request a prediction and discuss its trace before the independent assessment.</w:t>
+      </w:r>
+    </w:p>
+    <w:p>
+      <w:pPr>
+        <w:spacing w:line="336" w:lineRule="auto" w:after="180"/>
+      </w:pPr>
+      <w:r>
+        <w:rPr>
+          <w:b w:val="0"/>
+        </w:rPr>
+        <w:t xml:space="preserve">Use one picture at a time. Hide a worked result before asking for a </w:t>
+      </w:r>
+      <w:r>
+        <w:rPr>
+          <w:b/>
+        </w:rPr>
+        <w:t>prediction</w:t>
+      </w:r>
+      <w:r>
+        <w:rPr>
+          <w:b w:val="0"/>
+        </w:rPr>
+        <w:t>, then reveal it for feedback. These are supported teaching cases; retain the separate independent assessment for a fresh first attempt.</w:t>
+      </w:r>
+    </w:p>
+    <w:p>
+      <w:pPr>
+        <w:pStyle w:val="Heading3"/>
+      </w:pPr>
+      <w:r>
+        <w:t>01. Capstone service implementation: the case</w:t>
+      </w:r>
+    </w:p>
+    <w:p>
+      <w:r>
+        <w:drawing>
+          <wp:inline xmlns:a="http://schemas.openxmlformats.org/drawingml/2006/main" xmlns:pic="http://schemas.openxmlformats.org/drawingml/2006/picture">
+            <wp:extent cx="5486400" cy="2834640"/>
+            <wp:docPr id="2" name="Picture 2" descr="Assemble a grounded prototype. A capstone answers from three approved garden cards and has read-only tools. Supplied facts: G2 says mint needs regular watering. The request asks what G2 says and asks the service to change G2."/>
+            <wp:cNvGraphicFramePr>
+              <a:graphicFrameLocks noChangeAspect="1"/>
+            </wp:cNvGraphicFramePr>
+            <a:graphic>
+              <a:graphicData uri="http://schemas.openxmlformats.org/drawingml/2006/picture">
+                <pic:pic>
+                  <pic:nvPicPr>
+                    <pic:cNvPr id="0" name="academy-story-ai-6-33-01.png"/>
+                    <pic:cNvPicPr/>
+                  </pic:nvPicPr>
+                  <pic:blipFill>
+                    <a:blip r:embed="rId10"/>
+                    <a:stretch>
+                      <a:fillRect/>
+                    </a:stretch>
+                  </pic:blipFill>
+                  <pic:spPr>
+                    <a:xfrm>
+                      <a:off x="0" y="0"/>
+                      <a:ext cx="5486400" cy="2834640"/>
+                    </a:xfrm>
+                    <a:prstGeom prst="rect"/>
+                  </pic:spPr>
+                </pic:pic>
+              </a:graphicData>
+            </a:graphic>
+          </wp:inline>
+        </w:drawing>
+      </w:r>
+    </w:p>
+    <w:p>
+      <w:pPr>
+        <w:spacing w:line="336" w:lineRule="auto" w:after="180"/>
+      </w:pPr>
+      <w:r>
+        <w:rPr>
+          <w:b w:val="0"/>
+        </w:rPr>
+        <w:t>Assemble a grounded prototype. A capstone answers from three approved garden cards and has read-only tools. Supplied facts: G2 says mint needs regular watering. The request asks what G2 says and asks the service to change G2.</w:t>
+      </w:r>
+    </w:p>
+    <w:p>
+      <w:pPr>
+        <w:spacing w:line="336" w:lineRule="auto" w:after="180"/>
+        <w:shd w:fill="F5F1FB"/>
+      </w:pPr>
+      <w:r>
+        <w:rPr>
+          <w:b w:val="0"/>
+        </w:rPr>
+        <w:t>Point to the given fact that matters most. Explain why it matters.</w:t>
+      </w:r>
+    </w:p>
+    <w:p>
+      <w:pPr>
+        <w:pStyle w:val="Heading3"/>
+      </w:pPr>
+      <w:r>
+        <w:t>Discuss while showing the picture</w:t>
+      </w:r>
+    </w:p>
+    <w:p>
+      <w:pPr>
+        <w:spacing w:line="336" w:lineRule="auto" w:after="180"/>
+        <w:shd w:fill="F1F6F8"/>
+      </w:pPr>
+      <w:r>
+        <w:rPr>
+          <w:b w:val="0"/>
+        </w:rPr>
+        <w:t>Teacher prompt: Point to the given fact that matters most. Explain why it matters. Ask learners to describe one label or arrow in ordinary words. Use the adjacent transcript if the image is difficult to see.</w:t>
+      </w:r>
+    </w:p>
+    <w:p>
+      <w:pPr>
+        <w:pStyle w:val="Heading3"/>
+      </w:pPr>
+      <w:r>
+        <w:t>02. Follow the deciding steps</w:t>
+      </w:r>
+    </w:p>
+    <w:p>
+      <w:r>
+        <w:drawing>
+          <wp:inline xmlns:a="http://schemas.openxmlformats.org/drawingml/2006/main" xmlns:pic="http://schemas.openxmlformats.org/drawingml/2006/picture">
+            <wp:extent cx="5486400" cy="4005072"/>
+            <wp:docPr id="3" name="Picture 3" descr="Retrieve G2: Use the approved card for the supplied watering claim. → Draft with attribution: Phrase that claim and identify G2 as its source. → Enforce tool limit: Refuse the change request; no edit tool is authorised. → Check final trace: Confirm factual agreement and absence of forbidden action."/>
+            <wp:cNvGraphicFramePr>
+              <a:graphicFrameLocks noChangeAspect="1"/>
+            </wp:cNvGraphicFramePr>
+            <a:graphic>
+              <a:graphicData uri="http://schemas.openxmlformats.org/drawingml/2006/picture">
+                <pic:pic>
+                  <pic:nvPicPr>
+                    <pic:cNvPr id="0" name="academy-story-ai-6-33-02.png"/>
+                    <pic:cNvPicPr/>
+                  </pic:nvPicPr>
+                  <pic:blipFill>
+                    <a:blip r:embed="rId11"/>
+                    <a:stretch>
+                      <a:fillRect/>
+                    </a:stretch>
+                  </pic:blipFill>
+                  <pic:spPr>
+                    <a:xfrm>
+                      <a:off x="0" y="0"/>
+                      <a:ext cx="5486400" cy="4005072"/>
+                    </a:xfrm>
+                    <a:prstGeom prst="rect"/>
+                  </pic:spPr>
+                </pic:pic>
+              </a:graphicData>
+            </a:graphic>
+          </wp:inline>
+        </w:drawing>
+      </w:r>
+    </w:p>
+    <w:p>
+      <w:pPr>
+        <w:spacing w:line="336" w:lineRule="auto" w:after="180"/>
+      </w:pPr>
+      <w:r>
+        <w:rPr>
+          <w:b w:val="0"/>
+        </w:rPr>
+        <w:t>Retrieve G2: Use the approved card for the supplied watering claim. → Draft with attribution: Phrase that claim and identify G2 as its source. → Enforce tool limit: Refuse the change request; no edit tool is authorised. → Check final trace: Confirm factual agreement and absence of forbidden action.</w:t>
+      </w:r>
+    </w:p>
+    <w:p>
+      <w:pPr>
+        <w:spacing w:line="336" w:lineRule="auto" w:after="180"/>
+        <w:shd w:fill="F5F1FB"/>
+      </w:pPr>
+      <w:r>
+        <w:rPr>
+          <w:b w:val="0"/>
+        </w:rPr>
+        <w:t xml:space="preserve">Point to each numbered stage and explain which recorded </w:t>
+      </w:r>
+      <w:r>
+        <w:rPr>
+          <w:b/>
+        </w:rPr>
+        <w:t>input</w:t>
+      </w:r>
+      <w:r>
+        <w:rPr>
+          <w:b w:val="0"/>
+        </w:rPr>
+        <w:t xml:space="preserve"> it uses.</w:t>
+      </w:r>
+    </w:p>
+    <w:p>
+      <w:pPr>
+        <w:pStyle w:val="Heading3"/>
+      </w:pPr>
+      <w:r>
+        <w:t>Discuss while showing the picture</w:t>
+      </w:r>
+    </w:p>
+    <w:p>
+      <w:pPr>
+        <w:spacing w:line="336" w:lineRule="auto" w:after="180"/>
+        <w:shd w:fill="F1F6F8"/>
+      </w:pPr>
+      <w:r>
+        <w:rPr>
+          <w:b w:val="0"/>
+        </w:rPr>
+        <w:t xml:space="preserve">Teacher prompt: Point to each numbered stage and explain which recorded </w:t>
+      </w:r>
+      <w:r>
+        <w:rPr>
+          <w:b/>
+        </w:rPr>
+        <w:t>input</w:t>
+      </w:r>
+      <w:r>
+        <w:rPr>
+          <w:b w:val="0"/>
+        </w:rPr>
+        <w:t xml:space="preserve"> it uses. Ask learners to describe one label or arrow in ordinary words. Use the adjacent transcript if the image is difficult to see.</w:t>
+      </w:r>
+    </w:p>
+    <w:p>
+      <w:pPr>
+        <w:pStyle w:val="Heading3"/>
+      </w:pPr>
+      <w:r>
+        <w:t>03. Capstone service implementation — evidence trace</w:t>
+      </w:r>
+    </w:p>
+    <w:p>
+      <w:r>
+        <w:drawing>
+          <wp:inline xmlns:a="http://schemas.openxmlformats.org/drawingml/2006/main" xmlns:pic="http://schemas.openxmlformats.org/drawingml/2006/picture">
+            <wp:extent cx="5486400" cy="2843784"/>
+            <wp:docPr id="4" name="Picture 4" descr="Capstone service implementation — evidence trace. Room A has approval and capacity12; room B lacks approval; teacher guide T is restricted. Student requests each. | Validate request, establish session role, filter sources, lookup matching current records, return supported or review, validate output and log minimised metadata. | A supported12; B review with null claims; T denied before lookup. The implementation must expose these distinct outcomes."/>
+            <wp:cNvGraphicFramePr>
+              <a:graphicFrameLocks noChangeAspect="1"/>
+            </wp:cNvGraphicFramePr>
+            <a:graphic>
+              <a:graphicData uri="http://schemas.openxmlformats.org/drawingml/2006/picture">
+                <pic:pic>
+                  <pic:nvPicPr>
+                    <pic:cNvPr id="0" name="academy-story-ai-6-33-03.png"/>
+                    <pic:cNvPicPr/>
+                  </pic:nvPicPr>
+                  <pic:blipFill>
+                    <a:blip r:embed="rId12"/>
+                    <a:stretch>
+                      <a:fillRect/>
+                    </a:stretch>
+                  </pic:blipFill>
+                  <pic:spPr>
+                    <a:xfrm>
+                      <a:off x="0" y="0"/>
+                      <a:ext cx="5486400" cy="2843784"/>
+                    </a:xfrm>
+                    <a:prstGeom prst="rect"/>
+                  </pic:spPr>
+                </pic:pic>
+              </a:graphicData>
+            </a:graphic>
+          </wp:inline>
+        </w:drawing>
+      </w:r>
+    </w:p>
+    <w:p>
+      <w:pPr>
+        <w:spacing w:line="336" w:lineRule="auto" w:after="180"/>
+      </w:pPr>
+      <w:r>
+        <w:rPr>
+          <w:b w:val="0"/>
+        </w:rPr>
+        <w:t xml:space="preserve">Capstone </w:t>
+      </w:r>
+      <w:r>
+        <w:rPr>
+          <w:b/>
+        </w:rPr>
+        <w:t>service implementation</w:t>
+      </w:r>
+      <w:r>
+        <w:rPr>
+          <w:b w:val="0"/>
+        </w:rPr>
+        <w:t xml:space="preserve"> — </w:t>
+      </w:r>
+      <w:r>
+        <w:rPr>
+          <w:b/>
+        </w:rPr>
+        <w:t>evidence</w:t>
+      </w:r>
+      <w:r>
+        <w:rPr>
+          <w:b w:val="0"/>
+        </w:rPr>
+        <w:t xml:space="preserve"> trace. Room A has approval and capacity12; room B lacks approval; teacher guide T is restricted.</w:t>
+      </w:r>
+    </w:p>
+    <w:p>
+      <w:pPr>
+        <w:spacing w:line="336" w:lineRule="auto" w:after="180"/>
+      </w:pPr>
+      <w:r>
+        <w:rPr>
+          <w:b w:val="0"/>
+        </w:rPr>
+        <w:t xml:space="preserve">Student requests each. | Validate request, establish session role, filter sources, lookup matching current records, return supported or review, validate </w:t>
+      </w:r>
+      <w:r>
+        <w:rPr>
+          <w:b/>
+        </w:rPr>
+        <w:t>output</w:t>
+      </w:r>
+      <w:r>
+        <w:rPr>
+          <w:b w:val="0"/>
+        </w:rPr>
+        <w:t xml:space="preserve"> and log minimised metadata. | A supported12; B review with null claims; T denied before lookup.</w:t>
+      </w:r>
+    </w:p>
+    <w:p>
+      <w:pPr>
+        <w:spacing w:line="336" w:lineRule="auto" w:after="180"/>
+      </w:pPr>
+      <w:r>
+        <w:rPr>
+          <w:b w:val="0"/>
+        </w:rPr>
+        <w:t>The implementation must expose these distinct outcomes.</w:t>
+      </w:r>
+    </w:p>
+    <w:p>
+      <w:pPr>
+        <w:spacing w:line="336" w:lineRule="auto" w:after="180"/>
+        <w:shd w:fill="F5F1FB"/>
+      </w:pPr>
+      <w:r>
+        <w:rPr>
+          <w:b w:val="0"/>
+        </w:rPr>
+        <w:t>Read the labels and values. Explain the relationship the model shows.</w:t>
+      </w:r>
+    </w:p>
+    <w:p>
+      <w:pPr>
+        <w:pStyle w:val="Heading3"/>
+      </w:pPr>
+      <w:r>
+        <w:t>Discuss while showing the picture</w:t>
+      </w:r>
+    </w:p>
+    <w:p>
+      <w:pPr>
+        <w:spacing w:line="336" w:lineRule="auto" w:after="180"/>
+        <w:shd w:fill="F1F6F8"/>
+      </w:pPr>
+      <w:r>
+        <w:rPr>
+          <w:b w:val="0"/>
+        </w:rPr>
+        <w:t>Teacher prompt: Read the labels and values. Explain the relationship the model shows. Ask learners to describe one label or arrow in ordinary words. Use the adjacent transcript if the image is difficult to see.</w:t>
+      </w:r>
+    </w:p>
+    <w:p>
+      <w:pPr>
+        <w:pStyle w:val="Heading3"/>
+      </w:pPr>
+      <w:r>
+        <w:t>04. Change one thing. Trace what follows.</w:t>
+      </w:r>
+    </w:p>
+    <w:p>
+      <w:r>
+        <w:drawing>
+          <wp:inline xmlns:a="http://schemas.openxmlformats.org/drawingml/2006/main" xmlns:pic="http://schemas.openxmlformats.org/drawingml/2006/picture">
+            <wp:extent cx="5486400" cy="3026664"/>
+            <wp:docPr id="5" name="Picture 5" descr="Original case: Confirm factual agreement and absence of forbidden action. Changed condition: Remove G2 from the approved collection. Expected result: Return unsupported for the fact request; editing remains prohibited. Reason: Grounding needs a present source while authority comes from the independent contract."/>
+            <wp:cNvGraphicFramePr>
+              <a:graphicFrameLocks noChangeAspect="1"/>
+            </wp:cNvGraphicFramePr>
+            <a:graphic>
+              <a:graphicData uri="http://schemas.openxmlformats.org/drawingml/2006/picture">
+                <pic:pic>
+                  <pic:nvPicPr>
+                    <pic:cNvPr id="0" name="academy-story-ai-6-33-04.png"/>
+                    <pic:cNvPicPr/>
+                  </pic:nvPicPr>
+                  <pic:blipFill>
+                    <a:blip r:embed="rId13"/>
+                    <a:stretch>
+                      <a:fillRect/>
+                    </a:stretch>
+                  </pic:blipFill>
+                  <pic:spPr>
+                    <a:xfrm>
+                      <a:off x="0" y="0"/>
+                      <a:ext cx="5486400" cy="3026664"/>
+                    </a:xfrm>
+                    <a:prstGeom prst="rect"/>
+                  </pic:spPr>
+                </pic:pic>
+              </a:graphicData>
+            </a:graphic>
+          </wp:inline>
+        </w:drawing>
+      </w:r>
+    </w:p>
+    <w:p>
+      <w:pPr>
+        <w:spacing w:line="336" w:lineRule="auto" w:after="180"/>
+      </w:pPr>
+      <w:r>
+        <w:rPr>
+          <w:b w:val="0"/>
+        </w:rPr>
+        <w:t>Original case: Confirm factual agreement and absence of forbidden action. Changed condition: Remove G2 from the approved collection. Expected result: Return unsupported for the fact request; editing remains prohibited.</w:t>
+      </w:r>
+    </w:p>
+    <w:p>
+      <w:pPr>
+        <w:spacing w:line="336" w:lineRule="auto" w:after="180"/>
+      </w:pPr>
+      <w:r>
+        <w:rPr>
+          <w:b w:val="0"/>
+        </w:rPr>
+        <w:t>Reason: Grounding needs a present source while authority comes from the independent contract.</w:t>
+      </w:r>
+    </w:p>
+    <w:p>
+      <w:pPr>
+        <w:spacing w:line="336" w:lineRule="auto" w:after="180"/>
+        <w:shd w:fill="F5F1FB"/>
+      </w:pPr>
+      <w:r>
+        <w:rPr>
+          <w:b w:val="0"/>
+        </w:rPr>
+        <w:t>Predict before checking the worked changed-case result. Name what changed and what the supplied facts allow you to conclude.</w:t>
+      </w:r>
+    </w:p>
+    <w:p>
+      <w:pPr>
+        <w:pStyle w:val="Heading3"/>
+      </w:pPr>
+      <w:r>
+        <w:t>Discuss while showing the picture</w:t>
+      </w:r>
+    </w:p>
+    <w:p>
+      <w:pPr>
+        <w:spacing w:line="336" w:lineRule="auto" w:after="180"/>
+        <w:shd w:fill="F1F6F8"/>
+      </w:pPr>
+      <w:r>
+        <w:rPr>
+          <w:b w:val="0"/>
+        </w:rPr>
+        <w:t>Teacher prompt: Predict before checking the worked changed-case result. Name what changed and what the supplied facts allow you to conclude. Ask learners to describe one label or arrow in ordinary words.</w:t>
+      </w:r>
+    </w:p>
+    <w:p>
+      <w:pPr>
+        <w:spacing w:line="336" w:lineRule="auto" w:after="180"/>
+        <w:shd w:fill="F1F6F8"/>
+      </w:pPr>
+      <w:r>
+        <w:rPr>
+          <w:b w:val="0"/>
+        </w:rPr>
+        <w:t>Use the adjacent transcript if the image is difficult to see. Changed-case reasoning: Grounding needs a present source while authority comes from the independent contract.</w:t>
+      </w:r>
+    </w:p>
+    <w:p>
+      <w:pPr>
+        <w:pStyle w:val="Heading3"/>
+      </w:pPr>
+      <w:r>
+        <w:t>05. Connect the explanation to its limit</w:t>
+      </w:r>
+    </w:p>
+    <w:p>
+      <w:r>
+        <w:drawing>
+          <wp:inline xmlns:a="http://schemas.openxmlformats.org/drawingml/2006/main" xmlns:pic="http://schemas.openxmlformats.org/drawingml/2006/picture">
+            <wp:extent cx="5486400" cy="2834640"/>
+            <wp:docPr id="6" name="Picture 6" descr="Implementation joins retrieval, drafting, checking and authority in one observable path. Describing an edit does not authorise performing it. Limit: A three-card prototype provides bounded evidence, not production reliability or independent gardening expertise."/>
+            <wp:cNvGraphicFramePr>
+              <a:graphicFrameLocks noChangeAspect="1"/>
+            </wp:cNvGraphicFramePr>
+            <a:graphic>
+              <a:graphicData uri="http://schemas.openxmlformats.org/drawingml/2006/picture">
+                <pic:pic>
+                  <pic:nvPicPr>
+                    <pic:cNvPr id="0" name="academy-story-ai-6-33-05.png"/>
+                    <pic:cNvPicPr/>
+                  </pic:nvPicPr>
+                  <pic:blipFill>
+                    <a:blip r:embed="rId14"/>
+                    <a:stretch>
+                      <a:fillRect/>
+                    </a:stretch>
+                  </pic:blipFill>
+                  <pic:spPr>
+                    <a:xfrm>
+                      <a:off x="0" y="0"/>
+                      <a:ext cx="5486400" cy="2834640"/>
+                    </a:xfrm>
+                    <a:prstGeom prst="rect"/>
+                  </pic:spPr>
+                </pic:pic>
+              </a:graphicData>
+            </a:graphic>
+          </wp:inline>
+        </w:drawing>
+      </w:r>
+    </w:p>
+    <w:p>
+      <w:pPr>
+        <w:spacing w:line="336" w:lineRule="auto" w:after="180"/>
+      </w:pPr>
+      <w:r>
+        <w:rPr>
+          <w:b w:val="0"/>
+        </w:rPr>
+        <w:t>Implementation joins retrieval, drafting, checking and authority in one observable path. Describing an edit does not authorise performing it.</w:t>
+      </w:r>
+    </w:p>
+    <w:p>
+      <w:pPr>
+        <w:spacing w:line="336" w:lineRule="auto" w:after="180"/>
+      </w:pPr>
+      <w:r>
+        <w:rPr>
+          <w:b w:val="0"/>
+        </w:rPr>
+        <w:t xml:space="preserve">Limit: A three-card prototype provides bounded </w:t>
+      </w:r>
+      <w:r>
+        <w:rPr>
+          <w:b/>
+        </w:rPr>
+        <w:t>evidence</w:t>
+      </w:r>
+      <w:r>
+        <w:rPr>
+          <w:b w:val="0"/>
+        </w:rPr>
+        <w:t>, not production reliability or independent gardening expertise.</w:t>
+      </w:r>
+    </w:p>
+    <w:p>
+      <w:pPr>
+        <w:spacing w:line="336" w:lineRule="auto" w:after="180"/>
+        <w:shd w:fill="F5F1FB"/>
+      </w:pPr>
+      <w:r>
+        <w:rPr>
+          <w:b w:val="0"/>
+        </w:rPr>
+        <w:t>Explain the case, then point to a limit on the claim.</w:t>
+      </w:r>
+    </w:p>
+    <w:p>
+      <w:pPr>
+        <w:pStyle w:val="Heading3"/>
+      </w:pPr>
+      <w:r>
+        <w:t>Discuss while showing the picture</w:t>
+      </w:r>
+    </w:p>
+    <w:p>
+      <w:pPr>
+        <w:spacing w:line="336" w:lineRule="auto" w:after="180"/>
+        <w:shd w:fill="F1F6F8"/>
+      </w:pPr>
+      <w:r>
+        <w:rPr>
+          <w:b w:val="0"/>
+        </w:rPr>
+        <w:t>Teacher prompt: Explain the case, then point to a limit on the claim. Ask learners to describe one label or arrow in ordinary words. Use the adjacent transcript if the image is difficult to see.</w:t>
+      </w:r>
+    </w:p>
+    <w:p>
+      <w:pPr>
+        <w:spacing w:line="336" w:lineRule="auto" w:after="180"/>
+        <w:shd w:fill="F1F6F8"/>
+      </w:pPr>
+      <w:r>
+        <w:rPr>
+          <w:b w:val="0"/>
+        </w:rPr>
+        <w:t xml:space="preserve">Keep the stated scope: A three-card prototype provides bounded </w:t>
+      </w:r>
+      <w:r>
+        <w:rPr>
+          <w:b/>
+        </w:rPr>
+        <w:t>evidence</w:t>
+      </w:r>
+      <w:r>
+        <w:rPr>
+          <w:b w:val="0"/>
+        </w:rPr>
+        <w:t>, not production reliability or independent gardening expertise.</w:t>
+      </w:r>
+    </w:p>
+    <w:p>
+      <w:pPr>
+        <w:pStyle w:val="Heading3"/>
+      </w:pPr>
+      <w:r>
+        <w:t>06. Make the idea visible in your project</w:t>
+      </w:r>
+    </w:p>
+    <w:p>
+      <w:r>
+        <w:drawing>
+          <wp:inline xmlns:a="http://schemas.openxmlformats.org/drawingml/2006/main" xmlns:pic="http://schemas.openxmlformats.org/drawingml/2006/picture">
+            <wp:extent cx="5486400" cy="3529584"/>
+            <wp:docPr id="7" name="Picture 7" descr="For the Grounded Learning Service, retain an annotated trace and the changed-case result. Name the contract or evidence that makes the deciding step valid, so another team can review it. Draw your input, deciding step, result and limit. Supported question: Trace the G2 fact request and edit request through the prototype. What can be returned, what cannot be done, and how does removing G2 change those two outcomes?"/>
+            <wp:cNvGraphicFramePr>
+              <a:graphicFrameLocks noChangeAspect="1"/>
+            </wp:cNvGraphicFramePr>
+            <a:graphic>
+              <a:graphicData uri="http://schemas.openxmlformats.org/drawingml/2006/picture">
+                <pic:pic>
+                  <pic:nvPicPr>
+                    <pic:cNvPr id="0" name="academy-story-ai-6-33-06.png"/>
+                    <pic:cNvPicPr/>
+                  </pic:nvPicPr>
+                  <pic:blipFill>
+                    <a:blip r:embed="rId15"/>
+                    <a:stretch>
+                      <a:fillRect/>
+                    </a:stretch>
+                  </pic:blipFill>
+                  <pic:spPr>
+                    <a:xfrm>
+                      <a:off x="0" y="0"/>
+                      <a:ext cx="5486400" cy="3529584"/>
+                    </a:xfrm>
+                    <a:prstGeom prst="rect"/>
+                  </pic:spPr>
+                </pic:pic>
+              </a:graphicData>
+            </a:graphic>
+          </wp:inline>
+        </w:drawing>
+      </w:r>
+    </w:p>
+    <w:p>
+      <w:pPr>
+        <w:spacing w:line="336" w:lineRule="auto" w:after="180"/>
+      </w:pPr>
+      <w:r>
+        <w:rPr>
+          <w:b w:val="0"/>
+        </w:rPr>
+        <w:t xml:space="preserve">For the Grounded Learning Service, retain an annotated trace and the changed-case result. Name the contract or </w:t>
+      </w:r>
+      <w:r>
+        <w:rPr>
+          <w:b/>
+        </w:rPr>
+        <w:t>evidence</w:t>
+      </w:r>
+      <w:r>
+        <w:rPr>
+          <w:b w:val="0"/>
+        </w:rPr>
+        <w:t xml:space="preserve"> that makes the deciding step valid, so another team can review it.</w:t>
+      </w:r>
+    </w:p>
+    <w:p>
+      <w:pPr>
+        <w:spacing w:line="336" w:lineRule="auto" w:after="180"/>
+      </w:pPr>
+      <w:r>
+        <w:rPr>
+          <w:b w:val="0"/>
+        </w:rPr>
+        <w:t xml:space="preserve">Draw your </w:t>
+      </w:r>
+      <w:r>
+        <w:rPr>
+          <w:b/>
+        </w:rPr>
+        <w:t>input</w:t>
+      </w:r>
+      <w:r>
+        <w:rPr>
+          <w:b w:val="0"/>
+        </w:rPr>
+        <w:t>, deciding step, result and limit. Supported question: Trace the G2 fact request and edit request through the prototype.</w:t>
+      </w:r>
+    </w:p>
+    <w:p>
+      <w:pPr>
+        <w:spacing w:line="336" w:lineRule="auto" w:after="180"/>
+      </w:pPr>
+      <w:r>
+        <w:rPr>
+          <w:b w:val="0"/>
+        </w:rPr>
+        <w:t>What can be returned, what cannot be done, and how does removing G2 change those two outcomes?</w:t>
+      </w:r>
+    </w:p>
+    <w:p>
+      <w:pPr>
+        <w:spacing w:line="336" w:lineRule="auto" w:after="180"/>
+        <w:shd w:fill="F5F1FB"/>
+      </w:pPr>
+      <w:r>
+        <w:rPr>
+          <w:b w:val="0"/>
+        </w:rPr>
+        <w:t xml:space="preserve">Draw your project trace and justify the deciding step using </w:t>
+      </w:r>
+      <w:r>
+        <w:rPr>
+          <w:b/>
+        </w:rPr>
+        <w:t>evidence</w:t>
+      </w:r>
+      <w:r>
+        <w:rPr>
+          <w:b w:val="0"/>
+        </w:rPr>
+        <w:t>.</w:t>
+      </w:r>
+    </w:p>
+    <w:p>
+      <w:pPr>
+        <w:pStyle w:val="Heading3"/>
+      </w:pPr>
+      <w:r>
+        <w:t>Discuss while showing the picture</w:t>
+      </w:r>
+    </w:p>
+    <w:p>
+      <w:pPr>
+        <w:spacing w:line="336" w:lineRule="auto" w:after="180"/>
+        <w:shd w:fill="F1F6F8"/>
+      </w:pPr>
+      <w:r>
+        <w:rPr>
+          <w:b w:val="0"/>
+        </w:rPr>
+        <w:t xml:space="preserve">Teacher prompt: Draw your project trace and justify the deciding step using </w:t>
+      </w:r>
+      <w:r>
+        <w:rPr>
+          <w:b/>
+        </w:rPr>
+        <w:t>evidence</w:t>
+      </w:r>
+      <w:r>
+        <w:rPr>
+          <w:b w:val="0"/>
+        </w:rPr>
+        <w:t>. Ask learners to describe one label or arrow in ordinary words. Use the adjacent transcript if the image is difficult to see.</w:t>
+      </w:r>
+    </w:p>
+    <w:p>
+      <w:pPr>
+        <w:spacing w:line="336" w:lineRule="auto" w:after="180"/>
+        <w:shd w:fill="F1F6F8"/>
+      </w:pPr>
+      <w:r>
+        <w:rPr>
+          <w:b w:val="0"/>
+        </w:rPr>
+        <w:t>Supported practice key: Use the approved card for the supplied watering claim. Phrase that claim and identify G2 as its source. Refuse the change request; no edit tool is authorised.</w:t>
+      </w:r>
+    </w:p>
+    <w:p>
+      <w:pPr>
+        <w:spacing w:line="336" w:lineRule="auto" w:after="180"/>
+        <w:shd w:fill="F1F6F8"/>
+      </w:pPr>
+      <w:r>
+        <w:rPr>
+          <w:b w:val="0"/>
+        </w:rPr>
+        <w:t>Confirm factual agreement and absence of forbidden action. Changed case: Return unsupported for the fact request; editing remains prohibited.</w:t>
+      </w:r>
+    </w:p>
+    <w:p>
+      <w:pPr>
+        <w:spacing w:line="336" w:lineRule="auto" w:after="180"/>
+        <w:shd w:fill="F1F6F8"/>
+      </w:pPr>
+      <w:r>
+        <w:rPr>
+          <w:b w:val="0"/>
+        </w:rPr>
+        <w:t>Grounding needs a present source while authority comes from the independent contract.</w:t>
       </w:r>
     </w:p>
     <w:sectPr>

--- a/downloads/teacher/ai-6-week-33.docx
+++ b/downloads/teacher/ai-6-week-33.docx
@@ -143,7 +143,7 @@
           </w:tcPr>
           <w:p>
             <w:r>
-              <w:t>Sections 1–6; record the brief recall in the workbook.</w:t>
+              <w:t>Use Your mission, Notice the evidence, See how it works, Words that unlock the idea and Follow a worked example; record recall in the workbook.</w:t>
             </w:r>
           </w:p>
         </w:tc>
@@ -175,7 +175,7 @@
           </w:tcPr>
           <w:p>
             <w:r>
-              <w:t>Sections 7–10; use the matching workbook W2 and misconception check.</w:t>
+              <w:t>Use Find and repair a mistake, Practise together and Build your understanding; use the matching workbook W2 and Individual reasoning check.</w:t>
             </w:r>
           </w:p>
         </w:tc>
@@ -207,7 +207,7 @@
           </w:tcPr>
           <w:p>
             <w:r>
-              <w:t>Sections 9 and 11–14. Give extra time to finish the full task set; use Section 15 when the week includes a coding lab.</w:t>
+              <w:t>Use Run the investigation, Connect your project and Try a new case independently. Allow extra time for the full task set. When code is supplied, use the examples in See how it works or Follow a worked example and the browser lab in Supported practice, repair and portfolio.</w:t>
             </w:r>
           </w:p>
         </w:tc>
@@ -1018,7 +1018,7 @@
           </w:tcPr>
           <w:p>
             <w:r>
-              <w:t>Room A has approval and capacity12; room B lacks approval; teacher guide T is restricted. Student requests each.</w:t>
+              <w:t>Room A has approval and capacity 12; room B lacks approval; teacher guide T is restricted. Student requests each.</w:t>
             </w:r>
           </w:p>
         </w:tc>
@@ -1038,7 +1038,7 @@
           </w:tcPr>
           <w:p>
             <w:r>
-              <w:t>A supported12; B review with null claims; T denied before lookup. The implementation must expose these distinct outcomes.</w:t>
+              <w:t>A supported 12; B review with null claims; T denied before lookup. The implementation must expose these distinct outcomes.</w:t>
             </w:r>
           </w:p>
         </w:tc>
@@ -1065,7 +1065,7 @@
         <w:rPr>
           <w:b w:val="0"/>
         </w:rPr>
-        <w:t>Guided: A supported12; B review with null claims; T denied before lookup. The implementation must expose these distinct outcomes.</w:t>
+        <w:t>Guided: A supported 12; B review with null claims; T denied before lookup. The implementation must expose these distinct outcomes.</w:t>
       </w:r>
     </w:p>
     <w:p>
@@ -1164,7 +1164,7 @@
         <w:rPr>
           <w:b w:val="0"/>
         </w:rPr>
-        <w:t>Room A has approval and capacity12; room B lacks approval; teacher guide T is restricted. Student requests each.</w:t>
+        <w:t>Room A has approval and capacity 12; room B lacks approval; teacher guide T is restricted. Student requests each.</w:t>
       </w:r>
     </w:p>
     <w:p>
@@ -1175,7 +1175,7 @@
         <w:rPr>
           <w:b w:val="0"/>
         </w:rPr>
-        <w:t>A supported12; B review with null claims; T denied before lookup. The implementation must expose these distinct outcomes.</w:t>
+        <w:t>A supported 12; B review with null claims; T denied before lookup. The implementation must expose these distinct outcomes.</w:t>
       </w:r>
     </w:p>
     <w:p>
@@ -2014,7 +2014,7 @@
         <w:rPr>
           <w:b w:val="0"/>
         </w:rPr>
-        <w:t xml:space="preserve">Use the worked example in Sections 3 and 6. Collect a </w:t>
+        <w:t xml:space="preserve">Use See how it works and Follow a worked example. Collect a </w:t>
       </w:r>
       <w:r>
         <w:rPr>
@@ -2100,7 +2100,7 @@
         <w:rPr>
           <w:b w:val="0"/>
         </w:rPr>
-        <w:t>Completion task: Room A has approval and capacity12; room B lacks approval; teacher guide T is restricted. Student requests each. Show the intermediate steps and give the conclusion with its scope.</w:t>
+        <w:t>Completion task: Room A has approval and capacity 12; room B lacks approval; teacher guide T is restricted. Student requests each. Show the intermediate steps and give the conclusion with its scope.</w:t>
       </w:r>
     </w:p>
     <w:p>
@@ -2120,7 +2120,7 @@
         <w:rPr>
           <w:b w:val="0"/>
         </w:rPr>
-        <w:t>Teacher check: Teacher explanation: A supported12; B review with null claims; T denied before lookup. The implementation must expose these distinct outcomes.</w:t>
+        <w:t>Teacher check: Teacher explanation: A supported 12; B review with null claims; T denied before lookup. The implementation must expose these distinct outcomes.</w:t>
       </w:r>
     </w:p>
     <w:p>
@@ -2427,7 +2427,7 @@
         <w:rPr>
           <w:b w:val="0"/>
         </w:rPr>
-        <w:t xml:space="preserve">Use Section 9 for the </w:t>
+        <w:t xml:space="preserve">Use Run the investigation for the </w:t>
       </w:r>
       <w:r>
         <w:rPr>
@@ -2659,7 +2659,7 @@
         <w:rPr>
           <w:b w:val="0"/>
         </w:rPr>
-        <w:t>Guided: A supported12; B review with null claims; T denied before lookup. The implementation must expose these distinct outcomes.</w:t>
+        <w:t>Guided: A supported 12; B review with null claims; T denied before lookup. The implementation must expose these distinct outcomes.</w:t>
       </w:r>
     </w:p>
     <w:p>
@@ -2853,7 +2853,7 @@
         <w:rPr>
           <w:b w:val="0"/>
         </w:rPr>
-        <w:t>Room A has approval and capacity12; room B lacks approval; teacher guide T is restricted. Student requests each. Show the intermediate steps and give the conclusion with its scope.</w:t>
+        <w:t>Room A has approval and capacity 12; room B lacks approval; teacher guide T is restricted. Student requests each. Show the intermediate steps and give the conclusion with its scope.</w:t>
       </w:r>
     </w:p>
     <w:p>
@@ -2873,7 +2873,7 @@
         <w:rPr>
           <w:b w:val="0"/>
         </w:rPr>
-        <w:t>Teacher explanation: A supported12; B review with null claims; T denied before lookup. The implementation must expose these distinct outcomes.</w:t>
+        <w:t>Teacher explanation: A supported 12; B review with null claims; T denied before lookup. The implementation must expose these distinct outcomes.</w:t>
       </w:r>
     </w:p>
     <w:p>
@@ -2985,7 +2985,7 @@
         <w:rPr>
           <w:b w:val="0"/>
         </w:rPr>
-        <w:t>Room C has current approval and capacity0; D lacks register. Student requests C, D.</w:t>
+        <w:t>Room C has current approval and capacity 0; D lacks register. Student requests C, D.</w:t>
       </w:r>
     </w:p>
     <w:p>
@@ -3005,7 +3005,7 @@
         <w:rPr>
           <w:b w:val="0"/>
         </w:rPr>
-        <w:t>Teacher explanation: C supported with measured0; D review with null claims. Preserve zero and missing separately.</w:t>
+        <w:t>Teacher explanation: C supported with measured 0; D review with null claims. Preserve zero and missing separately.</w:t>
       </w:r>
     </w:p>
     <w:p>
@@ -3153,7 +3153,7 @@
         <w:rPr>
           <w:b w:val="0"/>
         </w:rPr>
-        <w:t>W4: C supported with measured0; D review with null claims. Preserve zero and missing separately. Require intermediate reasoning and the stated scope.</w:t>
+        <w:t>W4: C supported with measured 0; D review with null claims. Preserve zero and missing separately. Require intermediate reasoning and the stated scope.</w:t>
       </w:r>
     </w:p>
     <w:p>
@@ -3205,7 +3205,7 @@
         <w:rPr>
           <w:b w:val="0"/>
         </w:rPr>
-        <w:t>Selected case: Room C has current approval and capacity0; D lacks register. Student requests C, D.</w:t>
+        <w:t>Selected case: Room C has current approval and capacity 0; D lacks register. Student requests C, D.</w:t>
       </w:r>
     </w:p>
     <w:p>
@@ -3233,7 +3233,7 @@
         <w:rPr>
           <w:b w:val="0"/>
         </w:rPr>
-        <w:t>Teacher explanation: C supported with measured0; D review with null claims. Preserve zero and missing separately.</w:t>
+        <w:t>Teacher explanation: C supported with measured 0; D review with null claims. Preserve zero and missing separately.</w:t>
       </w:r>
     </w:p>
     <w:tbl>
@@ -3445,7 +3445,7 @@
         <w:rPr>
           <w:b w:val="0"/>
         </w:rPr>
-        <w:t xml:space="preserve"> pack: Room C has current approval and capacity0; D lacks register. Student requests C, D.</w:t>
+        <w:t xml:space="preserve"> pack: Room C has current approval and capacity 0; D lacks register. Student requests C, D.</w:t>
       </w:r>
     </w:p>
     <w:p>
@@ -3949,7 +3949,7 @@
           </w:tcPr>
           <w:p>
             <w:r>
-              <w:t>Sections 1–6; record the brief recall in the workbook.</w:t>
+              <w:t>Use Your mission, Notice the evidence, See how it works, Words that unlock the idea and Follow a worked example; record recall in the workbook.</w:t>
             </w:r>
           </w:p>
         </w:tc>
@@ -3981,7 +3981,7 @@
           </w:tcPr>
           <w:p>
             <w:r>
-              <w:t>Sections 7–10; use the matching workbook W2 and misconception check.</w:t>
+              <w:t>Use Find and repair a mistake, Practise together and Build your understanding; use the matching workbook W2 and Individual reasoning check.</w:t>
             </w:r>
           </w:p>
         </w:tc>
@@ -4013,7 +4013,7 @@
           </w:tcPr>
           <w:p>
             <w:r>
-              <w:t>Sections 9 and 11–14. Give extra time to finish the full task set; use Section 15 when the week includes a coding lab.</w:t>
+              <w:t>Use Run the investigation, Connect your project and Try a new case independently. Allow extra time for the full task set. When code is supplied, use the examples in See how it works or Follow a worked example and the browser lab in Supported practice, repair and portfolio.</w:t>
             </w:r>
           </w:p>
         </w:tc>
@@ -4027,7 +4027,7 @@
         <w:rPr>
           <w:b w:val="0"/>
         </w:rPr>
-        <w:t>Before class, solve the supported practice: Room A has approval and capacity12; room B lacks approval; teacher guide T is restricted. Student requests each. Show the intermediate steps and give the conclusion with its scope.</w:t>
+        <w:t>Before class, solve the supported practice: Room A has approval and capacity 12; room B lacks approval; teacher guide T is restricted. Student requests each. Show the intermediate steps and give the conclusion with its scope.</w:t>
       </w:r>
     </w:p>
     <w:p>
@@ -4047,7 +4047,7 @@
         <w:rPr>
           <w:b w:val="0"/>
         </w:rPr>
-        <w:t>Reasoned practice answer: Teacher explanation: A supported12; B review with null claims; T denied before lookup. The implementation must expose these distinct outcomes.</w:t>
+        <w:t>Reasoned practice answer: Teacher explanation: A supported 12; B review with null claims; T denied before lookup. The implementation must expose these distinct outcomes.</w:t>
       </w:r>
     </w:p>
     <w:p>
@@ -4804,7 +4804,7 @@
         <w:drawing>
           <wp:inline xmlns:a="http://schemas.openxmlformats.org/drawingml/2006/main" xmlns:pic="http://schemas.openxmlformats.org/drawingml/2006/picture">
             <wp:extent cx="5486400" cy="2843784"/>
-            <wp:docPr id="4" name="Picture 4" descr="Capstone service implementation — evidence trace. Room A has approval and capacity12; room B lacks approval; teacher guide T is restricted. Student requests each. | Validate request, establish session role, filter sources, lookup matching current records, return supported or review, validate output and log minimised metadata. | A supported12; B review with null claims; T denied before lookup. The implementation must expose these distinct outcomes."/>
+            <wp:docPr id="4" name="Picture 4" descr="Capstone service implementation — evidence trace. Room A has approval and capacity 12; room B lacks approval; teacher guide T is restricted. Student requests each. | Validate request, establish session role, filter sources, lookup matching current records, return supported or review, validate output and log minimised metadata. | A supported 12; B review with null claims; T denied before lookup. The implementation must expose these distinct outcomes."/>
             <wp:cNvGraphicFramePr>
               <a:graphicFrameLocks noChangeAspect="1"/>
             </wp:cNvGraphicFramePr>
@@ -4867,7 +4867,7 @@
         <w:rPr>
           <w:b w:val="0"/>
         </w:rPr>
-        <w:t xml:space="preserve"> trace. Room A has approval and capacity12; room B lacks approval; teacher guide T is restricted.</w:t>
+        <w:t xml:space="preserve"> trace. Room A has approval and capacity 12; room B lacks approval; teacher guide T is restricted.</w:t>
       </w:r>
     </w:p>
     <w:p>
@@ -4890,7 +4890,7 @@
         <w:rPr>
           <w:b w:val="0"/>
         </w:rPr>
-        <w:t xml:space="preserve"> and log minimised metadata. | A supported12; B review with null claims; T denied before lookup.</w:t>
+        <w:t xml:space="preserve"> and log minimised metadata. | A supported 12; B review with null claims; T denied before lookup.</w:t>
       </w:r>
     </w:p>
     <w:p>

--- a/downloads/teacher/ai-6-week-33.docx
+++ b/downloads/teacher/ai-6-week-33.docx
@@ -25,20 +25,38 @@
         <w:pStyle w:val="Heading1"/>
       </w:pPr>
       <w:r>
-        <w:t>01. Prepare the purpose, prerequisites and materials</w:t>
+        <w:t>Ask which check supports each claim and which lookups never occur.</w:t>
       </w:r>
     </w:p>
     <w:p>
       <w:r>
-        <w:t>Prepare Capstone service implementation: check the target, prerequisites, resources and adaptable teaching schedule.</w:t>
+        <w:t>Teach an observable joined baseline without inferring production readiness from a demo.</w:t>
       </w:r>
     </w:p>
     <w:p>
-      <w:pPr>
-        <w:pStyle w:val="Heading3"/>
-      </w:pPr>
-      <w:r>
-        <w:t>Teach the learning cycle</w:t>
+      <w:r>
+        <w:t>Model A/B/T path → inspect output/provenance → contrast garden missing evidence → assess zero/missing → retain no-effect and source-integrity evidence.</w:t>
+      </w:r>
+    </w:p>
+    <w:p>
+      <w:pPr>
+        <w:pStyle w:val="Heading1"/>
+      </w:pPr>
+      <w:r>
+        <w:t>01. Prepare the connected service investigation</w:t>
+      </w:r>
+    </w:p>
+    <w:p>
+      <w:r>
+        <w:t>Keep modelling, shared practice and independent evidence distinct.</w:t>
+      </w:r>
+    </w:p>
+    <w:p>
+      <w:pPr>
+        <w:pStyle w:val="Heading2"/>
+      </w:pPr>
+      <w:r>
+        <w:t>Target and main teaching plan</w:t>
       </w:r>
     </w:p>
     <w:p>
@@ -249,18 +267,21 @@
     </w:p>
     <w:p>
       <w:pPr>
-        <w:pStyle w:val="Heading3"/>
-      </w:pPr>
-      <w:r>
-        <w:t>Retrieval answer guidance</w:t>
+        <w:pStyle w:val="Heading2"/>
+      </w:pPr>
+      <w:r>
+        <w:t>Preparation and prerequisite</w:t>
       </w:r>
     </w:p>
     <w:p>
       <w:pPr>
-        <w:pStyle w:val="Heading3"/>
-      </w:pPr>
-      <w:r>
-        <w:t>Documentation and operational readiness</w:t>
+        <w:spacing w:line="336" w:lineRule="auto" w:after="180"/>
+      </w:pPr>
+      <w:r>
+        <w:rPr>
+          <w:b w:val="0"/>
+        </w:rPr>
+        <w:t>Lesson and workbook; paper and pencil</w:t>
       </w:r>
     </w:p>
     <w:p>
@@ -271,7 +292,7 @@
         <w:rPr>
           <w:b w:val="0"/>
         </w:rPr>
-        <w:t>Without opening the old lesson, explain one key idea from Documentation and operational readiness. Give an example and a mistake that the idea helps you avoid.</w:t>
+        <w:t>Calculator and optional local Python 3 for arithmetic; no live API or private data</w:t>
       </w:r>
     </w:p>
     <w:p>
@@ -282,19 +303,7 @@
         <w:rPr>
           <w:b w:val="0"/>
         </w:rPr>
-        <w:t xml:space="preserve">Look for: Explain the </w:t>
-      </w:r>
-      <w:r>
-        <w:rPr>
-          <w:b/>
-        </w:rPr>
-        <w:t>mechanism</w:t>
-      </w:r>
-      <w:r>
-        <w:rPr>
-          <w:b w:val="0"/>
-        </w:rPr>
-        <w:t xml:space="preserve"> and terminology of documentation and operational readiness</w:t>
+        <w:t>Prepare the fresh retry separately and withhold its solution until after collection</w:t>
       </w:r>
     </w:p>
     <w:p>
@@ -305,7 +314,31 @@
         <w:rPr>
           <w:b w:val="0"/>
         </w:rPr>
-        <w:t>Reference example, not the only acceptable wording: Teacher explanation: Operational documentation tells another person how to run, verify, observe and recover the service. A successful developer demo is not readiness.</w:t>
+        <w:t xml:space="preserve">A result depends on the </w:t>
+      </w:r>
+      <w:r>
+        <w:rPr>
+          <w:b/>
+        </w:rPr>
+        <w:t>input</w:t>
+      </w:r>
+      <w:r>
+        <w:rPr>
+          <w:b w:val="0"/>
+        </w:rPr>
+        <w:t xml:space="preserve">s, procedure and conditions that produced it. Preserve data roles and distinguish observed outcomes from </w:t>
+      </w:r>
+      <w:r>
+        <w:rPr>
+          <w:b/>
+        </w:rPr>
+        <w:t>prediction</w:t>
+      </w:r>
+      <w:r>
+        <w:rPr>
+          <w:b w:val="0"/>
+        </w:rPr>
+        <w:t>s or unmeasured conditions.</w:t>
       </w:r>
     </w:p>
     <w:p>
@@ -316,15 +349,15 @@
         <w:rPr>
           <w:b w:val="0"/>
         </w:rPr>
-        <w:t>A runbook names versions, required non-secret configuration, secret key names, health checks, release/rollback dependencies, alerts and owners. Test it with a fresh operator and fictional fixtures.</w:t>
+        <w:t>If the prior concept cannot be explained, use a short retrieval activity before this chapter.</w:t>
       </w:r>
     </w:p>
     <w:p>
       <w:pPr>
-        <w:pStyle w:val="Heading3"/>
-      </w:pPr>
-      <w:r>
-        <w:t>Security and privacy review</w:t>
+        <w:pStyle w:val="Heading2"/>
+      </w:pPr>
+      <w:r>
+        <w:t>Opening retrieval</w:t>
       </w:r>
     </w:p>
     <w:p>
@@ -335,7 +368,7 @@
         <w:rPr>
           <w:b w:val="0"/>
         </w:rPr>
-        <w:t>Without opening the old lesson, explain one key idea from Security and privacy review. Give an example and a mistake that the idea helps you avoid.</w:t>
+        <w:t>Without opening the old lesson, explain one key idea from Documentation and operational readiness. Give an example and a mistake that the idea helps you avoid.</w:t>
       </w:r>
     </w:p>
     <w:p>
@@ -358,7 +391,7 @@
         <w:rPr>
           <w:b w:val="0"/>
         </w:rPr>
-        <w:t xml:space="preserve"> and terminology of security and privacy review</w:t>
+        <w:t xml:space="preserve"> and terminology of documentation and operational readiness</w:t>
       </w:r>
     </w:p>
     <w:p>
@@ -369,7 +402,7 @@
         <w:rPr>
           <w:b w:val="0"/>
         </w:rPr>
-        <w:t>Reference example, not the only acceptable wording: Teacher explanation: Security and privacy review checks assets, actors, data flows and permissions against explicit threats. A clean happy path does not test misuse.</w:t>
+        <w:t>Reference example, not the only acceptable wording: Teacher explanation: Operational documentation tells another person how to run, verify, observe and recover the service. A successful developer demo is not readiness.</w:t>
       </w:r>
     </w:p>
     <w:p>
@@ -380,15 +413,18 @@
         <w:rPr>
           <w:b w:val="0"/>
         </w:rPr>
-        <w:t>For the classroom service identify restricted guides, session secrets and student content. Test denied roles, unexpected fields, source injection and minimised logging without real credentials.</w:t>
+        <w:t>A runbook names versions, required non-secret configuration, secret key names, health checks, release/rollback dependencies, alerts and owners. Test it with a fresh operator and fictional fixtures.</w:t>
       </w:r>
     </w:p>
     <w:p>
       <w:pPr>
-        <w:pStyle w:val="Heading3"/>
-      </w:pPr>
-      <w:r>
-        <w:t>Human escalation workflows</w:t>
+        <w:spacing w:line="336" w:lineRule="auto" w:after="180"/>
+      </w:pPr>
+      <w:r>
+        <w:rPr>
+          <w:b w:val="0"/>
+        </w:rPr>
+        <w:t>Without opening the old lesson, explain one key idea from Security and privacy review. Give an example and a mistake that the idea helps you avoid.</w:t>
       </w:r>
     </w:p>
     <w:p>
@@ -399,7 +435,19 @@
         <w:rPr>
           <w:b w:val="0"/>
         </w:rPr>
-        <w:t>Without opening the old lesson, explain one key idea from Human escalation workflows. Give an example and a mistake that the idea helps you avoid.</w:t>
+        <w:t xml:space="preserve">Look for: Explain the </w:t>
+      </w:r>
+      <w:r>
+        <w:rPr>
+          <w:b/>
+        </w:rPr>
+        <w:t>mechanism</w:t>
+      </w:r>
+      <w:r>
+        <w:rPr>
+          <w:b w:val="0"/>
+        </w:rPr>
+        <w:t xml:space="preserve"> and terminology of security and privacy review</w:t>
       </w:r>
     </w:p>
     <w:p>
@@ -410,19 +458,7 @@
         <w:rPr>
           <w:b w:val="0"/>
         </w:rPr>
-        <w:t xml:space="preserve">Look for: Explain the </w:t>
-      </w:r>
-      <w:r>
-        <w:rPr>
-          <w:b/>
-        </w:rPr>
-        <w:t>mechanism</w:t>
-      </w:r>
-      <w:r>
-        <w:rPr>
-          <w:b w:val="0"/>
-        </w:rPr>
-        <w:t xml:space="preserve"> and terminology of human escalation workflows</w:t>
+        <w:t>Reference example, not the only acceptable wording: Teacher explanation: Security and privacy review checks assets, actors, data flows and permissions against explicit threats. A clean happy path does not test misuse.</w:t>
       </w:r>
     </w:p>
     <w:p>
@@ -433,7 +469,7 @@
         <w:rPr>
           <w:b w:val="0"/>
         </w:rPr>
-        <w:t>Reference example, not the only acceptable wording: Teacher explanation: Escalation routes unresolved decisions to an authorised person with sufficient context. It must define owner, deadline and fallback.</w:t>
+        <w:t>For the classroom service identify restricted guides, session secrets and student content. Test denied roles, unexpected fields, source injection and minimised logging without real credentials.</w:t>
       </w:r>
     </w:p>
     <w:p>
@@ -444,7 +480,7 @@
         <w:rPr>
           <w:b w:val="0"/>
         </w:rPr>
-        <w:t>Toy workflow routes conflicting room approval to coordinator with source IDs and requested decision. While awaiting review the assistant returns needs_review and performs no booking.</w:t>
+        <w:t>Without opening the old lesson, explain one key idea from Human escalation workflows. Give an example and a mistake that the idea helps you avoid.</w:t>
       </w:r>
     </w:p>
     <w:p>
@@ -455,19 +491,19 @@
         <w:rPr>
           <w:b w:val="0"/>
         </w:rPr>
-        <w:t xml:space="preserve">Two 45-minute sessions. The engineering capstone implements a bounded read-only room service with testable interfaces. Start with a </w:t>
+        <w:t xml:space="preserve">Look for: Explain the </w:t>
       </w:r>
       <w:r>
         <w:rPr>
           <w:b/>
         </w:rPr>
-        <w:t>deterministic baseline</w:t>
+        <w:t>mechanism</w:t>
       </w:r>
       <w:r>
         <w:rPr>
           <w:b w:val="0"/>
         </w:rPr>
-        <w:t xml:space="preserve"> before optional model wording.</w:t>
+        <w:t xml:space="preserve"> and terminology of human escalation workflows</w:t>
       </w:r>
     </w:p>
     <w:p>
@@ -478,19 +514,7 @@
         <w:rPr>
           <w:b w:val="0"/>
         </w:rPr>
-        <w:t xml:space="preserve">Use the supplied constructed scenarios to make the </w:t>
-      </w:r>
-      <w:r>
-        <w:rPr>
-          <w:b/>
-        </w:rPr>
-        <w:t>mechanism</w:t>
-      </w:r>
-      <w:r>
-        <w:rPr>
-          <w:b w:val="0"/>
-        </w:rPr>
-        <w:t xml:space="preserve"> inspectable. Collect W4 before sharing solutions.</w:t>
+        <w:t>Reference example, not the only acceptable wording: Teacher explanation: Escalation routes unresolved decisions to an authorised person with sufficient context. It must define owner, deadline and fallback.</w:t>
       </w:r>
     </w:p>
     <w:p>
@@ -501,27 +525,15 @@
         <w:rPr>
           <w:b w:val="0"/>
         </w:rPr>
-        <w:t xml:space="preserve">Students should name intermediate </w:t>
-      </w:r>
-      <w:r>
-        <w:rPr>
-          <w:b/>
-        </w:rPr>
-        <w:t>evidence</w:t>
-      </w:r>
-      <w:r>
-        <w:rPr>
-          <w:b w:val="0"/>
-        </w:rPr>
-        <w:t xml:space="preserve"> and limitations; classroom pacing and learning effectiveness remain unvalidated.</w:t>
+        <w:t>Toy workflow routes conflicting room approval to coordinator with source IDs and requested decision. While awaiting review the assistant returns needs_review and performs no booking.</w:t>
       </w:r>
     </w:p>
     <w:p>
       <w:pPr>
-        <w:pStyle w:val="Heading3"/>
-      </w:pPr>
-      <w:r>
-        <w:t>Outcomes</w:t>
+        <w:pStyle w:val="Heading2"/>
+      </w:pPr>
+      <w:r>
+        <w:t>Pictured end goal</w:t>
       </w:r>
     </w:p>
     <w:p>
@@ -532,47 +544,35 @@
         <w:rPr>
           <w:b w:val="0"/>
         </w:rPr>
-        <w:t xml:space="preserve">Explain the </w:t>
+        <w:t xml:space="preserve">Explain capstone </w:t>
       </w:r>
       <w:r>
         <w:rPr>
           <w:b/>
         </w:rPr>
-        <w:t>mechanism</w:t>
+        <w:t>service implementation</w:t>
       </w:r>
       <w:r>
         <w:rPr>
           <w:b w:val="0"/>
         </w:rPr>
-        <w:t xml:space="preserve"> and terminology of capstone </w:t>
-      </w:r>
-      <w:r>
-        <w:rPr>
-          <w:b/>
-        </w:rPr>
-        <w:t>service implementation</w:t>
+        <w:t xml:space="preserve"> using the deciding step in this fictional service.</w:t>
       </w:r>
     </w:p>
     <w:p>
       <w:pPr>
-        <w:spacing w:line="336" w:lineRule="auto" w:after="180"/>
-      </w:pPr>
-      <w:r>
-        <w:rPr>
-          <w:b w:val="0"/>
-        </w:rPr>
-        <w:t>Apply the stated procedure to a new case with a traceable result</w:t>
+        <w:pStyle w:val="Heading2"/>
+      </w:pPr>
+      <w:r>
+        <w:t>Earlier wording, alternatives and picture transcripts · reference / check after trying</w:t>
       </w:r>
     </w:p>
     <w:p>
       <w:pPr>
-        <w:spacing w:line="336" w:lineRule="auto" w:after="180"/>
-      </w:pPr>
-      <w:r>
-        <w:rPr>
-          <w:b w:val="0"/>
-        </w:rPr>
-        <w:t>Identify an assumption or limitation and design a revealing follow-up</w:t>
+        <w:pStyle w:val="Heading3"/>
+      </w:pPr>
+      <w:r>
+        <w:t>Teach the learning cycle</w:t>
       </w:r>
     </w:p>
     <w:p>
@@ -580,83 +580,86 @@
         <w:pStyle w:val="Heading3"/>
       </w:pPr>
       <w:r>
-        <w:t>Preparation</w:t>
+        <w:t>Retrieval answer guidance</w:t>
       </w:r>
     </w:p>
     <w:p>
       <w:pPr>
-        <w:spacing w:line="336" w:lineRule="auto" w:after="180"/>
-      </w:pPr>
-      <w:r>
-        <w:rPr>
-          <w:b w:val="0"/>
-        </w:rPr>
-        <w:t>Lesson and workbook; paper and pencil</w:t>
+        <w:pStyle w:val="Heading3"/>
+      </w:pPr>
+      <w:r>
+        <w:t>Documentation and operational readiness</w:t>
       </w:r>
     </w:p>
     <w:p>
       <w:pPr>
-        <w:spacing w:line="336" w:lineRule="auto" w:after="180"/>
-      </w:pPr>
-      <w:r>
-        <w:rPr>
-          <w:b w:val="0"/>
-        </w:rPr>
-        <w:t>Calculator and optional local Python 3 for arithmetic; no live API or private data</w:t>
+        <w:pStyle w:val="Heading3"/>
+      </w:pPr>
+      <w:r>
+        <w:t>Security and privacy review</w:t>
       </w:r>
     </w:p>
     <w:p>
       <w:pPr>
-        <w:spacing w:line="336" w:lineRule="auto" w:after="180"/>
-      </w:pPr>
-      <w:r>
-        <w:rPr>
-          <w:b w:val="0"/>
-        </w:rPr>
-        <w:t>Prepare the fresh retry separately and withhold its solution until after collection</w:t>
+        <w:pStyle w:val="Heading3"/>
+      </w:pPr>
+      <w:r>
+        <w:t>Human escalation workflows</w:t>
       </w:r>
     </w:p>
     <w:p>
       <w:pPr>
-        <w:pStyle w:val="Heading3"/>
-      </w:pPr>
-      <w:r>
-        <w:t>Prerequisite answer</w:t>
+        <w:spacing w:line="336" w:lineRule="auto" w:after="180"/>
+      </w:pPr>
+      <w:r>
+        <w:rPr>
+          <w:b w:val="0"/>
+        </w:rPr>
+        <w:t xml:space="preserve">Use the three-session teaching cycle above, with extra time as needed. The engineering capstone implements a bounded read-only room service with testable interfaces. Start with a </w:t>
+      </w:r>
+      <w:r>
+        <w:rPr>
+          <w:b/>
+        </w:rPr>
+        <w:t>deterministic baseline</w:t>
+      </w:r>
+      <w:r>
+        <w:rPr>
+          <w:b w:val="0"/>
+        </w:rPr>
+        <w:t xml:space="preserve"> before optional model wording. Use the supplied constructed scenarios to make the </w:t>
+      </w:r>
+      <w:r>
+        <w:rPr>
+          <w:b/>
+        </w:rPr>
+        <w:t>mechanism</w:t>
+      </w:r>
+      <w:r>
+        <w:rPr>
+          <w:b w:val="0"/>
+        </w:rPr>
+        <w:t xml:space="preserve"> inspectable. Collect W4 before sharing solutions. Students should name intermediate </w:t>
+      </w:r>
+      <w:r>
+        <w:rPr>
+          <w:b/>
+        </w:rPr>
+        <w:t>evidence</w:t>
+      </w:r>
+      <w:r>
+        <w:rPr>
+          <w:b w:val="0"/>
+        </w:rPr>
+        <w:t xml:space="preserve"> and limitations; classroom pacing and learning effectiveness remain unvalidated.</w:t>
       </w:r>
     </w:p>
     <w:p>
       <w:pPr>
-        <w:spacing w:line="336" w:lineRule="auto" w:after="180"/>
-      </w:pPr>
-      <w:r>
-        <w:rPr>
-          <w:b w:val="0"/>
-        </w:rPr>
-        <w:t xml:space="preserve">A result depends on the </w:t>
-      </w:r>
-      <w:r>
-        <w:rPr>
-          <w:b/>
-        </w:rPr>
-        <w:t>input</w:t>
-      </w:r>
-      <w:r>
-        <w:rPr>
-          <w:b w:val="0"/>
-        </w:rPr>
-        <w:t xml:space="preserve">s, procedure and conditions that produced it. Preserve data roles and distinguish observed outcomes from </w:t>
-      </w:r>
-      <w:r>
-        <w:rPr>
-          <w:b/>
-        </w:rPr>
-        <w:t>prediction</w:t>
-      </w:r>
-      <w:r>
-        <w:rPr>
-          <w:b w:val="0"/>
-        </w:rPr>
-        <w:t>s or unmeasured conditions.</w:t>
+        <w:pStyle w:val="Heading3"/>
+      </w:pPr>
+      <w:r>
+        <w:t>Outcomes</w:t>
       </w:r>
     </w:p>
     <w:p>
@@ -667,15 +670,36 @@
         <w:rPr>
           <w:b w:val="0"/>
         </w:rPr>
-        <w:t>If the prior concept cannot be explained, use a short retrieval activity before this chapter.</w:t>
+        <w:t xml:space="preserve">Explain the </w:t>
+      </w:r>
+      <w:r>
+        <w:rPr>
+          <w:b/>
+        </w:rPr>
+        <w:t>mechanism</w:t>
+      </w:r>
+      <w:r>
+        <w:rPr>
+          <w:b w:val="0"/>
+        </w:rPr>
+        <w:t xml:space="preserve"> and terminology of capstone </w:t>
+      </w:r>
+      <w:r>
+        <w:rPr>
+          <w:b/>
+        </w:rPr>
+        <w:t>service implementation</w:t>
       </w:r>
     </w:p>
     <w:p>
       <w:pPr>
-        <w:pStyle w:val="Heading3"/>
-      </w:pPr>
-      <w:r>
-        <w:t>End goal for the pictorial case</w:t>
+        <w:spacing w:line="336" w:lineRule="auto" w:after="180"/>
+      </w:pPr>
+      <w:r>
+        <w:rPr>
+          <w:b w:val="0"/>
+        </w:rPr>
+        <w:t>Apply the stated procedure to a new case with a traceable result</w:t>
       </w:r>
     </w:p>
     <w:p>
@@ -686,43 +710,31 @@
         <w:rPr>
           <w:b w:val="0"/>
         </w:rPr>
-        <w:t xml:space="preserve">Explain capstone </w:t>
-      </w:r>
-      <w:r>
-        <w:rPr>
-          <w:b/>
-        </w:rPr>
-        <w:t>service implementation</w:t>
-      </w:r>
-      <w:r>
-        <w:rPr>
-          <w:b w:val="0"/>
-        </w:rPr>
-        <w:t xml:space="preserve"> using the deciding step in this fictional service.</w:t>
+        <w:t>Identify an assumption or limitation and design a revealing follow-up</w:t>
       </w:r>
     </w:p>
     <w:p>
       <w:pPr>
-        <w:spacing w:line="336" w:lineRule="auto" w:after="180"/>
-      </w:pPr>
-      <w:r>
-        <w:rPr>
-          <w:b w:val="0"/>
-        </w:rPr>
-        <w:t>This added worked case illustrates the week’s main idea. Retain all original and connected topics; schedule its practice within the teaching cycle.</w:t>
+        <w:pStyle w:val="Heading3"/>
+      </w:pPr>
+      <w:r>
+        <w:t>Preparation</w:t>
       </w:r>
     </w:p>
     <w:p>
       <w:pPr>
-        <w:pStyle w:val="Heading1"/>
-      </w:pPr>
-      <w:r>
-        <w:t>02. Explain and model the mechanism</w:t>
+        <w:pStyle w:val="Heading3"/>
+      </w:pPr>
+      <w:r>
+        <w:t>Prerequisite answer</w:t>
       </w:r>
     </w:p>
     <w:p>
-      <w:r>
-        <w:t>Model Capstone service implementation using the supplied case, labelled mechanism and reasoning. Make the scope of each conclusion explicit.</w:t>
+      <w:pPr>
+        <w:pStyle w:val="Heading3"/>
+      </w:pPr>
+      <w:r>
+        <w:t>End goal for the pictorial case</w:t>
       </w:r>
     </w:p>
     <w:p>
@@ -733,49 +745,28 @@
         <w:rPr>
           <w:b w:val="0"/>
         </w:rPr>
-        <w:t xml:space="preserve">The engineering capstone implements a bounded read-only room service with testable interfaces. Start with a </w:t>
-      </w:r>
-      <w:r>
-        <w:rPr>
-          <w:b/>
-        </w:rPr>
-        <w:t>deterministic baseline</w:t>
-      </w:r>
-      <w:r>
-        <w:rPr>
-          <w:b w:val="0"/>
-        </w:rPr>
-        <w:t xml:space="preserve"> before optional model wording.</w:t>
+        <w:t>This added worked case illustrates the week’s main idea. Retain all original and connected topics; schedule its practice within the teaching cycle.</w:t>
       </w:r>
     </w:p>
     <w:p>
       <w:pPr>
-        <w:pStyle w:val="Heading3"/>
-      </w:pPr>
-      <w:r>
-        <w:t>Explain Capstone service implementation · 1</w:t>
+        <w:pStyle w:val="Heading1"/>
+      </w:pPr>
+      <w:r>
+        <w:t>02. Teach the joined interface through distinct evidence and authority outcomes</w:t>
       </w:r>
     </w:p>
     <w:p>
-      <w:pPr>
-        <w:spacing w:line="336" w:lineRule="auto" w:after="180"/>
-      </w:pPr>
-      <w:r>
-        <w:rPr>
-          <w:b w:val="0"/>
-        </w:rPr>
-        <w:t>Begin by writing the question the procedure is intended to answer. Identify the information already supplied, the information it will produce and the information still missing.</w:t>
+      <w:r>
+        <w:t>Keep room output contracts separate from the pictured garden adapter.</w:t>
       </w:r>
     </w:p>
     <w:p>
       <w:pPr>
-        <w:spacing w:line="336" w:lineRule="auto" w:after="180"/>
-      </w:pPr>
-      <w:r>
-        <w:rPr>
-          <w:b w:val="0"/>
-        </w:rPr>
-        <w:t>These are constructed classroom examples; they do not require live accounts, private records or an external service. Do not treat a plausible explanation as a measured outcome.</w:t>
+        <w:pStyle w:val="Heading2"/>
+      </w:pPr>
+      <w:r>
+        <w:t>Definitions and complete fictional service contract</w:t>
       </w:r>
     </w:p>
     <w:p>
@@ -786,73 +777,42 @@
         <w:rPr>
           <w:b w:val="0"/>
         </w:rPr>
-        <w:t xml:space="preserve">Validate request, establish session role, filter sources, lookup matching current records, return supported or review, validate </w:t>
+        <w:t xml:space="preserve">The engineering capstone implements a bounded read-only room service with testable interfaces. Start with a </w:t>
       </w:r>
       <w:r>
         <w:rPr>
           <w:b/>
         </w:rPr>
-        <w:t>output</w:t>
+        <w:t>deterministic baseline</w:t>
       </w:r>
       <w:r>
         <w:rPr>
           <w:b w:val="0"/>
         </w:rPr>
-        <w:t xml:space="preserve"> and log minimised metadata. Keep side-effect tools absent.</w:t>
+        <w:t xml:space="preserve"> before optional model wording.</w:t>
       </w:r>
     </w:p>
     <w:p>
       <w:pPr>
-        <w:pStyle w:val="Heading3"/>
-      </w:pPr>
-      <w:r>
-        <w:t>Explain Capstone service implementation · 2</w:t>
-      </w:r>
-    </w:p>
-    <w:p>
-      <w:pPr>
         <w:spacing w:line="336" w:lineRule="auto" w:after="180"/>
       </w:pPr>
       <w:r>
         <w:rPr>
           <w:b w:val="0"/>
         </w:rPr>
-        <w:t xml:space="preserve">Before applying the procedure, write its units, denominator or decision boundary where relevant. A partner should be able to repeat each step using the same </w:t>
+        <w:t xml:space="preserve">Validate request, establish session role, filter sources, lookup matching current records, return supported or review, validate </w:t>
       </w:r>
       <w:r>
         <w:rPr>
           <w:b/>
         </w:rPr>
-        <w:t>input</w:t>
+        <w:t>output</w:t>
       </w:r>
       <w:r>
         <w:rPr>
           <w:b w:val="0"/>
         </w:rPr>
-        <w:t>s.</w:t>
-      </w:r>
-    </w:p>
-    <w:p>
-      <w:pPr>
-        <w:spacing w:line="336" w:lineRule="auto" w:after="180"/>
-      </w:pPr>
-      <w:r>
-        <w:rPr>
-          <w:b w:val="0"/>
-        </w:rPr>
-        <w:t xml:space="preserve">If a required </w:t>
-      </w:r>
-      <w:r>
-        <w:rPr>
-          <w:b/>
-        </w:rPr>
-        <w:t>input</w:t>
-      </w:r>
-      <w:r>
-        <w:rPr>
-          <w:b w:val="0"/>
-        </w:rPr>
-        <w:t xml:space="preserve"> is absent or violates the stated contract, record that condition explicitly instead of quietly replacing it with a convenient value.</w:t>
+        <w:t xml:space="preserve"> and log minimised metadata. Keep side-effect tools absent.</w:t>
       </w:r>
     </w:p>
     <w:tbl>
@@ -875,7 +835,7 @@
           </w:tcPr>
           <w:p>
             <w:r>
-              <w:t>Term</w:t>
+              <w:t>Service contract</w:t>
             </w:r>
           </w:p>
         </w:tc>
@@ -885,7 +845,7 @@
           </w:tcPr>
           <w:p>
             <w:r>
-              <w:t>Meaning</w:t>
+              <w:t>Complete fictional fixture</w:t>
             </w:r>
           </w:p>
         </w:tc>
@@ -897,7 +857,7 @@
           </w:tcPr>
           <w:p>
             <w:r>
-              <w:t>Service implementation</w:t>
+              <w:t>Request</w:t>
             </w:r>
           </w:p>
         </w:tc>
@@ -907,7 +867,7 @@
           </w:tcPr>
           <w:p>
             <w:r>
-              <w:t>Executable behaviour following defined contracts</w:t>
+              <w:t>Exactly resource_id, one ASCII uppercase letter; no request-body role field</w:t>
             </w:r>
           </w:p>
         </w:tc>
@@ -919,7 +879,7 @@
           </w:tcPr>
           <w:p>
             <w:r>
-              <w:t>Deterministic baseline</w:t>
+              <w:t>Trusted role</w:t>
             </w:r>
           </w:p>
         </w:tc>
@@ -929,7 +889,7 @@
           </w:tcPr>
           <w:p>
             <w:r>
-              <w:t>A reference procedure with fixed rules</w:t>
+              <w:t>Student or teacher supplied by harness; unknown role denied</w:t>
             </w:r>
           </w:p>
         </w:tc>
@@ -941,7 +901,7 @@
           </w:tcPr>
           <w:p>
             <w:r>
-              <w:t>Read-only design</w:t>
+              <w:t>Current data version</w:t>
             </w:r>
           </w:p>
         </w:tc>
@@ -951,12 +911,435 @@
           </w:tcPr>
           <w:p>
             <w:r>
-              <w:t>A boundary excluding external modifications</w:t>
+              <w:t>c1 fixed by trusted fixture</w:t>
+            </w:r>
+          </w:p>
+        </w:tc>
+      </w:tr>
+      <w:tr>
+        <w:tc>
+          <w:tcPr>
+            <w:tcW w:type="dxa" w:w="5112"/>
+          </w:tcPr>
+          <w:p>
+            <w:r>
+              <w:t>A register</w:t>
+            </w:r>
+          </w:p>
+        </w:tc>
+        <w:tc>
+          <w:tcPr>
+            <w:tcW w:type="dxa" w:w="5112"/>
+          </w:tcPr>
+          <w:p>
+            <w:r>
+              <w:t>id A, approved true, capacity 12, version c1, source REG-A</w:t>
+            </w:r>
+          </w:p>
+        </w:tc>
+      </w:tr>
+      <w:tr>
+        <w:tc>
+          <w:tcPr>
+            <w:tcW w:type="dxa" w:w="5112"/>
+          </w:tcPr>
+          <w:p>
+            <w:r>
+              <w:t>B register</w:t>
+            </w:r>
+          </w:p>
+        </w:tc>
+        <w:tc>
+          <w:tcPr>
+            <w:tcW w:type="dxa" w:w="5112"/>
+          </w:tcPr>
+          <w:p>
+            <w:r>
+              <w:t>id B, approved false, capacity 8, version c1, source REG-B</w:t>
+            </w:r>
+          </w:p>
+        </w:tc>
+      </w:tr>
+      <w:tr>
+        <w:tc>
+          <w:tcPr>
+            <w:tcW w:type="dxa" w:w="5112"/>
+          </w:tcPr>
+          <w:p>
+            <w:r>
+              <w:t>T resource metadata</w:t>
+            </w:r>
+          </w:p>
+        </w:tc>
+        <w:tc>
+          <w:tcPr>
+            <w:tcW w:type="dxa" w:w="5112"/>
+          </w:tcPr>
+          <w:p>
+            <w:r>
+              <w:t>Restricted teacher guide; student denied before any content lookup; teacher route review because room endpoint does not implement guide retrieval</w:t>
+            </w:r>
+          </w:p>
+        </w:tc>
+      </w:tr>
+      <w:tr>
+        <w:tc>
+          <w:tcPr>
+            <w:tcW w:type="dxa" w:w="5112"/>
+          </w:tcPr>
+          <w:p>
+            <w:r>
+              <w:t>Supported record</w:t>
+            </w:r>
+          </w:p>
+        </w:tc>
+        <w:tc>
+          <w:tcPr>
+            <w:tcW w:type="dxa" w:w="5112"/>
+          </w:tcPr>
+          <w:p>
+            <w:r>
+              <w:t>Matching ID/version, approved true, exact nonnegative integer capacity and nonempty source ID</w:t>
+            </w:r>
+          </w:p>
+        </w:tc>
+      </w:tr>
+      <w:tr>
+        <w:tc>
+          <w:tcPr>
+            <w:tcW w:type="dxa" w:w="5112"/>
+          </w:tcPr>
+          <w:p>
+            <w:r>
+              <w:t>Output</w:t>
+            </w:r>
+          </w:p>
+        </w:tc>
+        <w:tc>
+          <w:tcPr>
+            <w:tcW w:type="dxa" w:w="5112"/>
+          </w:tcPr>
+          <w:p>
+            <w:r>
+              <w:t>status, resource_id, capacity, source_id; all non-supported claims null</w:t>
+            </w:r>
+          </w:p>
+        </w:tc>
+      </w:tr>
+      <w:tr>
+        <w:tc>
+          <w:tcPr>
+            <w:tcW w:type="dxa" w:w="5112"/>
+          </w:tcPr>
+          <w:p>
+            <w:r>
+              <w:t>Evidence</w:t>
+            </w:r>
+          </w:p>
+        </w:tc>
+        <w:tc>
+          <w:tcPr>
+            <w:tcW w:type="dxa" w:w="5112"/>
+          </w:tcPr>
+          <w:p>
+            <w:r>
+              <w:t>Room-lookup trace plus minimized status/data-version log; no raw private requests/content</w:t>
+            </w:r>
+          </w:p>
+        </w:tc>
+      </w:tr>
+      <w:tr>
+        <w:tc>
+          <w:tcPr>
+            <w:tcW w:type="dxa" w:w="5112"/>
+          </w:tcPr>
+          <w:p>
+            <w:r>
+              <w:t>Scope</w:t>
+            </w:r>
+          </w:p>
+        </w:tc>
+        <w:tc>
+          <w:tcPr>
+            <w:tcW w:type="dxa" w:w="5112"/>
+          </w:tcPr>
+          <w:p>
+            <w:r>
+              <w:t>Dictionary-based baseline; no real authentication, model inference, booking or production readiness claim</w:t>
             </w:r>
           </w:p>
         </w:tc>
       </w:tr>
     </w:tbl>
+    <w:p>
+      <w:pPr>
+        <w:pStyle w:val="Heading2"/>
+      </w:pPr>
+      <w:r>
+        <w:t>Main request ledger and checked reasoning</w:t>
+      </w:r>
+    </w:p>
+    <w:tbl>
+      <w:tblPr>
+        <w:tblStyle w:val="LightShading-Accent1"/>
+        <w:tblW w:type="auto" w:w="0"/>
+        <w:tblLook w:firstColumn="1" w:firstRow="1" w:lastColumn="0" w:lastRow="0" w:noHBand="0" w:noVBand="1" w:val="04A0"/>
+      </w:tblPr>
+      <w:tblGrid>
+        <w:gridCol w:w="3408"/>
+        <w:gridCol w:w="3408"/>
+        <w:gridCol w:w="3408"/>
+      </w:tblGrid>
+      <w:tr>
+        <w:trPr>
+          <w:tblHeader/>
+        </w:trPr>
+        <w:tc>
+          <w:tcPr>
+            <w:tcW w:type="dxa" w:w="3408"/>
+          </w:tcPr>
+          <w:p>
+            <w:r>
+              <w:t>Main student request</w:t>
+            </w:r>
+          </w:p>
+        </w:tc>
+        <w:tc>
+          <w:tcPr>
+            <w:tcW w:type="dxa" w:w="3408"/>
+          </w:tcPr>
+          <w:p>
+            <w:r>
+              <w:t>Trusted gate and lookup</w:t>
+            </w:r>
+          </w:p>
+        </w:tc>
+        <w:tc>
+          <w:tcPr>
+            <w:tcW w:type="dxa" w:w="3408"/>
+          </w:tcPr>
+          <w:p>
+            <w:r>
+              <w:t>Output claims</w:t>
+            </w:r>
+          </w:p>
+        </w:tc>
+      </w:tr>
+      <w:tr>
+        <w:tc>
+          <w:tcPr>
+            <w:tcW w:type="dxa" w:w="3408"/>
+          </w:tcPr>
+          <w:p>
+            <w:r>
+              <w:t>A</w:t>
+            </w:r>
+          </w:p>
+        </w:tc>
+        <w:tc>
+          <w:tcPr>
+            <w:tcW w:type="dxa" w:w="3408"/>
+          </w:tcPr>
+          <w:p>
+            <w:r>
+              <w:t>Room lookup A; current matching approved record</w:t>
+            </w:r>
+          </w:p>
+        </w:tc>
+        <w:tc>
+          <w:tcPr>
+            <w:tcW w:type="dxa" w:w="3408"/>
+          </w:tcPr>
+          <w:p>
+            <w:r>
+              <w:t>supported; capacity 12; REG-A</w:t>
+            </w:r>
+          </w:p>
+        </w:tc>
+      </w:tr>
+      <w:tr>
+        <w:tc>
+          <w:tcPr>
+            <w:tcW w:type="dxa" w:w="3408"/>
+          </w:tcPr>
+          <w:p>
+            <w:r>
+              <w:t>B</w:t>
+            </w:r>
+          </w:p>
+        </w:tc>
+        <w:tc>
+          <w:tcPr>
+            <w:tcW w:type="dxa" w:w="3408"/>
+          </w:tcPr>
+          <w:p>
+            <w:r>
+              <w:t>Room lookup B; approval false</w:t>
+            </w:r>
+          </w:p>
+        </w:tc>
+        <w:tc>
+          <w:tcPr>
+            <w:tcW w:type="dxa" w:w="3408"/>
+          </w:tcPr>
+          <w:p>
+            <w:r>
+              <w:t>review; capacity/source null</w:t>
+            </w:r>
+          </w:p>
+        </w:tc>
+      </w:tr>
+      <w:tr>
+        <w:tc>
+          <w:tcPr>
+            <w:tcW w:type="dxa" w:w="3408"/>
+          </w:tcPr>
+          <w:p>
+            <w:r>
+              <w:t>T</w:t>
+            </w:r>
+          </w:p>
+        </w:tc>
+        <w:tc>
+          <w:tcPr>
+            <w:tcW w:type="dxa" w:w="3408"/>
+          </w:tcPr>
+          <w:p>
+            <w:r>
+              <w:t>Restricted resource denied before content lookup</w:t>
+            </w:r>
+          </w:p>
+        </w:tc>
+        <w:tc>
+          <w:tcPr>
+            <w:tcW w:type="dxa" w:w="3408"/>
+          </w:tcPr>
+          <w:p>
+            <w:r>
+              <w:t>denied; capacity/source null</w:t>
+            </w:r>
+          </w:p>
+        </w:tc>
+      </w:tr>
+      <w:tr>
+        <w:tc>
+          <w:tcPr>
+            <w:tcW w:type="dxa" w:w="3408"/>
+          </w:tcPr>
+          <w:p>
+            <w:r>
+              <w:t>Unexpected role field</w:t>
+            </w:r>
+          </w:p>
+        </w:tc>
+        <w:tc>
+          <w:tcPr>
+            <w:tcW w:type="dxa" w:w="3408"/>
+          </w:tcPr>
+          <w:p>
+            <w:r>
+              <w:t>Reject exact request schema</w:t>
+            </w:r>
+          </w:p>
+        </w:tc>
+        <w:tc>
+          <w:tcPr>
+            <w:tcW w:type="dxa" w:w="3408"/>
+          </w:tcPr>
+          <w:p>
+            <w:r>
+              <w:t>invalid_input; claims null</w:t>
+            </w:r>
+          </w:p>
+        </w:tc>
+      </w:tr>
+      <w:tr>
+        <w:tc>
+          <w:tcPr>
+            <w:tcW w:type="dxa" w:w="3408"/>
+          </w:tcPr>
+          <w:p>
+            <w:r>
+              <w:t>Unknown trusted role</w:t>
+            </w:r>
+          </w:p>
+        </w:tc>
+        <w:tc>
+          <w:tcPr>
+            <w:tcW w:type="dxa" w:w="3408"/>
+          </w:tcPr>
+          <w:p>
+            <w:r>
+              <w:t>Deny before lookup</w:t>
+            </w:r>
+          </w:p>
+        </w:tc>
+        <w:tc>
+          <w:tcPr>
+            <w:tcW w:type="dxa" w:w="3408"/>
+          </w:tcPr>
+          <w:p>
+            <w:r>
+              <w:t>denied; claims null</w:t>
+            </w:r>
+          </w:p>
+        </w:tc>
+      </w:tr>
+      <w:tr>
+        <w:tc>
+          <w:tcPr>
+            <w:tcW w:type="dxa" w:w="3408"/>
+          </w:tcPr>
+          <w:p>
+            <w:r>
+              <w:t>Missing/stale/mismatched room register</w:t>
+            </w:r>
+          </w:p>
+        </w:tc>
+        <w:tc>
+          <w:tcPr>
+            <w:tcW w:type="dxa" w:w="3408"/>
+          </w:tcPr>
+          <w:p>
+            <w:r>
+              <w:t>No supported matching current evidence</w:t>
+            </w:r>
+          </w:p>
+        </w:tc>
+        <w:tc>
+          <w:tcPr>
+            <w:tcW w:type="dxa" w:w="3408"/>
+          </w:tcPr>
+          <w:p>
+            <w:r>
+              <w:t>review; claims null</w:t>
+            </w:r>
+          </w:p>
+        </w:tc>
+      </w:tr>
+    </w:tbl>
+    <w:p>
+      <w:pPr>
+        <w:spacing w:line="336" w:lineRule="auto" w:after="180"/>
+      </w:pPr>
+      <w:r>
+        <w:rPr>
+          <w:b w:val="0"/>
+        </w:rPr>
+        <w:t>Main student A supported 12/REG-A; B unapproved review with null claims; T denied before lookup. Lookup trace includes A/B only, and logs contain status/c1 without raw content. Exact record type matters: Boolean capacity is not an integer measurement. Unsupported output claims must remain null. Teacher T is review because this room endpoint has no guide-retrieval implementation, not because teacher access was proven.</w:t>
+      </w:r>
+    </w:p>
+    <w:p>
+      <w:pPr>
+        <w:spacing w:line="336" w:lineRule="auto" w:after="180"/>
+      </w:pPr>
+      <w:r>
+        <w:rPr>
+          <w:b w:val="0"/>
+        </w:rPr>
+        <w:t>Garden adapter receives exact structured read/edit operations: G2 attributed fact supported, edit denied/no effect; missing G2 changes factual support to review, not edit authority. Selected C capacity 0 with current approval supports measured zero; missing D register reviews with null claims. Avoid truthiness-based zero/missing collapse.</w:t>
+      </w:r>
+    </w:p>
     <w:p>
       <w:pPr>
         <w:pStyle w:val="Heading3"/>
@@ -1051,10 +1434,13 @@
     </w:p>
     <w:p>
       <w:pPr>
-        <w:pStyle w:val="Heading3"/>
-      </w:pPr>
-      <w:r>
-        <w:t>Explain Capstone service implementation · 3</w:t>
+        <w:spacing w:line="336" w:lineRule="auto" w:after="180"/>
+      </w:pPr>
+      <w:r>
+        <w:rPr>
+          <w:b w:val="0"/>
+        </w:rPr>
+        <w:t>Guided: A supported 12; B review with null claims; T denied before lookup. The implementation must expose these distinct outcomes.</w:t>
       </w:r>
     </w:p>
     <w:p>
@@ -1065,7 +1451,7 @@
         <w:rPr>
           <w:b w:val="0"/>
         </w:rPr>
-        <w:t>Guided: A supported 12; B review with null claims; T denied before lookup. The implementation must expose these distinct outcomes.</w:t>
+        <w:t>Qualification: An implemented baseline must still pass integration, access and failure checks before release.</w:t>
       </w:r>
     </w:p>
     <w:p>
@@ -1076,7 +1462,31 @@
         <w:rPr>
           <w:b w:val="0"/>
         </w:rPr>
-        <w:t>Qualification: An implemented baseline must still pass integration, access and failure checks before release.</w:t>
+        <w:t xml:space="preserve">Exit: accept a concrete variation with its predicted outcome and a stated condition that would challenge the </w:t>
+      </w:r>
+      <w:r>
+        <w:rPr>
+          <w:b/>
+        </w:rPr>
+        <w:t>mechanism</w:t>
+      </w:r>
+      <w:r>
+        <w:rPr>
+          <w:b w:val="0"/>
+        </w:rPr>
+        <w:t xml:space="preserve">; reject a claim resting on unmeasured </w:t>
+      </w:r>
+      <w:r>
+        <w:rPr>
+          <w:b/>
+        </w:rPr>
+        <w:t>evidence</w:t>
+      </w:r>
+      <w:r>
+        <w:rPr>
+          <w:b w:val="0"/>
+        </w:rPr>
+        <w:t>.</w:t>
       </w:r>
     </w:p>
     <w:p>
@@ -1087,39 +1497,18 @@
         <w:rPr>
           <w:b w:val="0"/>
         </w:rPr>
-        <w:t xml:space="preserve">Exit: accept a concrete variation with its predicted outcome and a stated condition that would challenge the </w:t>
-      </w:r>
-      <w:r>
-        <w:rPr>
-          <w:b/>
-        </w:rPr>
-        <w:t>mechanism</w:t>
-      </w:r>
-      <w:r>
-        <w:rPr>
-          <w:b w:val="0"/>
-        </w:rPr>
-        <w:t xml:space="preserve">; reject a claim resting on unmeasured </w:t>
-      </w:r>
-      <w:r>
-        <w:rPr>
-          <w:b/>
-        </w:rPr>
-        <w:t>evidence</w:t>
-      </w:r>
-      <w:r>
-        <w:rPr>
-          <w:b w:val="0"/>
-        </w:rPr>
-        <w:t>.</w:t>
+        <w:t>Room A has approval and capacity 12; room B lacks approval; teacher guide T is restricted. Student requests each.</w:t>
       </w:r>
     </w:p>
     <w:p>
       <w:pPr>
-        <w:pStyle w:val="Heading3"/>
-      </w:pPr>
-      <w:r>
-        <w:t>Model the reasoning aloud</w:t>
+        <w:spacing w:line="336" w:lineRule="auto" w:after="180"/>
+      </w:pPr>
+      <w:r>
+        <w:rPr>
+          <w:b w:val="0"/>
+        </w:rPr>
+        <w:t>A supported 12; B review with null claims; T denied before lookup. The implementation must expose these distinct outcomes.</w:t>
       </w:r>
     </w:p>
     <w:p>
@@ -1130,118 +1519,63 @@
         <w:rPr>
           <w:b w:val="0"/>
         </w:rPr>
-        <w:t xml:space="preserve">Use the complete worked example below before asking learners to complete W2. Reveal a small part, invite a </w:t>
+        <w:t xml:space="preserve">Compare the intermediate </w:t>
       </w:r>
       <w:r>
         <w:rPr>
           <w:b/>
         </w:rPr>
-        <w:t>prediction</w:t>
+        <w:t>evidence</w:t>
       </w:r>
       <w:r>
         <w:rPr>
           <w:b w:val="0"/>
         </w:rPr>
-        <w:t>, then explain the deciding step.</w:t>
+        <w:t xml:space="preserve"> with the final statement. Explain why each number or decision follows from the stated </w:t>
+      </w:r>
+      <w:r>
+        <w:rPr>
+          <w:b/>
+        </w:rPr>
+        <w:t>input</w:t>
+      </w:r>
+      <w:r>
+        <w:rPr>
+          <w:b w:val="0"/>
+        </w:rPr>
+        <w:t xml:space="preserve">s. The conclusion belongs to this scenario and procedure; changing the </w:t>
+      </w:r>
+      <w:r>
+        <w:rPr>
+          <w:b/>
+        </w:rPr>
+        <w:t>input</w:t>
+      </w:r>
+      <w:r>
+        <w:rPr>
+          <w:b w:val="0"/>
+        </w:rPr>
+        <w:t xml:space="preserve">s, evaluation population or authority can change what it establishes. Retain only authorized, minimized capstone </w:t>
+      </w:r>
+      <w:r>
+        <w:rPr>
+          <w:b/>
+        </w:rPr>
+        <w:t>evidence</w:t>
+      </w:r>
+      <w:r>
+        <w:rPr>
+          <w:b w:val="0"/>
+        </w:rPr>
+        <w:t xml:space="preserve"> without secret values or unnecessary private content so a later revision can be compared honestly.</w:t>
       </w:r>
     </w:p>
     <w:p>
       <w:pPr>
-        <w:spacing w:line="336" w:lineRule="auto" w:after="180"/>
-      </w:pPr>
-      <w:r>
-        <w:rPr>
-          <w:b w:val="0"/>
-        </w:rPr>
-        <w:t>These teacher notes contain solutions; do not reveal the independent case answer during modelling.</w:t>
-      </w:r>
-    </w:p>
-    <w:p>
-      <w:pPr>
-        <w:spacing w:line="336" w:lineRule="auto" w:after="180"/>
-      </w:pPr>
-      <w:r>
-        <w:rPr>
-          <w:b w:val="0"/>
-        </w:rPr>
-        <w:t>Room A has approval and capacity 12; room B lacks approval; teacher guide T is restricted. Student requests each.</w:t>
-      </w:r>
-    </w:p>
-    <w:p>
-      <w:pPr>
-        <w:spacing w:line="336" w:lineRule="auto" w:after="180"/>
-      </w:pPr>
-      <w:r>
-        <w:rPr>
-          <w:b w:val="0"/>
-        </w:rPr>
-        <w:t>A supported 12; B review with null claims; T denied before lookup. The implementation must expose these distinct outcomes.</w:t>
-      </w:r>
-    </w:p>
-    <w:p>
-      <w:pPr>
-        <w:pStyle w:val="Heading3"/>
-      </w:pPr>
-      <w:r>
-        <w:t>Model the reasoning aloud · 4</w:t>
-      </w:r>
-    </w:p>
-    <w:p>
-      <w:pPr>
-        <w:spacing w:line="336" w:lineRule="auto" w:after="180"/>
-      </w:pPr>
-      <w:r>
-        <w:rPr>
-          <w:b w:val="0"/>
-        </w:rPr>
-        <w:t xml:space="preserve">Compare the intermediate </w:t>
-      </w:r>
-      <w:r>
-        <w:rPr>
-          <w:b/>
-        </w:rPr>
-        <w:t>evidence</w:t>
-      </w:r>
-      <w:r>
-        <w:rPr>
-          <w:b w:val="0"/>
-        </w:rPr>
-        <w:t xml:space="preserve"> with the final statement. Explain why each number or decision follows from the stated </w:t>
-      </w:r>
-      <w:r>
-        <w:rPr>
-          <w:b/>
-        </w:rPr>
-        <w:t>input</w:t>
-      </w:r>
-      <w:r>
-        <w:rPr>
-          <w:b w:val="0"/>
-        </w:rPr>
-        <w:t>s.</w:t>
-      </w:r>
-    </w:p>
-    <w:p>
-      <w:pPr>
-        <w:spacing w:line="336" w:lineRule="auto" w:after="180"/>
-      </w:pPr>
-      <w:r>
-        <w:rPr>
-          <w:b w:val="0"/>
-        </w:rPr>
-        <w:t xml:space="preserve">The conclusion belongs to this scenario and procedure; changing the </w:t>
-      </w:r>
-      <w:r>
-        <w:rPr>
-          <w:b/>
-        </w:rPr>
-        <w:t>input</w:t>
-      </w:r>
-      <w:r>
-        <w:rPr>
-          <w:b w:val="0"/>
-        </w:rPr>
-        <w:t>s, evaluation population or authority can change what it establishes. Retain the raw record so a later revision can be compared honestly.</w:t>
+        <w:pStyle w:val="Heading2"/>
+      </w:pPr>
+      <w:r>
+        <w:t>Exact-type, provenance and no-effect probes</w:t>
       </w:r>
     </w:p>
     <w:tbl>
@@ -1264,7 +1598,7 @@
           </w:tcPr>
           <w:p>
             <w:r>
-              <w:t>Thinking move</w:t>
+              <w:t>Capstone probe</w:t>
             </w:r>
           </w:p>
         </w:tc>
@@ -1274,7 +1608,7 @@
           </w:tcPr>
           <w:p>
             <w:r>
-              <w:t>Teacher prompt</w:t>
+              <w:t>Expected interpretation</w:t>
             </w:r>
           </w:p>
         </w:tc>
@@ -1286,7 +1620,7 @@
           </w:tcPr>
           <w:p>
             <w:r>
-              <w:t>Plan</w:t>
+              <w:t>Restricted student T request</w:t>
             </w:r>
           </w:p>
         </w:tc>
@@ -1296,7 +1630,7 @@
           </w:tcPr>
           <w:p>
             <w:r>
-              <w:t>What is given? What is the question? Which procedure fits these facts?</w:t>
+              <w:t>Deny before content lookup</w:t>
             </w:r>
           </w:p>
         </w:tc>
@@ -1308,7 +1642,7 @@
           </w:tcPr>
           <w:p>
             <w:r>
-              <w:t>Do</w:t>
+              <w:t>Matching ID but stale version</w:t>
             </w:r>
           </w:p>
         </w:tc>
@@ -1318,7 +1652,7 @@
           </w:tcPr>
           <w:p>
             <w:r>
-              <w:t>Point to each input and intermediate step in the worked trace. Name the rule that allows the next step.</w:t>
+              <w:t>Review; no current supported claim</w:t>
             </w:r>
           </w:p>
         </w:tc>
@@ -1330,7 +1664,7 @@
           </w:tcPr>
           <w:p>
             <w:r>
-              <w:t>Check</w:t>
+              <w:t>Approved flag false or missing</w:t>
             </w:r>
           </w:p>
         </w:tc>
@@ -1340,7 +1674,139 @@
           </w:tcPr>
           <w:p>
             <w:r>
-              <w:t>Does the output answer the question? Which assumption or limitation prevents a larger claim?</w:t>
+              <w:t>Review; do not infer approval</w:t>
+            </w:r>
+          </w:p>
+        </w:tc>
+      </w:tr>
+      <w:tr>
+        <w:tc>
+          <w:tcPr>
+            <w:tcW w:type="dxa" w:w="5112"/>
+          </w:tcPr>
+          <w:p>
+            <w:r>
+              <w:t>Capacity Boolean or negative</w:t>
+            </w:r>
+          </w:p>
+        </w:tc>
+        <w:tc>
+          <w:tcPr>
+            <w:tcW w:type="dxa" w:w="5112"/>
+          </w:tcPr>
+          <w:p>
+            <w:r>
+              <w:t>Invalid record for support; review</w:t>
+            </w:r>
+          </w:p>
+        </w:tc>
+      </w:tr>
+      <w:tr>
+        <w:tc>
+          <w:tcPr>
+            <w:tcW w:type="dxa" w:w="5112"/>
+          </w:tcPr>
+          <w:p>
+            <w:r>
+              <w:t>Valid measured zero</w:t>
+            </w:r>
+          </w:p>
+        </w:tc>
+        <w:tc>
+          <w:tcPr>
+            <w:tcW w:type="dxa" w:w="5112"/>
+          </w:tcPr>
+          <w:p>
+            <w:r>
+              <w:t>A value, not missing evidence; test exact type rather than truthiness</w:t>
+            </w:r>
+          </w:p>
+        </w:tc>
+      </w:tr>
+      <w:tr>
+        <w:tc>
+          <w:tcPr>
+            <w:tcW w:type="dxa" w:w="5112"/>
+          </w:tcPr>
+          <w:p>
+            <w:r>
+              <w:t>Non-supported response includes capacity/source claim</w:t>
+            </w:r>
+          </w:p>
+        </w:tc>
+        <w:tc>
+          <w:tcPr>
+            <w:tcW w:type="dxa" w:w="5112"/>
+          </w:tcPr>
+          <w:p>
+            <w:r>
+              <w:t>Reject contradictory output</w:t>
+            </w:r>
+          </w:p>
+        </w:tc>
+      </w:tr>
+      <w:tr>
+        <w:tc>
+          <w:tcPr>
+            <w:tcW w:type="dxa" w:w="5112"/>
+          </w:tcPr>
+          <w:p>
+            <w:r>
+              <w:t>Request contains role=teacher</w:t>
+            </w:r>
+          </w:p>
+        </w:tc>
+        <w:tc>
+          <w:tcPr>
+            <w:tcW w:type="dxa" w:w="5112"/>
+          </w:tcPr>
+          <w:p>
+            <w:r>
+              <w:t>Reject unexpected field; trusted role is external fixture</w:t>
+            </w:r>
+          </w:p>
+        </w:tc>
+      </w:tr>
+      <w:tr>
+        <w:tc>
+          <w:tcPr>
+            <w:tcW w:type="dxa" w:w="5112"/>
+          </w:tcPr>
+          <w:p>
+            <w:r>
+              <w:t>G2 missing but edit requested</w:t>
+            </w:r>
+          </w:p>
+        </w:tc>
+        <w:tc>
+          <w:tcPr>
+            <w:tcW w:type="dxa" w:w="5112"/>
+          </w:tcPr>
+          <w:p>
+            <w:r>
+              <w:t>Review factual part and still deny edit</w:t>
+            </w:r>
+          </w:p>
+        </w:tc>
+      </w:tr>
+      <w:tr>
+        <w:tc>
+          <w:tcPr>
+            <w:tcW w:type="dxa" w:w="5112"/>
+          </w:tcPr>
+          <w:p>
+            <w:r>
+              <w:t>Local baseline tests pass</w:t>
+            </w:r>
+          </w:p>
+        </w:tc>
+        <w:tc>
+          <w:tcPr>
+            <w:tcW w:type="dxa" w:w="5112"/>
+          </w:tcPr>
+          <w:p>
+            <w:r>
+              <w:t>Bounded interface evidence, not real auth/model/production reliability</w:t>
             </w:r>
           </w:p>
         </w:tc>
@@ -1348,21 +1814,21 @@
     </w:tbl>
     <w:p>
       <w:pPr>
-        <w:spacing w:line="336" w:lineRule="auto" w:after="180"/>
-      </w:pPr>
-      <w:r>
-        <w:rPr>
-          <w:b w:val="0"/>
-        </w:rPr>
-        <w:t>Use the diagram and verbal explanation together. Ask learners to match a sentence to a specific visual step; do not assign learners fixed visual or auditory learning styles.</w:t>
+        <w:pStyle w:val="Heading2"/>
+      </w:pPr>
+      <w:r>
+        <w:t>Separate garden card and structured-operation scope</w:t>
       </w:r>
     </w:p>
     <w:p>
       <w:pPr>
-        <w:pStyle w:val="Heading3"/>
-      </w:pPr>
-      <w:r>
-        <w:t>A pictorial worked case: Capstone service implementation</w:t>
+        <w:spacing w:line="336" w:lineRule="auto" w:after="180"/>
+      </w:pPr>
+      <w:r>
+        <w:rPr>
+          <w:b w:val="0"/>
+        </w:rPr>
+        <w:t>Assemble a grounded prototype. A capstone answers from three approved garden cards and has read-only tools.</w:t>
       </w:r>
     </w:p>
     <w:p>
@@ -1373,43 +1839,45 @@
         <w:rPr>
           <w:b w:val="0"/>
         </w:rPr>
-        <w:t>Assemble a grounded prototype. A capstone answers from three approved garden cards and has read-only tools.</w:t>
+        <w:t>G2 says mint needs regular watering. The request asks what G2 says and asks the service to change G2.</w:t>
       </w:r>
     </w:p>
     <w:p>
       <w:pPr>
-        <w:pStyle w:val="Heading3"/>
-      </w:pPr>
-      <w:r>
-        <w:t>The facts we will use</w:t>
+        <w:spacing w:line="336" w:lineRule="auto" w:after="180"/>
+      </w:pPr>
+      <w:r>
+        <w:rPr>
+          <w:b w:val="0"/>
+        </w:rPr>
+        <w:t>The picture uses a separate garden-card collection with approved G1, G2 and G3. G2 supplies the fictional statement “Mint needs regular watering.” Its exact structured operation list requests both read_G2 and edit_G2; this is not a natural-language parser. Return the supported claim attributed to G2 and deny the edit with no effect.</w:t>
       </w:r>
     </w:p>
     <w:p>
       <w:pPr>
-        <w:pStyle w:val="Heading3"/>
-      </w:pPr>
-      <w:r>
-        <w:t>Supplied facts</w:t>
+        <w:spacing w:line="336" w:lineRule="auto" w:after="180"/>
+      </w:pPr>
+      <w:r>
+        <w:rPr>
+          <w:b w:val="0"/>
+        </w:rPr>
+        <w:t>If G2 is removed from the approved collection, return review with null claim/source while edit remains denied. The room baseline and garden adapter expose different output fields on purpose; neither silently mutates its input dictionary. This three-card teaching fixture is no independent gardening expertise or production reliability evidence.</w:t>
       </w:r>
     </w:p>
     <w:p>
       <w:pPr>
-        <w:spacing w:line="336" w:lineRule="auto" w:after="180"/>
-        <w:shd w:fill="F1F6FC"/>
-      </w:pPr>
-      <w:r>
-        <w:rPr>
-          <w:b w:val="0"/>
-        </w:rPr>
-        <w:t>G2 says mint needs regular watering. The request asks what G2 says and asks the service to change G2.</w:t>
+        <w:pStyle w:val="Heading2"/>
+      </w:pPr>
+      <w:r>
+        <w:t>Picture trace and missing-card key</w:t>
       </w:r>
     </w:p>
     <w:p>
       <w:r>
         <w:drawing>
           <wp:inline xmlns:a="http://schemas.openxmlformats.org/drawingml/2006/main" xmlns:pic="http://schemas.openxmlformats.org/drawingml/2006/picture">
-            <wp:extent cx="5346057" cy="5943599"/>
-            <wp:docPr id="1" name="Picture 1" descr="Capstone service implementation. Retrieve G2: Use the approved card for the supplied watering claim.. Draft with attribution: Phrase that claim and identify G2 as its source.. Enforce tool limit: Refuse the change request; no edit tool is authorised.. Check final trace: Confirm factual agreement and absence of forbidden action."/>
+            <wp:extent cx="5486400" cy="4005072"/>
+            <wp:docPr id="1" name="Picture 1" descr="Retrieve G2: Use the approved card for the supplied watering claim. → Draft with attribution: Phrase that claim and identify G2 as its source. → Enforce tool limit: Refuse the change request; no edit tool is authorised. → Check final trace: Confirm factual agreement and absence of forbidden action."/>
             <wp:cNvGraphicFramePr>
               <a:graphicFrameLocks noChangeAspect="1"/>
             </wp:cNvGraphicFramePr>
@@ -1417,7 +1885,7 @@
               <a:graphicData uri="http://schemas.openxmlformats.org/drawingml/2006/picture">
                 <pic:pic>
                   <pic:nvPicPr>
-                    <pic:cNvPr id="0" name="academy-visual-ai-6-33.png"/>
+                    <pic:cNvPr id="0" name="academy-story-ai-6-33-02.png"/>
                     <pic:cNvPicPr/>
                   </pic:nvPicPr>
                   <pic:blipFill>
@@ -1429,7 +1897,7 @@
                   <pic:spPr>
                     <a:xfrm>
                       <a:off x="0" y="0"/>
-                      <a:ext cx="5346057" cy="5943599"/>
+                      <a:ext cx="5486400" cy="4005072"/>
                     </a:xfrm>
                     <a:prstGeom prst="rect"/>
                   </pic:spPr>
@@ -1579,144 +2047,416 @@
     </w:p>
     <w:p>
       <w:pPr>
-        <w:pStyle w:val="Heading3"/>
-      </w:pPr>
-      <w:r>
-        <w:t>Why this result follows</w:t>
+        <w:spacing w:line="336" w:lineRule="auto" w:after="180"/>
+      </w:pPr>
+      <w:r>
+        <w:rPr>
+          <w:b w:val="0"/>
+        </w:rPr>
+        <w:t>Implementation joins retrieval, drafting, checking and authority in one observable path. Describing an edit does not authorise performing it.</w:t>
       </w:r>
     </w:p>
     <w:p>
       <w:pPr>
-        <w:pStyle w:val="Heading3"/>
-      </w:pPr>
-      <w:r>
-        <w:t>Why the result follows</w:t>
+        <w:spacing w:line="336" w:lineRule="auto" w:after="180"/>
+      </w:pPr>
+      <w:r>
+        <w:rPr>
+          <w:b w:val="0"/>
+        </w:rPr>
+        <w:t xml:space="preserve">A three-card prototype provides bounded </w:t>
+      </w:r>
+      <w:r>
+        <w:rPr>
+          <w:b/>
+        </w:rPr>
+        <w:t>evidence</w:t>
+      </w:r>
+      <w:r>
+        <w:rPr>
+          <w:b w:val="0"/>
+        </w:rPr>
+        <w:t>, not production reliability or independent gardening expertise.</w:t>
       </w:r>
     </w:p>
     <w:p>
       <w:pPr>
         <w:spacing w:line="336" w:lineRule="auto" w:after="180"/>
-        <w:shd w:fill="F1F6FC"/>
       </w:pPr>
       <w:r>
         <w:rPr>
           <w:b w:val="0"/>
         </w:rPr>
-        <w:t>Implementation joins retrieval, drafting, checking and authority in one observable path. Describing an edit does not authorise performing it.</w:t>
+        <w:t>Change: Remove G2 from the approved collection.</w:t>
       </w:r>
     </w:p>
     <w:p>
       <w:pPr>
-        <w:pStyle w:val="Heading3"/>
-      </w:pPr>
-      <w:r>
-        <w:t>What this example does not establish</w:t>
+        <w:spacing w:line="336" w:lineRule="auto" w:after="180"/>
+      </w:pPr>
+      <w:r>
+        <w:rPr>
+          <w:b/>
+        </w:rPr>
+        <w:t>Prediction</w:t>
+      </w:r>
+      <w:r>
+        <w:rPr>
+          <w:b w:val="0"/>
+        </w:rPr>
+        <w:t>: Return unsupported for the fact request; editing remains prohibited.</w:t>
       </w:r>
     </w:p>
     <w:p>
       <w:pPr>
-        <w:pStyle w:val="Heading3"/>
-      </w:pPr>
-      <w:r>
-        <w:t>Keep the stated limit</w:t>
+        <w:spacing w:line="336" w:lineRule="auto" w:after="180"/>
+      </w:pPr>
+      <w:r>
+        <w:rPr>
+          <w:b w:val="0"/>
+        </w:rPr>
+        <w:t>Reason: Grounding needs a present source while authority comes from the independent contract.</w:t>
       </w:r>
     </w:p>
     <w:p>
       <w:pPr>
-        <w:spacing w:line="336" w:lineRule="auto" w:after="180"/>
-        <w:shd w:fill="FFF5E6"/>
-      </w:pPr>
-      <w:r>
-        <w:rPr>
-          <w:b w:val="0"/>
-        </w:rPr>
-        <w:t xml:space="preserve">A three-card prototype provides bounded </w:t>
-      </w:r>
-      <w:r>
-        <w:rPr>
-          <w:b/>
-        </w:rPr>
-        <w:t>evidence</w:t>
-      </w:r>
-      <w:r>
-        <w:rPr>
-          <w:b w:val="0"/>
-        </w:rPr>
-        <w:t>, not production reliability or independent gardening expertise.</w:t>
+        <w:pStyle w:val="Heading2"/>
+      </w:pPr>
+      <w:r>
+        <w:t>Earlier wording, alternatives and picture transcripts · reference / check after trying</w:t>
       </w:r>
     </w:p>
     <w:p>
       <w:pPr>
-        <w:pStyle w:val="Heading3"/>
-      </w:pPr>
-      <w:r>
-        <w:t>Change one thing in the pictured case</w:t>
+        <w:spacing w:line="336" w:lineRule="auto" w:after="180"/>
+      </w:pPr>
+      <w:r>
+        <w:rPr>
+          <w:b w:val="0"/>
+        </w:rPr>
+        <w:t>Begin by writing the question the procedure is intended to answer. Identify the information already supplied, the information it will produce and the information still missing.</w:t>
       </w:r>
     </w:p>
     <w:p>
       <w:pPr>
-        <w:pStyle w:val="Heading3"/>
-      </w:pPr>
-      <w:r>
-        <w:t>Change one thing</w:t>
+        <w:spacing w:line="336" w:lineRule="auto" w:after="180"/>
+      </w:pPr>
+      <w:r>
+        <w:rPr>
+          <w:b w:val="0"/>
+        </w:rPr>
+        <w:t>These are constructed classroom examples; they do not require live accounts, private records or an external service. Do not treat a plausible explanation as a measured outcome.</w:t>
       </w:r>
     </w:p>
     <w:p>
       <w:pPr>
         <w:spacing w:line="336" w:lineRule="auto" w:after="180"/>
-        <w:shd w:fill="F5F1FB"/>
       </w:pPr>
       <w:r>
         <w:rPr>
           <w:b w:val="0"/>
         </w:rPr>
-        <w:t>Change: Remove G2 from the approved collection.</w:t>
+        <w:t xml:space="preserve">Before applying the procedure, write its units, denominator or decision boundary where relevant. A partner should be able to repeat each step using the same </w:t>
+      </w:r>
+      <w:r>
+        <w:rPr>
+          <w:b/>
+        </w:rPr>
+        <w:t>input</w:t>
+      </w:r>
+      <w:r>
+        <w:rPr>
+          <w:b w:val="0"/>
+        </w:rPr>
+        <w:t>s.</w:t>
       </w:r>
     </w:p>
     <w:p>
       <w:pPr>
+        <w:spacing w:line="336" w:lineRule="auto" w:after="180"/>
+      </w:pPr>
+      <w:r>
+        <w:rPr>
+          <w:b w:val="0"/>
+        </w:rPr>
+        <w:t xml:space="preserve">If a required </w:t>
+      </w:r>
+      <w:r>
+        <w:rPr>
+          <w:b/>
+        </w:rPr>
+        <w:t>input</w:t>
+      </w:r>
+      <w:r>
+        <w:rPr>
+          <w:b w:val="0"/>
+        </w:rPr>
+        <w:t xml:space="preserve"> is absent or violates the stated contract, record that condition explicitly instead of quietly replacing it with a convenient value.</w:t>
+      </w:r>
+    </w:p>
+    <w:tbl>
+      <w:tblPr>
+        <w:tblStyle w:val="LightShading-Accent1"/>
+        <w:tblW w:type="auto" w:w="0"/>
+        <w:tblLook w:firstColumn="1" w:firstRow="1" w:lastColumn="0" w:lastRow="0" w:noHBand="0" w:noVBand="1" w:val="04A0"/>
+      </w:tblPr>
+      <w:tblGrid>
+        <w:gridCol w:w="5112"/>
+        <w:gridCol w:w="5112"/>
+      </w:tblGrid>
+      <w:tr>
+        <w:trPr>
+          <w:tblHeader/>
+        </w:trPr>
+        <w:tc>
+          <w:tcPr>
+            <w:tcW w:type="dxa" w:w="5112"/>
+          </w:tcPr>
+          <w:p>
+            <w:r>
+              <w:t>Term</w:t>
+            </w:r>
+          </w:p>
+        </w:tc>
+        <w:tc>
+          <w:tcPr>
+            <w:tcW w:type="dxa" w:w="5112"/>
+          </w:tcPr>
+          <w:p>
+            <w:r>
+              <w:t>Meaning</w:t>
+            </w:r>
+          </w:p>
+        </w:tc>
+      </w:tr>
+      <w:tr>
+        <w:tc>
+          <w:tcPr>
+            <w:tcW w:type="dxa" w:w="5112"/>
+          </w:tcPr>
+          <w:p>
+            <w:r>
+              <w:t>Service implementation</w:t>
+            </w:r>
+          </w:p>
+        </w:tc>
+        <w:tc>
+          <w:tcPr>
+            <w:tcW w:type="dxa" w:w="5112"/>
+          </w:tcPr>
+          <w:p>
+            <w:r>
+              <w:t>Executable behaviour following defined contracts</w:t>
+            </w:r>
+          </w:p>
+        </w:tc>
+      </w:tr>
+      <w:tr>
+        <w:tc>
+          <w:tcPr>
+            <w:tcW w:type="dxa" w:w="5112"/>
+          </w:tcPr>
+          <w:p>
+            <w:r>
+              <w:t>Deterministic baseline</w:t>
+            </w:r>
+          </w:p>
+        </w:tc>
+        <w:tc>
+          <w:tcPr>
+            <w:tcW w:type="dxa" w:w="5112"/>
+          </w:tcPr>
+          <w:p>
+            <w:r>
+              <w:t>A reference procedure with fixed rules</w:t>
+            </w:r>
+          </w:p>
+        </w:tc>
+      </w:tr>
+      <w:tr>
+        <w:tc>
+          <w:tcPr>
+            <w:tcW w:type="dxa" w:w="5112"/>
+          </w:tcPr>
+          <w:p>
+            <w:r>
+              <w:t>Read-only design</w:t>
+            </w:r>
+          </w:p>
+        </w:tc>
+        <w:tc>
+          <w:tcPr>
+            <w:tcW w:type="dxa" w:w="5112"/>
+          </w:tcPr>
+          <w:p>
+            <w:r>
+              <w:t>A boundary excluding external modifications</w:t>
+            </w:r>
+          </w:p>
+        </w:tc>
+      </w:tr>
+    </w:tbl>
+    <w:p>
+      <w:pPr>
         <w:pStyle w:val="Heading3"/>
       </w:pPr>
       <w:r>
-        <w:t>Predicted result</w:t>
+        <w:t>Model the reasoning aloud</w:t>
       </w:r>
     </w:p>
     <w:p>
       <w:pPr>
         <w:spacing w:line="336" w:lineRule="auto" w:after="180"/>
-        <w:shd w:fill="F1F6FC"/>
-      </w:pPr>
+      </w:pPr>
+      <w:r>
+        <w:rPr>
+          <w:b w:val="0"/>
+        </w:rPr>
+        <w:t xml:space="preserve">Use the complete worked example below before asking learners to complete W2. Reveal a small part, invite a </w:t>
+      </w:r>
       <w:r>
         <w:rPr>
           <w:b/>
         </w:rPr>
-        <w:t>Prediction</w:t>
+        <w:t>prediction</w:t>
       </w:r>
       <w:r>
         <w:rPr>
           <w:b w:val="0"/>
         </w:rPr>
-        <w:t>: Return unsupported for the fact request; editing remains prohibited.</w:t>
+        <w:t>, then explain the deciding step.</w:t>
       </w:r>
     </w:p>
     <w:p>
       <w:pPr>
-        <w:pStyle w:val="Heading3"/>
-      </w:pPr>
-      <w:r>
-        <w:t>Why the result follows</w:t>
+        <w:spacing w:line="336" w:lineRule="auto" w:after="180"/>
+      </w:pPr>
+      <w:r>
+        <w:rPr>
+          <w:b w:val="0"/>
+        </w:rPr>
+        <w:t>These teacher notes contain solutions; do not reveal the independent case answer during modelling.</w:t>
+      </w:r>
+    </w:p>
+    <w:tbl>
+      <w:tblPr>
+        <w:tblStyle w:val="LightShading-Accent1"/>
+        <w:tblW w:type="auto" w:w="0"/>
+        <w:tblLook w:firstColumn="1" w:firstRow="1" w:lastColumn="0" w:lastRow="0" w:noHBand="0" w:noVBand="1" w:val="04A0"/>
+      </w:tblPr>
+      <w:tblGrid>
+        <w:gridCol w:w="5112"/>
+        <w:gridCol w:w="5112"/>
+      </w:tblGrid>
+      <w:tr>
+        <w:trPr>
+          <w:tblHeader/>
+        </w:trPr>
+        <w:tc>
+          <w:tcPr>
+            <w:tcW w:type="dxa" w:w="5112"/>
+          </w:tcPr>
+          <w:p>
+            <w:r>
+              <w:t>Thinking move</w:t>
+            </w:r>
+          </w:p>
+        </w:tc>
+        <w:tc>
+          <w:tcPr>
+            <w:tcW w:type="dxa" w:w="5112"/>
+          </w:tcPr>
+          <w:p>
+            <w:r>
+              <w:t>Teacher prompt</w:t>
+            </w:r>
+          </w:p>
+        </w:tc>
+      </w:tr>
+      <w:tr>
+        <w:tc>
+          <w:tcPr>
+            <w:tcW w:type="dxa" w:w="5112"/>
+          </w:tcPr>
+          <w:p>
+            <w:r>
+              <w:t>Plan</w:t>
+            </w:r>
+          </w:p>
+        </w:tc>
+        <w:tc>
+          <w:tcPr>
+            <w:tcW w:type="dxa" w:w="5112"/>
+          </w:tcPr>
+          <w:p>
+            <w:r>
+              <w:t>What is given? What is the question? Which procedure fits these facts?</w:t>
+            </w:r>
+          </w:p>
+        </w:tc>
+      </w:tr>
+      <w:tr>
+        <w:tc>
+          <w:tcPr>
+            <w:tcW w:type="dxa" w:w="5112"/>
+          </w:tcPr>
+          <w:p>
+            <w:r>
+              <w:t>Do</w:t>
+            </w:r>
+          </w:p>
+        </w:tc>
+        <w:tc>
+          <w:tcPr>
+            <w:tcW w:type="dxa" w:w="5112"/>
+          </w:tcPr>
+          <w:p>
+            <w:r>
+              <w:t>Point to each input and intermediate step in the worked trace. Name the rule that allows the next step.</w:t>
+            </w:r>
+          </w:p>
+        </w:tc>
+      </w:tr>
+      <w:tr>
+        <w:tc>
+          <w:tcPr>
+            <w:tcW w:type="dxa" w:w="5112"/>
+          </w:tcPr>
+          <w:p>
+            <w:r>
+              <w:t>Check</w:t>
+            </w:r>
+          </w:p>
+        </w:tc>
+        <w:tc>
+          <w:tcPr>
+            <w:tcW w:type="dxa" w:w="5112"/>
+          </w:tcPr>
+          <w:p>
+            <w:r>
+              <w:t>Does the output answer the question? Which assumption or limitation prevents a larger claim?</w:t>
+            </w:r>
+          </w:p>
+        </w:tc>
+      </w:tr>
+    </w:tbl>
+    <w:p>
+      <w:pPr>
+        <w:spacing w:line="336" w:lineRule="auto" w:after="180"/>
+      </w:pPr>
+      <w:r>
+        <w:rPr>
+          <w:b w:val="0"/>
+        </w:rPr>
+        <w:t>Use the diagram and verbal explanation together. Ask learners to match a sentence to a specific visual step; do not assign learners fixed visual or auditory learning styles.</w:t>
       </w:r>
     </w:p>
     <w:p>
       <w:pPr>
-        <w:spacing w:line="336" w:lineRule="auto" w:after="180"/>
-        <w:shd w:fill="F1F6FC"/>
-      </w:pPr>
-      <w:r>
-        <w:rPr>
-          <w:b w:val="0"/>
-        </w:rPr>
-        <w:t>Reason: Grounding needs a present source while authority comes from the independent contract.</w:t>
+        <w:pStyle w:val="Heading3"/>
+      </w:pPr>
+      <w:r>
+        <w:t>A pictorial worked case: Capstone service implementation</w:t>
       </w:r>
     </w:p>
     <w:p>
@@ -1724,74 +2464,445 @@
         <w:pStyle w:val="Heading3"/>
       </w:pPr>
       <w:r>
-        <w:t>Ask while showing the picture</w:t>
+        <w:t>The facts we will use</w:t>
       </w:r>
     </w:p>
     <w:p>
-      <w:pPr>
-        <w:pStyle w:val="Heading3"/>
-      </w:pPr>
-      <w:r>
-        <w:t>Ask while showing the picture · 5</w:t>
+      <w:r>
+        <w:drawing>
+          <wp:inline xmlns:a="http://schemas.openxmlformats.org/drawingml/2006/main" xmlns:pic="http://schemas.openxmlformats.org/drawingml/2006/picture">
+            <wp:extent cx="5346057" cy="5943599"/>
+            <wp:docPr id="2" name="Picture 2" descr="Capstone service implementation. Retrieve G2: Use the approved card for the supplied watering claim.. Draft with attribution: Phrase that claim and identify G2 as its source.. Enforce tool limit: Refuse the change request; no edit tool is authorised.. Check final trace: Confirm factual agreement and absence of forbidden action."/>
+            <wp:cNvGraphicFramePr>
+              <a:graphicFrameLocks noChangeAspect="1"/>
+            </wp:cNvGraphicFramePr>
+            <a:graphic>
+              <a:graphicData uri="http://schemas.openxmlformats.org/drawingml/2006/picture">
+                <pic:pic>
+                  <pic:nvPicPr>
+                    <pic:cNvPr id="0" name="academy-visual-ai-6-33.png"/>
+                    <pic:cNvPicPr/>
+                  </pic:nvPicPr>
+                  <pic:blipFill>
+                    <a:blip r:embed="rId10"/>
+                    <a:stretch>
+                      <a:fillRect/>
+                    </a:stretch>
+                  </pic:blipFill>
+                  <pic:spPr>
+                    <a:xfrm>
+                      <a:off x="0" y="0"/>
+                      <a:ext cx="5346057" cy="5943599"/>
+                    </a:xfrm>
+                    <a:prstGeom prst="rect"/>
+                  </pic:spPr>
+                </pic:pic>
+              </a:graphicData>
+            </a:graphic>
+          </wp:inline>
+        </w:drawing>
       </w:r>
     </w:p>
     <w:p>
       <w:pPr>
-        <w:spacing w:line="336" w:lineRule="auto" w:after="180"/>
-      </w:pPr>
-      <w:r>
-        <w:rPr>
-          <w:b w:val="0"/>
-        </w:rPr>
-        <w:t xml:space="preserve">Cover the result. Ask learners to name the </w:t>
-      </w:r>
-      <w:r>
-        <w:rPr>
-          <w:b/>
-        </w:rPr>
-        <w:t>input</w:t>
-      </w:r>
-      <w:r>
-        <w:rPr>
-          <w:b w:val="0"/>
-        </w:rPr>
-        <w:t xml:space="preserve">s and predict the next step. Uncover one step, connect the icon to the actual procedure, and explain its </w:t>
-      </w:r>
-      <w:r>
-        <w:rPr>
-          <w:b/>
-        </w:rPr>
-        <w:t>evidence</w:t>
-      </w:r>
-      <w:r>
-        <w:rPr>
-          <w:b w:val="0"/>
-        </w:rPr>
-        <w:t>. Then change the supplied condition and compare.</w:t>
+        <w:pStyle w:val="Heading3"/>
+      </w:pPr>
+      <w:r>
+        <w:t>Why this result follows</w:t>
       </w:r>
     </w:p>
     <w:p>
       <w:pPr>
-        <w:spacing w:line="336" w:lineRule="auto" w:after="180"/>
-      </w:pPr>
-      <w:r>
-        <w:rPr>
-          <w:b w:val="0"/>
-        </w:rPr>
-        <w:t>The picture is a representation; it does not document execution of a real AI model.</w:t>
+        <w:pStyle w:val="Heading3"/>
+      </w:pPr>
+      <w:r>
+        <w:t>What this example does not establish</w:t>
       </w:r>
     </w:p>
     <w:p>
       <w:pPr>
-        <w:pStyle w:val="Heading1"/>
-      </w:pPr>
-      <w:r>
-        <w:t>03. Demonstrate and guide practice</w:t>
+        <w:pStyle w:val="Heading3"/>
+      </w:pPr>
+      <w:r>
+        <w:t>Change one thing in the pictured case</w:t>
       </w:r>
     </w:p>
     <w:p>
-      <w:r>
-        <w:t>Demonstrate Capstone service implementation, reduce support deliberately and check individual reasoning before discussing answers.</w:t>
+      <w:pPr>
+        <w:pStyle w:val="Heading3"/>
+      </w:pPr>
+      <w:r>
+        <w:t>Ask while showing the picture</w:t>
+      </w:r>
+    </w:p>
+    <w:p>
+      <w:pPr>
+        <w:spacing w:line="336" w:lineRule="auto" w:after="180"/>
+      </w:pPr>
+      <w:r>
+        <w:rPr>
+          <w:b w:val="0"/>
+        </w:rPr>
+        <w:t xml:space="preserve">Cover the result. Ask learners to name the </w:t>
+      </w:r>
+      <w:r>
+        <w:rPr>
+          <w:b/>
+        </w:rPr>
+        <w:t>input</w:t>
+      </w:r>
+      <w:r>
+        <w:rPr>
+          <w:b w:val="0"/>
+        </w:rPr>
+        <w:t xml:space="preserve">s and predict the next step. Uncover one step, connect the icon to the actual procedure, and explain its </w:t>
+      </w:r>
+      <w:r>
+        <w:rPr>
+          <w:b/>
+        </w:rPr>
+        <w:t>evidence</w:t>
+      </w:r>
+      <w:r>
+        <w:rPr>
+          <w:b w:val="0"/>
+        </w:rPr>
+        <w:t>. Then change the supplied condition and compare.</w:t>
+      </w:r>
+    </w:p>
+    <w:p>
+      <w:pPr>
+        <w:spacing w:line="336" w:lineRule="auto" w:after="180"/>
+      </w:pPr>
+      <w:r>
+        <w:rPr>
+          <w:b w:val="0"/>
+        </w:rPr>
+        <w:t>The picture is a representation; it does not document execution of a real AI model.</w:t>
+      </w:r>
+    </w:p>
+    <w:p>
+      <w:pPr>
+        <w:pStyle w:val="Heading1"/>
+      </w:pPr>
+      <w:r>
+        <w:t>03. Model a step,then remove help</w:t>
+      </w:r>
+    </w:p>
+    <w:p>
+      <w:r>
+        <w:t>Collect each learner’s reasoning before showing a key.</w:t>
+      </w:r>
+    </w:p>
+    <w:p>
+      <w:pPr>
+        <w:pStyle w:val="Heading2"/>
+      </w:pPr>
+      <w:r>
+        <w:t>Current completion task and checked reasoning</w:t>
+      </w:r>
+    </w:p>
+    <w:p>
+      <w:pPr>
+        <w:spacing w:line="336" w:lineRule="auto" w:after="180"/>
+      </w:pPr>
+      <w:r>
+        <w:rPr>
+          <w:b w:val="0"/>
+        </w:rPr>
+        <w:t>Completion task: Room A has approval and capacity 12; room B lacks approval; teacher guide T is restricted. Student requests each. Show the intermediate steps and give the conclusion with its scope.</w:t>
+      </w:r>
+    </w:p>
+    <w:p>
+      <w:pPr>
+        <w:spacing w:line="336" w:lineRule="auto" w:after="180"/>
+      </w:pPr>
+      <w:r>
+        <w:rPr>
+          <w:b w:val="0"/>
+        </w:rPr>
+        <w:t>Teacher check: Teacher explanation: A supported 12; B review with null claims; T denied before lookup. The implementation must expose these distinct outcomes.</w:t>
+      </w:r>
+    </w:p>
+    <w:p>
+      <w:pPr>
+        <w:spacing w:line="336" w:lineRule="auto" w:after="180"/>
+      </w:pPr>
+      <w:r>
+        <w:rPr>
+          <w:b w:val="0"/>
+        </w:rPr>
+        <w:t xml:space="preserve">Start by identifying the given </w:t>
+      </w:r>
+      <w:r>
+        <w:rPr>
+          <w:b/>
+        </w:rPr>
+        <w:t>input</w:t>
+      </w:r>
+      <w:r>
+        <w:rPr>
+          <w:b w:val="0"/>
+        </w:rPr>
+        <w:t>s together. Leave the intermediate steps blank. If needed, model one step, then withdraw that help on the next step. Move to a full trace only when the partial trace is understood.</w:t>
+      </w:r>
+    </w:p>
+    <w:p>
+      <w:pPr>
+        <w:spacing w:line="336" w:lineRule="auto" w:after="180"/>
+      </w:pPr>
+      <w:r>
+        <w:rPr>
+          <w:b w:val="0"/>
+        </w:rPr>
+        <w:t>For partners, alternate explainer and checker; collect a response from every learner before discussion.</w:t>
+      </w:r>
+    </w:p>
+    <w:p>
+      <w:pPr>
+        <w:pStyle w:val="Heading2"/>
+      </w:pPr>
+      <w:r>
+        <w:t>Individual misconception check</w:t>
+      </w:r>
+    </w:p>
+    <w:p>
+      <w:pPr>
+        <w:spacing w:line="336" w:lineRule="auto" w:after="180"/>
+      </w:pPr>
+      <w:r>
+        <w:rPr>
+          <w:b w:val="0"/>
+        </w:rPr>
+        <w:t xml:space="preserve">Use the worked case for Capstone </w:t>
+      </w:r>
+      <w:r>
+        <w:rPr>
+          <w:b/>
+        </w:rPr>
+        <w:t>service implementation</w:t>
+      </w:r>
+      <w:r>
+        <w:rPr>
+          <w:b w:val="0"/>
+        </w:rPr>
+        <w:t>. Proposed explanation: “The worked result establishes every future case”. Decide whether this explanation is supported.</w:t>
+      </w:r>
+    </w:p>
+    <w:p>
+      <w:pPr>
+        <w:spacing w:line="336" w:lineRule="auto" w:after="180"/>
+      </w:pPr>
+      <w:r>
+        <w:rPr>
+          <w:b w:val="0"/>
+        </w:rPr>
+        <w:t>Point to the step or supplied fact that decides; explain your repair if needed.</w:t>
+      </w:r>
+    </w:p>
+    <w:p>
+      <w:pPr>
+        <w:spacing w:line="336" w:lineRule="auto" w:after="180"/>
+      </w:pPr>
+      <w:r>
+        <w:rPr>
+          <w:b w:val="0"/>
+        </w:rPr>
+        <w:t>Expected correction: An implemented baseline must still pass integration, access and failure checks before release.</w:t>
+      </w:r>
+    </w:p>
+    <w:p>
+      <w:pPr>
+        <w:spacing w:line="336" w:lineRule="auto" w:after="180"/>
+      </w:pPr>
+      <w:r>
+        <w:rPr>
+          <w:b w:val="0"/>
+        </w:rPr>
+        <w:t>Collect explanations, not only yes/no votes. If a misunderstanding is common, re-model the relevant step for the class.</w:t>
+      </w:r>
+    </w:p>
+    <w:p>
+      <w:pPr>
+        <w:spacing w:line="336" w:lineRule="auto" w:after="180"/>
+      </w:pPr>
+      <w:r>
+        <w:rPr>
+          <w:b w:val="0"/>
+        </w:rPr>
+        <w:t>If it affects a few learners, give a short targeted group explanation while others solve a more demanding variation.</w:t>
+      </w:r>
+    </w:p>
+    <w:p>
+      <w:pPr>
+        <w:pStyle w:val="Heading2"/>
+      </w:pPr>
+      <w:r>
+        <w:t>Pictured reasoning and changed case</w:t>
+      </w:r>
+    </w:p>
+    <w:p>
+      <w:pPr>
+        <w:spacing w:line="336" w:lineRule="auto" w:after="180"/>
+      </w:pPr>
+      <w:r>
+        <w:rPr>
+          <w:b w:val="0"/>
+        </w:rPr>
+        <w:t>Trace the G2 fact request and edit request through the prototype. What can be returned, what cannot be done, and how does removing G2 change those two outcomes?</w:t>
+      </w:r>
+    </w:p>
+    <w:p>
+      <w:pPr>
+        <w:spacing w:line="336" w:lineRule="auto" w:after="180"/>
+      </w:pPr>
+      <w:r>
+        <w:rPr>
+          <w:b w:val="0"/>
+        </w:rPr>
+        <w:t>Use the approved card for the supplied watering claim. Phrase that claim and identify G2 as its source. Refuse the change request; no edit tool is authorised. Confirm factual agreement and absence of forbidden action.</w:t>
+      </w:r>
+    </w:p>
+    <w:p>
+      <w:pPr>
+        <w:spacing w:line="336" w:lineRule="auto" w:after="180"/>
+      </w:pPr>
+      <w:r>
+        <w:rPr>
+          <w:b w:val="0"/>
+        </w:rPr>
+        <w:t>Changed case: Return unsupported for the fact request; editing remains prohibited. Grounding needs a present source while authority comes from the independent contract.</w:t>
+      </w:r>
+    </w:p>
+    <w:p>
+      <w:pPr>
+        <w:spacing w:line="336" w:lineRule="auto" w:after="180"/>
+      </w:pPr>
+      <w:r>
+        <w:rPr>
+          <w:b w:val="0"/>
+        </w:rPr>
+        <w:t>Changed-case reasoning: Return unsupported for the fact request; editing remains prohibited. Grounding needs a present source while authority comes from the independent contract.</w:t>
+      </w:r>
+    </w:p>
+    <w:p>
+      <w:pPr>
+        <w:spacing w:line="336" w:lineRule="auto" w:after="180"/>
+      </w:pPr>
+      <w:r>
+        <w:rPr>
+          <w:b w:val="0"/>
+        </w:rPr>
+        <w:t xml:space="preserve">Collect each learner’s explanation before discussion. Use the first missing connection between </w:t>
+      </w:r>
+      <w:r>
+        <w:rPr>
+          <w:b/>
+        </w:rPr>
+        <w:t>input</w:t>
+      </w:r>
+      <w:r>
+        <w:rPr>
+          <w:b w:val="0"/>
+        </w:rPr>
+        <w:t xml:space="preserve">, deciding step and result to choose support. This question is worked-case practice, not fresh mastery </w:t>
+      </w:r>
+      <w:r>
+        <w:rPr>
+          <w:b/>
+        </w:rPr>
+        <w:t>evidence</w:t>
+      </w:r>
+      <w:r>
+        <w:rPr>
+          <w:b w:val="0"/>
+        </w:rPr>
+        <w:t>.</w:t>
+      </w:r>
+    </w:p>
+    <w:p>
+      <w:pPr>
+        <w:pStyle w:val="Heading2"/>
+      </w:pPr>
+      <w:r>
+        <w:t>Accessible support and extension</w:t>
+      </w:r>
+    </w:p>
+    <w:p>
+      <w:pPr>
+        <w:spacing w:line="336" w:lineRule="auto" w:after="180"/>
+      </w:pPr>
+      <w:r>
+        <w:rPr>
+          <w:b w:val="0"/>
+        </w:rPr>
+        <w:t xml:space="preserve">Use See how it works and Follow a worked example. Collect a </w:t>
+      </w:r>
+      <w:r>
+        <w:rPr>
+          <w:b/>
+        </w:rPr>
+        <w:t>prediction</w:t>
+      </w:r>
+      <w:r>
+        <w:rPr>
+          <w:b w:val="0"/>
+        </w:rPr>
+        <w:t xml:space="preserve"> before revealing its result; ask the learner to point to each intermediate fact.</w:t>
+      </w:r>
+    </w:p>
+    <w:p>
+      <w:pPr>
+        <w:spacing w:line="336" w:lineRule="auto" w:after="180"/>
+      </w:pPr>
+      <w:r>
+        <w:rPr>
+          <w:b w:val="0"/>
+        </w:rPr>
+        <w:t xml:space="preserve">Provide an </w:t>
+      </w:r>
+      <w:r>
+        <w:rPr>
+          <w:b/>
+        </w:rPr>
+        <w:t>input</w:t>
+      </w:r>
+      <w:r>
+        <w:rPr>
+          <w:b w:val="0"/>
+        </w:rPr>
+        <w:t>/procedure/result/limit frame and a calculator when needed. Ask students to identify the first step before completing the whole trace.</w:t>
+      </w:r>
+    </w:p>
+    <w:p>
+      <w:pPr>
+        <w:spacing w:line="336" w:lineRule="auto" w:after="180"/>
+      </w:pPr>
+      <w:r>
+        <w:rPr>
+          <w:b w:val="0"/>
+        </w:rPr>
+        <w:t xml:space="preserve">Extension: compare two concrete variants of this </w:t>
+      </w:r>
+      <w:r>
+        <w:rPr>
+          <w:b/>
+        </w:rPr>
+        <w:t>mechanism</w:t>
+      </w:r>
+      <w:r>
+        <w:rPr>
+          <w:b w:val="0"/>
+        </w:rPr>
+        <w:t xml:space="preserve"> while holding unrelated conditions fixed; report both successful and unsuccessful outcomes.</w:t>
+      </w:r>
+    </w:p>
+    <w:p>
+      <w:pPr>
+        <w:pStyle w:val="Heading2"/>
+      </w:pPr>
+      <w:r>
+        <w:t>Earlier wording, alternatives and picture transcripts · reference / check after trying</w:t>
       </w:r>
     </w:p>
     <w:tbl>
@@ -2008,71 +3119,26 @@
     </w:tbl>
     <w:p>
       <w:pPr>
-        <w:spacing w:line="336" w:lineRule="auto" w:after="180"/>
-      </w:pPr>
-      <w:r>
-        <w:rPr>
-          <w:b w:val="0"/>
-        </w:rPr>
-        <w:t xml:space="preserve">Use See how it works and Follow a worked example. Collect a </w:t>
-      </w:r>
-      <w:r>
-        <w:rPr>
-          <w:b/>
-        </w:rPr>
-        <w:t>prediction</w:t>
-      </w:r>
-      <w:r>
-        <w:rPr>
-          <w:b w:val="0"/>
-        </w:rPr>
-        <w:t xml:space="preserve"> before revealing its result; ask the learner to point to each intermediate fact.</w:t>
+        <w:pStyle w:val="Heading3"/>
+      </w:pPr>
+      <w:r>
+        <w:t>Reduce help deliberately</w:t>
       </w:r>
     </w:p>
     <w:p>
       <w:pPr>
-        <w:spacing w:line="336" w:lineRule="auto" w:after="180"/>
-      </w:pPr>
-      <w:r>
-        <w:rPr>
-          <w:b w:val="0"/>
-        </w:rPr>
-        <w:t xml:space="preserve">Provide an </w:t>
-      </w:r>
-      <w:r>
-        <w:rPr>
-          <w:b/>
-        </w:rPr>
-        <w:t>input</w:t>
-      </w:r>
-      <w:r>
-        <w:rPr>
-          <w:b w:val="0"/>
-        </w:rPr>
-        <w:t>/procedure/result/limit frame and a calculator when needed. Ask students to identify the first step before completing the whole trace.</w:t>
+        <w:pStyle w:val="Heading3"/>
+      </w:pPr>
+      <w:r>
+        <w:t>Individual reasoning check</w:t>
       </w:r>
     </w:p>
     <w:p>
       <w:pPr>
-        <w:spacing w:line="336" w:lineRule="auto" w:after="180"/>
-      </w:pPr>
-      <w:r>
-        <w:rPr>
-          <w:b w:val="0"/>
-        </w:rPr>
-        <w:t xml:space="preserve">Extension: compare two concrete variants of this </w:t>
-      </w:r>
-      <w:r>
-        <w:rPr>
-          <w:b/>
-        </w:rPr>
-        <w:t>mechanism</w:t>
-      </w:r>
-      <w:r>
-        <w:rPr>
-          <w:b w:val="0"/>
-        </w:rPr>
-        <w:t xml:space="preserve"> while holding unrelated conditions fixed; report both successful and unsuccessful outcomes.</w:t>
+        <w:pStyle w:val="Heading3"/>
+      </w:pPr>
+      <w:r>
+        <w:t>Pictorial practice question</w:t>
       </w:r>
     </w:p>
     <w:p>
@@ -2080,47 +3146,39 @@
         <w:pStyle w:val="Heading3"/>
       </w:pPr>
       <w:r>
-        <w:t>Reduce help deliberately</w:t>
+        <w:t>Reasoned teacher answer</w:t>
       </w:r>
     </w:p>
     <w:p>
       <w:pPr>
-        <w:pStyle w:val="Heading3"/>
-      </w:pPr>
-      <w:r>
-        <w:t>Completion practice</w:t>
+        <w:pStyle w:val="Heading1"/>
+      </w:pPr>
+      <w:r>
+        <w:t>04. Run the complete supplied investigation</w:t>
       </w:r>
     </w:p>
     <w:p>
-      <w:pPr>
-        <w:spacing w:line="336" w:lineRule="auto" w:after="180"/>
-        <w:shd w:fill="F5F1FB"/>
-      </w:pPr>
-      <w:r>
-        <w:rPr>
-          <w:b w:val="0"/>
-        </w:rPr>
-        <w:t>Completion task: Room A has approval and capacity 12; room B lacks approval; teacher guide T is restricted. Student requests each. Show the intermediate steps and give the conclusion with its scope.</w:t>
+      <w:r>
+        <w:t>Separate predictions,actual runs and paper traces.</w:t>
       </w:r>
     </w:p>
     <w:p>
       <w:pPr>
-        <w:pStyle w:val="Heading3"/>
-      </w:pPr>
-      <w:r>
-        <w:t>Reasoning to listen for</w:t>
+        <w:pStyle w:val="Heading2"/>
+      </w:pPr>
+      <w:r>
+        <w:t>Complete inputs,expected results and limits</w:t>
       </w:r>
     </w:p>
     <w:p>
       <w:pPr>
         <w:spacing w:line="336" w:lineRule="auto" w:after="180"/>
-        <w:shd w:fill="F1F6FC"/>
       </w:pPr>
       <w:r>
         <w:rPr>
           <w:b w:val="0"/>
         </w:rPr>
-        <w:t>Teacher check: Teacher explanation: A supported 12; B review with null claims; T denied before lookup. The implementation must expose these distinct outcomes.</w:t>
+        <w:t>Main A supported 12 with REG-A, B review/null, student T denied before lookup; trusted role, exact request/record/output checks and minimal logs remain visible. Picture G2 fact supports with attribution while edit denies; removing G2 gives factual review and still no edit. Selected C current approved capacity 0 is supported measured zero; missing D register reviews with null claims.</w:t>
       </w:r>
     </w:p>
     <w:p>
@@ -2131,38 +3189,26 @@
         <w:rPr>
           <w:b w:val="0"/>
         </w:rPr>
-        <w:t xml:space="preserve">Start by identifying the given </w:t>
-      </w:r>
-      <w:r>
-        <w:rPr>
-          <w:b/>
-        </w:rPr>
-        <w:t>input</w:t>
-      </w:r>
-      <w:r>
-        <w:rPr>
-          <w:b w:val="0"/>
-        </w:rPr>
-        <w:t>s together. Leave the intermediate steps blank. If needed, model one step, then withdraw that help on the next step. Move to a full trace only when the partial trace is understood.</w:t>
+        <w:t>Do not turn zero into unknown or unknown into zero. Trace and output evidence are bounded to the supplied baseline, not production reliability.</w:t>
       </w:r>
     </w:p>
     <w:p>
       <w:pPr>
-        <w:spacing w:line="336" w:lineRule="auto" w:after="180"/>
-      </w:pPr>
-      <w:r>
-        <w:rPr>
-          <w:b w:val="0"/>
-        </w:rPr>
-        <w:t>For partners, alternate explainer and checker; collect a response from every learner before discussion.</w:t>
+        <w:pStyle w:val="Heading2"/>
+      </w:pPr>
+      <w:r>
+        <w:t>Diagnose the current misconceptions</w:t>
       </w:r>
     </w:p>
     <w:p>
       <w:pPr>
-        <w:pStyle w:val="Heading3"/>
-      </w:pPr>
-      <w:r>
-        <w:t>Individual reasoning check</w:t>
+        <w:spacing w:line="336" w:lineRule="auto" w:after="180"/>
+      </w:pPr>
+      <w:r>
+        <w:rPr>
+          <w:b w:val="0"/>
+        </w:rPr>
+        <w:t>The worked result establishes every future case: An implemented baseline must still pass integration, access and failure checks before release.</w:t>
       </w:r>
     </w:p>
     <w:p>
@@ -2173,19 +3219,31 @@
         <w:rPr>
           <w:b w:val="0"/>
         </w:rPr>
-        <w:t xml:space="preserve">Use the worked case for Capstone </w:t>
+        <w:t xml:space="preserve">A missing </w:t>
       </w:r>
       <w:r>
         <w:rPr>
           <w:b/>
         </w:rPr>
-        <w:t>service implementation</w:t>
+        <w:t>input</w:t>
       </w:r>
       <w:r>
         <w:rPr>
           <w:b w:val="0"/>
         </w:rPr>
-        <w:t>. Proposed explanation: “The worked result establishes every future case”. Decide whether this explanation is supported.</w:t>
+        <w:t xml:space="preserve"> may be replaced without recording the change: A replacement changes the </w:t>
+      </w:r>
+      <w:r>
+        <w:rPr>
+          <w:b/>
+        </w:rPr>
+        <w:t>evidence</w:t>
+      </w:r>
+      <w:r>
+        <w:rPr>
+          <w:b w:val="0"/>
+        </w:rPr>
+        <w:t xml:space="preserve"> or contract. Record the change and its justification; do not silently turn unknown into a measured value.</w:t>
       </w:r>
     </w:p>
     <w:p>
@@ -2196,270 +3254,62 @@
         <w:rPr>
           <w:b w:val="0"/>
         </w:rPr>
-        <w:t>Point to the step or supplied fact that decides; explain your repair if needed.</w:t>
+        <w:t xml:space="preserve">Repeating an assessed case is new independent </w:t>
+      </w:r>
+      <w:r>
+        <w:rPr>
+          <w:b/>
+        </w:rPr>
+        <w:t>evidence</w:t>
+      </w:r>
+      <w:r>
+        <w:rPr>
+          <w:b w:val="0"/>
+        </w:rPr>
+        <w:t>: A replay checks consistency. An example used for feedback or revision cannot later be described as untouched final evaluation.</w:t>
       </w:r>
     </w:p>
     <w:p>
       <w:pPr>
-        <w:pStyle w:val="Heading3"/>
-      </w:pPr>
-      <w:r>
-        <w:t>Expected repair</w:t>
+        <w:spacing w:line="336" w:lineRule="auto" w:after="180"/>
+      </w:pPr>
+      <w:r>
+        <w:rPr>
+          <w:b w:val="0"/>
+        </w:rPr>
+        <w:t xml:space="preserve">Use Run the investigation for the </w:t>
+      </w:r>
+      <w:r>
+        <w:rPr>
+          <w:b/>
+        </w:rPr>
+        <w:t>evidence</w:t>
+      </w:r>
+      <w:r>
+        <w:rPr>
+          <w:b w:val="0"/>
+        </w:rPr>
+        <w:t xml:space="preserve"> ledger. Add a boundary or missing-</w:t>
+      </w:r>
+      <w:r>
+        <w:rPr>
+          <w:b/>
+        </w:rPr>
+        <w:t>input</w:t>
+      </w:r>
+      <w:r>
+        <w:rPr>
+          <w:b w:val="0"/>
+        </w:rPr>
+        <w:t xml:space="preserve"> case and record the expected response before checking. More successful repeats of one case do not establish wider coverage.</w:t>
       </w:r>
     </w:p>
     <w:p>
       <w:pPr>
-        <w:spacing w:line="336" w:lineRule="auto" w:after="180"/>
-        <w:shd w:fill="F1F6FC"/>
-      </w:pPr>
-      <w:r>
-        <w:rPr>
-          <w:b w:val="0"/>
-        </w:rPr>
-        <w:t>Expected correction: An implemented baseline must still pass integration, access and failure checks before release.</w:t>
-      </w:r>
-    </w:p>
-    <w:p>
-      <w:pPr>
-        <w:spacing w:line="336" w:lineRule="auto" w:after="180"/>
-      </w:pPr>
-      <w:r>
-        <w:rPr>
-          <w:b w:val="0"/>
-        </w:rPr>
-        <w:t>Collect explanations, not only yes/no votes. If a misunderstanding is common, re-model the relevant step for the class.</w:t>
-      </w:r>
-    </w:p>
-    <w:p>
-      <w:pPr>
-        <w:spacing w:line="336" w:lineRule="auto" w:after="180"/>
-      </w:pPr>
-      <w:r>
-        <w:rPr>
-          <w:b w:val="0"/>
-        </w:rPr>
-        <w:t>If it affects a few learners, give a short targeted group explanation while others solve a more demanding variation.</w:t>
-      </w:r>
-    </w:p>
-    <w:p>
-      <w:pPr>
-        <w:pStyle w:val="Heading3"/>
-      </w:pPr>
-      <w:r>
-        <w:t>Pictorial practice question</w:t>
-      </w:r>
-    </w:p>
-    <w:p>
-      <w:pPr>
-        <w:spacing w:line="336" w:lineRule="auto" w:after="180"/>
-        <w:shd w:fill="F5F1FB"/>
-      </w:pPr>
-      <w:r>
-        <w:rPr>
-          <w:b w:val="0"/>
-        </w:rPr>
-        <w:t>Trace the G2 fact request and edit request through the prototype. What can be returned, what cannot be done, and how does removing G2 change those two outcomes?</w:t>
-      </w:r>
-    </w:p>
-    <w:p>
-      <w:pPr>
-        <w:pStyle w:val="Heading3"/>
-      </w:pPr>
-      <w:r>
-        <w:t>Reasoned teacher answer</w:t>
-      </w:r>
-    </w:p>
-    <w:p>
-      <w:pPr>
-        <w:spacing w:line="336" w:lineRule="auto" w:after="180"/>
-      </w:pPr>
-      <w:r>
-        <w:rPr>
-          <w:b w:val="0"/>
-        </w:rPr>
-        <w:t>Use the approved card for the supplied watering claim. Phrase that claim and identify G2 as its source. Refuse the change request; no edit tool is authorised. Confirm factual agreement and absence of forbidden action.</w:t>
-      </w:r>
-    </w:p>
-    <w:p>
-      <w:pPr>
-        <w:spacing w:line="336" w:lineRule="auto" w:after="180"/>
-      </w:pPr>
-      <w:r>
-        <w:rPr>
-          <w:b w:val="0"/>
-        </w:rPr>
-        <w:t>Changed case: Return unsupported for the fact request; editing remains prohibited. Grounding needs a present source while authority comes from the independent contract.</w:t>
-      </w:r>
-    </w:p>
-    <w:p>
-      <w:pPr>
-        <w:spacing w:line="336" w:lineRule="auto" w:after="180"/>
-      </w:pPr>
-      <w:r>
-        <w:rPr>
-          <w:b w:val="0"/>
-        </w:rPr>
-        <w:t>Changed-case reasoning: Return unsupported for the fact request; editing remains prohibited. Grounding needs a present source while authority comes from the independent contract.</w:t>
-      </w:r>
-    </w:p>
-    <w:p>
-      <w:pPr>
-        <w:spacing w:line="336" w:lineRule="auto" w:after="180"/>
-      </w:pPr>
-      <w:r>
-        <w:rPr>
-          <w:b w:val="0"/>
-        </w:rPr>
-        <w:t xml:space="preserve">Collect each learner’s explanation before discussion. Use the first missing connection between </w:t>
-      </w:r>
-      <w:r>
-        <w:rPr>
-          <w:b/>
-        </w:rPr>
-        <w:t>input</w:t>
-      </w:r>
-      <w:r>
-        <w:rPr>
-          <w:b w:val="0"/>
-        </w:rPr>
-        <w:t xml:space="preserve">, deciding step and result to choose support. This question is worked-case practice, not fresh mastery </w:t>
-      </w:r>
-      <w:r>
-        <w:rPr>
-          <w:b/>
-        </w:rPr>
-        <w:t>evidence</w:t>
-      </w:r>
-      <w:r>
-        <w:rPr>
-          <w:b w:val="0"/>
-        </w:rPr>
-        <w:t>.</w:t>
-      </w:r>
-    </w:p>
-    <w:p>
-      <w:pPr>
-        <w:pStyle w:val="Heading1"/>
-      </w:pPr>
-      <w:r>
-        <w:t>04. Run the investigation and diagnose misconceptions</w:t>
-      </w:r>
-    </w:p>
-    <w:p>
-      <w:r>
-        <w:t>Run the Capstone service implementation investigation and use the first unsupported step to choose a teaching response.</w:t>
-      </w:r>
-    </w:p>
-    <w:p>
-      <w:pPr>
-        <w:spacing w:line="336" w:lineRule="auto" w:after="180"/>
-      </w:pPr>
-      <w:r>
-        <w:rPr>
-          <w:b w:val="0"/>
-        </w:rPr>
-        <w:t>The worked result establishes every future case: An implemented baseline must still pass integration, access and failure checks before release.</w:t>
-      </w:r>
-    </w:p>
-    <w:p>
-      <w:pPr>
-        <w:spacing w:line="336" w:lineRule="auto" w:after="180"/>
-      </w:pPr>
-      <w:r>
-        <w:rPr>
-          <w:b w:val="0"/>
-        </w:rPr>
-        <w:t xml:space="preserve">A missing </w:t>
-      </w:r>
-      <w:r>
-        <w:rPr>
-          <w:b/>
-        </w:rPr>
-        <w:t>input</w:t>
-      </w:r>
-      <w:r>
-        <w:rPr>
-          <w:b w:val="0"/>
-        </w:rPr>
-        <w:t xml:space="preserve"> may be replaced without recording the change: A replacement changes the </w:t>
-      </w:r>
-      <w:r>
-        <w:rPr>
-          <w:b/>
-        </w:rPr>
-        <w:t>evidence</w:t>
-      </w:r>
-      <w:r>
-        <w:rPr>
-          <w:b w:val="0"/>
-        </w:rPr>
-        <w:t xml:space="preserve"> or contract. Record the change and its justification; do not silently turn unknown into a measured value.</w:t>
-      </w:r>
-    </w:p>
-    <w:p>
-      <w:pPr>
-        <w:spacing w:line="336" w:lineRule="auto" w:after="180"/>
-      </w:pPr>
-      <w:r>
-        <w:rPr>
-          <w:b w:val="0"/>
-        </w:rPr>
-        <w:t xml:space="preserve">Repeating an assessed case is new independent </w:t>
-      </w:r>
-      <w:r>
-        <w:rPr>
-          <w:b/>
-        </w:rPr>
-        <w:t>evidence</w:t>
-      </w:r>
-      <w:r>
-        <w:rPr>
-          <w:b w:val="0"/>
-        </w:rPr>
-        <w:t>: A replay checks consistency. An example used for feedback or revision cannot later be described as untouched final evaluation.</w:t>
-      </w:r>
-    </w:p>
-    <w:p>
-      <w:pPr>
-        <w:spacing w:line="336" w:lineRule="auto" w:after="180"/>
-      </w:pPr>
-      <w:r>
-        <w:rPr>
-          <w:b w:val="0"/>
-        </w:rPr>
-        <w:t xml:space="preserve">Use Run the investigation for the </w:t>
-      </w:r>
-      <w:r>
-        <w:rPr>
-          <w:b/>
-        </w:rPr>
-        <w:t>evidence</w:t>
-      </w:r>
-      <w:r>
-        <w:rPr>
-          <w:b w:val="0"/>
-        </w:rPr>
-        <w:t xml:space="preserve"> ledger. Add a boundary or missing-</w:t>
-      </w:r>
-      <w:r>
-        <w:rPr>
-          <w:b/>
-        </w:rPr>
-        <w:t>input</w:t>
-      </w:r>
-      <w:r>
-        <w:rPr>
-          <w:b w:val="0"/>
-        </w:rPr>
-        <w:t xml:space="preserve"> case and record the expected response before checking. More successful repeats of one case do not establish wider coverage.</w:t>
-      </w:r>
-    </w:p>
-    <w:p>
-      <w:pPr>
-        <w:pStyle w:val="Heading3"/>
-      </w:pPr>
-      <w:r>
-        <w:t>Match the support to the first error</w:t>
+        <w:pStyle w:val="Heading2"/>
+      </w:pPr>
+      <w:r>
+        <w:t>Choose accessible support</w:t>
       </w:r>
     </w:p>
     <w:tbl>
@@ -2632,45 +3482,39 @@
     </w:p>
     <w:p>
       <w:pPr>
-        <w:pStyle w:val="Heading1"/>
-      </w:pPr>
-      <w:r>
-        <w:t>05. Assess and explain the answers</w:t>
+        <w:pStyle w:val="Heading2"/>
+      </w:pPr>
+      <w:r>
+        <w:t>Earlier wording, alternatives and picture transcripts · reference / check after trying</w:t>
       </w:r>
     </w:p>
     <w:p>
-      <w:r>
-        <w:t>Use the Capstone service implementation questions, teacher keys and criteria after the relevant attempts. Previously discussed cases are practice; protect the separately selected independent task.</w:t>
+      <w:pPr>
+        <w:pStyle w:val="Heading3"/>
+      </w:pPr>
+      <w:r>
+        <w:t>Match the support to the first error</w:t>
       </w:r>
     </w:p>
     <w:p>
       <w:pPr>
-        <w:pStyle w:val="Heading3"/>
-      </w:pPr>
-      <w:r>
-        <w:t>Guided and exit questions</w:t>
+        <w:pStyle w:val="Heading1"/>
+      </w:pPr>
+      <w:r>
+        <w:t>05. Assess the new service scenario</w:t>
       </w:r>
     </w:p>
     <w:p>
-      <w:pPr>
-        <w:spacing w:line="336" w:lineRule="auto" w:after="180"/>
-      </w:pPr>
-      <w:r>
-        <w:rPr>
-          <w:b w:val="0"/>
-        </w:rPr>
-        <w:t>Guided: A supported 12; B review with null claims; T denied before lookup. The implementation must expose these distinct outcomes.</w:t>
+      <w:r>
+        <w:t>Keep the selected answer private until after a first attempt.</w:t>
       </w:r>
     </w:p>
     <w:p>
       <w:pPr>
-        <w:spacing w:line="336" w:lineRule="auto" w:after="180"/>
-      </w:pPr>
-      <w:r>
-        <w:rPr>
-          <w:b w:val="0"/>
-        </w:rPr>
-        <w:t>Qualification: An implemented baseline must still pass integration, access and failure checks before release.</w:t>
+        <w:pStyle w:val="Heading2"/>
+      </w:pPr>
+      <w:r>
+        <w:t>Selected independent task and checked answer</w:t>
       </w:r>
     </w:p>
     <w:p>
@@ -2681,559 +3525,26 @@
         <w:rPr>
           <w:b w:val="0"/>
         </w:rPr>
-        <w:t xml:space="preserve">Exit: accept a concrete variation with its predicted outcome and a stated condition that would challenge the </w:t>
-      </w:r>
-      <w:r>
-        <w:rPr>
-          <w:b/>
-        </w:rPr>
-        <w:t>mechanism</w:t>
-      </w:r>
-      <w:r>
-        <w:rPr>
-          <w:b w:val="0"/>
-        </w:rPr>
-        <w:t xml:space="preserve">; reject a claim resting on unmeasured </w:t>
-      </w:r>
-      <w:r>
-        <w:rPr>
-          <w:b/>
-        </w:rPr>
-        <w:t>evidence</w:t>
-      </w:r>
-      <w:r>
-        <w:rPr>
-          <w:b w:val="0"/>
-        </w:rPr>
-        <w:t>.</w:t>
+        <w:t>Selected case: Room C has current approval and capacity 0; D lacks register. Student requests C, D.</w:t>
       </w:r>
     </w:p>
     <w:p>
       <w:pPr>
-        <w:pStyle w:val="Heading3"/>
-      </w:pPr>
-      <w:r>
-        <w:t>W1 Explain the mechanism</w:t>
+        <w:spacing w:line="336" w:lineRule="auto" w:after="180"/>
+      </w:pPr>
+      <w:r>
+        <w:rPr>
+          <w:b w:val="0"/>
+        </w:rPr>
+        <w:t>Teacher explanation: C supported with measured 0; D review with null claims. Preserve zero and missing separately.</w:t>
       </w:r>
     </w:p>
     <w:p>
       <w:pPr>
-        <w:pStyle w:val="Heading3"/>
-      </w:pPr>
-      <w:r>
-        <w:t>Workbook question · W1</w:t>
-      </w:r>
-    </w:p>
-    <w:p>
-      <w:pPr>
-        <w:spacing w:line="336" w:lineRule="auto" w:after="180"/>
-        <w:shd w:fill="F5F1FB"/>
-      </w:pPr>
-      <w:r>
-        <w:rPr>
-          <w:b w:val="0"/>
-        </w:rPr>
-        <w:t xml:space="preserve">Explain the weekly </w:t>
-      </w:r>
-      <w:r>
-        <w:rPr>
-          <w:b/>
-        </w:rPr>
-        <w:t>mechanism</w:t>
-      </w:r>
-      <w:r>
-        <w:rPr>
-          <w:b w:val="0"/>
-        </w:rPr>
-        <w:t xml:space="preserve"> in your own words. Use the worked scenario to name its </w:t>
-      </w:r>
-      <w:r>
-        <w:rPr>
-          <w:b/>
-        </w:rPr>
-        <w:t>input</w:t>
-      </w:r>
-      <w:r>
-        <w:rPr>
-          <w:b w:val="0"/>
-        </w:rPr>
-        <w:t xml:space="preserve">, decision rule and </w:t>
-      </w:r>
-      <w:r>
-        <w:rPr>
-          <w:b/>
-        </w:rPr>
-        <w:t>output</w:t>
-      </w:r>
-      <w:r>
-        <w:rPr>
-          <w:b w:val="0"/>
-        </w:rPr>
-        <w:t>.</w:t>
-      </w:r>
-    </w:p>
-    <w:p>
-      <w:pPr>
-        <w:pStyle w:val="Heading3"/>
-      </w:pPr>
-      <w:r>
-        <w:t>Teacher reasoning · W1</w:t>
-      </w:r>
-    </w:p>
-    <w:p>
-      <w:pPr>
-        <w:spacing w:line="336" w:lineRule="auto" w:after="180"/>
-        <w:shd w:fill="F1F6FC"/>
-      </w:pPr>
-      <w:r>
-        <w:rPr>
-          <w:b w:val="0"/>
-        </w:rPr>
-        <w:t xml:space="preserve">Teacher explanation: The engineering capstone implements a bounded read-only room service with testable interfaces. Start with a </w:t>
-      </w:r>
-      <w:r>
-        <w:rPr>
-          <w:b/>
-        </w:rPr>
-        <w:t>deterministic baseline</w:t>
-      </w:r>
-      <w:r>
-        <w:rPr>
-          <w:b w:val="0"/>
-        </w:rPr>
-        <w:t xml:space="preserve"> before optional model wording.</w:t>
-      </w:r>
-    </w:p>
-    <w:p>
-      <w:pPr>
-        <w:spacing w:line="336" w:lineRule="auto" w:after="180"/>
-        <w:shd w:fill="F1F6FC"/>
-      </w:pPr>
-      <w:r>
-        <w:rPr>
-          <w:b w:val="0"/>
-        </w:rPr>
-        <w:t xml:space="preserve">Validate request, establish session role, filter sources, lookup matching current records, return supported or review, validate </w:t>
-      </w:r>
-      <w:r>
-        <w:rPr>
-          <w:b/>
-        </w:rPr>
-        <w:t>output</w:t>
-      </w:r>
-      <w:r>
-        <w:rPr>
-          <w:b w:val="0"/>
-        </w:rPr>
-        <w:t xml:space="preserve"> and log minimised metadata. Keep side-effect tools absent.</w:t>
-      </w:r>
-    </w:p>
-    <w:p>
-      <w:pPr>
-        <w:pStyle w:val="Heading3"/>
-      </w:pPr>
-      <w:r>
-        <w:t>W2 Trace the worked case</w:t>
-      </w:r>
-    </w:p>
-    <w:p>
-      <w:pPr>
-        <w:pStyle w:val="Heading3"/>
-      </w:pPr>
-      <w:r>
-        <w:t>Workbook question · W2</w:t>
-      </w:r>
-    </w:p>
-    <w:p>
-      <w:pPr>
-        <w:spacing w:line="336" w:lineRule="auto" w:after="180"/>
-        <w:shd w:fill="F5F1FB"/>
-      </w:pPr>
-      <w:r>
-        <w:rPr>
-          <w:b w:val="0"/>
-        </w:rPr>
-        <w:t>Room A has approval and capacity 12; room B lacks approval; teacher guide T is restricted. Student requests each. Show the intermediate steps and give the conclusion with its scope.</w:t>
-      </w:r>
-    </w:p>
-    <w:p>
-      <w:pPr>
-        <w:pStyle w:val="Heading3"/>
-      </w:pPr>
-      <w:r>
-        <w:t>Teacher reasoning · W2</w:t>
-      </w:r>
-    </w:p>
-    <w:p>
-      <w:pPr>
-        <w:spacing w:line="336" w:lineRule="auto" w:after="180"/>
-        <w:shd w:fill="F1F6FC"/>
-      </w:pPr>
-      <w:r>
-        <w:rPr>
-          <w:b w:val="0"/>
-        </w:rPr>
-        <w:t>Teacher explanation: A supported 12; B review with null claims; T denied before lookup. The implementation must expose these distinct outcomes.</w:t>
-      </w:r>
-    </w:p>
-    <w:p>
-      <w:pPr>
-        <w:pStyle w:val="Heading3"/>
-      </w:pPr>
-      <w:r>
-        <w:t>W3 Audit the limit</w:t>
-      </w:r>
-    </w:p>
-    <w:p>
-      <w:pPr>
-        <w:pStyle w:val="Heading3"/>
-      </w:pPr>
-      <w:r>
-        <w:t>Workbook question · W3</w:t>
-      </w:r>
-    </w:p>
-    <w:p>
-      <w:pPr>
-        <w:spacing w:line="336" w:lineRule="auto" w:after="180"/>
-        <w:shd w:fill="F5F1FB"/>
-      </w:pPr>
-      <w:r>
-        <w:rPr>
-          <w:b w:val="0"/>
-        </w:rPr>
-        <w:t>A report omits this qualification: An implemented baseline must still pass integration, access and failure checks before release.</w:t>
-      </w:r>
-    </w:p>
-    <w:p>
-      <w:pPr>
-        <w:spacing w:line="336" w:lineRule="auto" w:after="180"/>
-        <w:shd w:fill="F5F1FB"/>
-      </w:pPr>
-      <w:r>
-        <w:rPr>
-          <w:b w:val="0"/>
-        </w:rPr>
-        <w:t>Explain how omitting it could change a reader's interpretation, and write an accurate replacement.</w:t>
-      </w:r>
-    </w:p>
-    <w:p>
-      <w:pPr>
-        <w:pStyle w:val="Heading3"/>
-      </w:pPr>
-      <w:r>
-        <w:t>Teacher reasoning · W3</w:t>
-      </w:r>
-    </w:p>
-    <w:p>
-      <w:pPr>
-        <w:spacing w:line="336" w:lineRule="auto" w:after="180"/>
-        <w:shd w:fill="F1F6FC"/>
-      </w:pPr>
-      <w:r>
-        <w:rPr>
-          <w:b w:val="0"/>
-        </w:rPr>
-        <w:t>Teacher explanation: An implemented baseline must still pass integration, access and failure checks before release.</w:t>
-      </w:r>
-    </w:p>
-    <w:p>
-      <w:pPr>
-        <w:spacing w:line="336" w:lineRule="auto" w:after="180"/>
-        <w:shd w:fill="F1F6FC"/>
-      </w:pPr>
-      <w:r>
-        <w:rPr>
-          <w:b w:val="0"/>
-        </w:rPr>
-        <w:t xml:space="preserve">State the observed result separately from the unverified or out-of-scope claim; preserve the original </w:t>
-      </w:r>
-      <w:r>
-        <w:rPr>
-          <w:b/>
-        </w:rPr>
-        <w:t>evidence</w:t>
-      </w:r>
-      <w:r>
-        <w:rPr>
-          <w:b w:val="0"/>
-        </w:rPr>
-        <w:t xml:space="preserve"> rather than inventing a missing fact.</w:t>
-      </w:r>
-    </w:p>
-    <w:p>
-      <w:pPr>
-        <w:pStyle w:val="Heading3"/>
-      </w:pPr>
-      <w:r>
-        <w:t>W4 Apply a new case independently</w:t>
-      </w:r>
-    </w:p>
-    <w:p>
-      <w:pPr>
-        <w:pStyle w:val="Heading3"/>
-      </w:pPr>
-      <w:r>
-        <w:t>Workbook question · W4</w:t>
-      </w:r>
-    </w:p>
-    <w:p>
-      <w:pPr>
-        <w:spacing w:line="336" w:lineRule="auto" w:after="180"/>
-        <w:shd w:fill="F5F1FB"/>
-      </w:pPr>
-      <w:r>
-        <w:rPr>
-          <w:b w:val="0"/>
-        </w:rPr>
-        <w:t>Room C has current approval and capacity 0; D lacks register. Student requests C, D.</w:t>
-      </w:r>
-    </w:p>
-    <w:p>
-      <w:pPr>
-        <w:pStyle w:val="Heading3"/>
-      </w:pPr>
-      <w:r>
-        <w:t>Teacher reasoning · W4</w:t>
-      </w:r>
-    </w:p>
-    <w:p>
-      <w:pPr>
-        <w:spacing w:line="336" w:lineRule="auto" w:after="180"/>
-        <w:shd w:fill="F1F6FC"/>
-      </w:pPr>
-      <w:r>
-        <w:rPr>
-          <w:b w:val="0"/>
-        </w:rPr>
-        <w:t>Teacher explanation: C supported with measured 0; D review with null claims. Preserve zero and missing separately.</w:t>
-      </w:r>
-    </w:p>
-    <w:p>
-      <w:pPr>
-        <w:pStyle w:val="Heading3"/>
-      </w:pPr>
-      <w:r>
-        <w:t>W5 Design a revealing follow-up</w:t>
-      </w:r>
-    </w:p>
-    <w:p>
-      <w:pPr>
-        <w:pStyle w:val="Heading3"/>
-      </w:pPr>
-      <w:r>
-        <w:t>Workbook question · W5</w:t>
-      </w:r>
-    </w:p>
-    <w:p>
-      <w:pPr>
-        <w:spacing w:line="336" w:lineRule="auto" w:after="180"/>
-        <w:shd w:fill="F5F1FB"/>
-      </w:pPr>
-      <w:r>
-        <w:rPr>
-          <w:b w:val="0"/>
-        </w:rPr>
-        <w:t>For the worked scenario, propose one additional case that could reveal a failure, describe its expected outcome before running it, and explain what would need to remain fixed for a fair comparison.</w:t>
-      </w:r>
-    </w:p>
-    <w:p>
-      <w:pPr>
-        <w:spacing w:line="336" w:lineRule="auto" w:after="180"/>
-        <w:shd w:fill="F5F1FB"/>
-      </w:pPr>
-      <w:r>
-        <w:rPr>
-          <w:b w:val="0"/>
-        </w:rPr>
-        <w:t>Do not reuse W4 as a new final test after receiving feedback.</w:t>
-      </w:r>
-    </w:p>
-    <w:p>
-      <w:pPr>
-        <w:pStyle w:val="Heading3"/>
-      </w:pPr>
-      <w:r>
-        <w:t>Teacher reasoning · W5</w:t>
-      </w:r>
-    </w:p>
-    <w:p>
-      <w:pPr>
-        <w:spacing w:line="336" w:lineRule="auto" w:after="180"/>
-        <w:shd w:fill="F1F6FC"/>
-      </w:pPr>
-      <w:r>
-        <w:rPr>
-          <w:b w:val="0"/>
-        </w:rPr>
-        <w:t xml:space="preserve">Teacher explanation: Accept a concrete variant of the worked </w:t>
-      </w:r>
-      <w:r>
-        <w:rPr>
-          <w:b/>
-        </w:rPr>
-        <w:t>input</w:t>
-      </w:r>
-      <w:r>
-        <w:rPr>
-          <w:b w:val="0"/>
-        </w:rPr>
-        <w:t xml:space="preserve"> or a missing/conflicting/boundary condition, with an expectation derived from the declared procedure.</w:t>
-      </w:r>
-    </w:p>
-    <w:p>
-      <w:pPr>
-        <w:spacing w:line="336" w:lineRule="auto" w:after="180"/>
-        <w:shd w:fill="F1F6FC"/>
-      </w:pPr>
-      <w:r>
-        <w:rPr>
-          <w:b w:val="0"/>
-        </w:rPr>
-        <w:t xml:space="preserve">Require preserved settings, original </w:t>
-      </w:r>
-      <w:r>
-        <w:rPr>
-          <w:b/>
-        </w:rPr>
-        <w:t>output</w:t>
-      </w:r>
-      <w:r>
-        <w:rPr>
-          <w:b w:val="0"/>
-        </w:rPr>
-        <w:t>s and data roles. An implemented baseline must still pass integration, access and failure checks before release.</w:t>
-      </w:r>
-    </w:p>
-    <w:p>
-      <w:pPr>
-        <w:spacing w:line="336" w:lineRule="auto" w:after="180"/>
-        <w:shd w:fill="F1F6FC"/>
-      </w:pPr>
-      <w:r>
-        <w:rPr>
-          <w:b w:val="0"/>
-        </w:rPr>
-        <w:t xml:space="preserve">The new case should test this particular </w:t>
-      </w:r>
-      <w:r>
-        <w:rPr>
-          <w:b/>
-        </w:rPr>
-        <w:t>mechanism</w:t>
-      </w:r>
-      <w:r>
-        <w:rPr>
-          <w:b w:val="0"/>
-        </w:rPr>
-        <w:t xml:space="preserve"> rather than merely restate the original result.</w:t>
-      </w:r>
-    </w:p>
-    <w:p>
-      <w:pPr>
-        <w:pStyle w:val="Heading3"/>
-      </w:pPr>
-      <w:r>
-        <w:t>Independent assessment and fresh retry</w:t>
-      </w:r>
-    </w:p>
-    <w:p>
-      <w:pPr>
-        <w:pStyle w:val="Heading3"/>
-      </w:pPr>
-      <w:r>
-        <w:t>Teacher key · Independent assessment and fresh retry</w:t>
-      </w:r>
-    </w:p>
-    <w:p>
-      <w:pPr>
-        <w:spacing w:line="336" w:lineRule="auto" w:after="180"/>
-        <w:shd w:fill="F1F6FC"/>
-      </w:pPr>
-      <w:r>
-        <w:rPr>
-          <w:b w:val="0"/>
-        </w:rPr>
-        <w:t>W4: C supported with measured 0; D review with null claims. Preserve zero and missing separately. Require intermediate reasoning and the stated scope.</w:t>
-      </w:r>
-    </w:p>
-    <w:p>
-      <w:pPr>
-        <w:spacing w:line="336" w:lineRule="auto" w:after="180"/>
-        <w:shd w:fill="F1F6FC"/>
-      </w:pPr>
-      <w:r>
-        <w:rPr>
-          <w:b w:val="0"/>
-        </w:rPr>
-        <w:t>Fresh retry: Room E approval conflicts with another current record; no precedence. Expected reasoning: Review with null claims; do not choose first record. Test exact failure path.</w:t>
-      </w:r>
-    </w:p>
-    <w:p>
-      <w:pPr>
-        <w:spacing w:line="336" w:lineRule="auto" w:after="180"/>
-        <w:shd w:fill="F1F6FC"/>
-      </w:pPr>
-      <w:r>
-        <w:rPr>
-          <w:b w:val="0"/>
-        </w:rPr>
-        <w:t>If students need support, record it and reassess with another new case rather than awarding independence to a copied answer.</w:t>
-      </w:r>
-    </w:p>
-    <w:p>
-      <w:pPr>
-        <w:pStyle w:val="Heading3"/>
-      </w:pPr>
-      <w:r>
-        <w:t>Assess independent transfer</w:t>
-      </w:r>
-    </w:p>
-    <w:p>
-      <w:pPr>
-        <w:pStyle w:val="Heading3"/>
-      </w:pPr>
-      <w:r>
-        <w:t>Independent question · withhold the key</w:t>
-      </w:r>
-    </w:p>
-    <w:p>
-      <w:pPr>
-        <w:spacing w:line="336" w:lineRule="auto" w:after="180"/>
-        <w:shd w:fill="F5F1FB"/>
-      </w:pPr>
-      <w:r>
-        <w:rPr>
-          <w:b w:val="0"/>
-        </w:rPr>
-        <w:t>Selected case: Room C has current approval and capacity 0; D lacks register. Student requests C, D.</w:t>
-      </w:r>
-    </w:p>
-    <w:p>
-      <w:pPr>
-        <w:pStyle w:val="Heading3"/>
-      </w:pPr>
-      <w:r>
-        <w:t>Selected case answer</w:t>
-      </w:r>
-    </w:p>
-    <w:p>
-      <w:pPr>
-        <w:pStyle w:val="Heading3"/>
-      </w:pPr>
-      <w:r>
-        <w:t>Teacher key · Selected case answer</w:t>
-      </w:r>
-    </w:p>
-    <w:p>
-      <w:pPr>
-        <w:spacing w:line="336" w:lineRule="auto" w:after="180"/>
-        <w:shd w:fill="F1F6FC"/>
-      </w:pPr>
-      <w:r>
-        <w:rPr>
-          <w:b w:val="0"/>
-        </w:rPr>
-        <w:t>Teacher explanation: C supported with measured 0; D review with null claims. Preserve zero and missing separately.</w:t>
+        <w:pStyle w:val="Heading2"/>
+      </w:pPr>
+      <w:r>
+        <w:t>Judge explanation,trace and limits</w:t>
       </w:r>
     </w:p>
     <w:tbl>
@@ -3340,54 +3651,55 @@
     </w:tbl>
     <w:p>
       <w:pPr>
-        <w:pStyle w:val="Heading3"/>
-      </w:pPr>
-      <w:r>
-        <w:t>Teacher key · Selected case answer</w:t>
+        <w:spacing w:line="336" w:lineRule="auto" w:after="180"/>
+      </w:pPr>
+      <w:r>
+        <w:rPr>
+          <w:b w:val="0"/>
+        </w:rPr>
+        <w:t>Record each dimension as not yet, with support, or independent. Accept a valid alternative procedure with a defensible trace.</w:t>
       </w:r>
     </w:p>
     <w:p>
       <w:pPr>
         <w:spacing w:line="336" w:lineRule="auto" w:after="180"/>
-        <w:shd w:fill="F1F6FC"/>
       </w:pPr>
       <w:r>
         <w:rPr>
           <w:b w:val="0"/>
         </w:rPr>
-        <w:t>Record each dimension as not yet, with support, or independent. Accept a valid alternative procedure with a defensible trace.</w:t>
+        <w:t xml:space="preserve">Do not penalise an honestly recorded model failure if the learner correctly explains its </w:t>
+      </w:r>
+      <w:r>
+        <w:rPr>
+          <w:b/>
+        </w:rPr>
+        <w:t>evidence</w:t>
+      </w:r>
+      <w:r>
+        <w:rPr>
+          <w:b w:val="0"/>
+        </w:rPr>
+        <w:t xml:space="preserve"> and limits.</w:t>
       </w:r>
     </w:p>
     <w:p>
       <w:pPr>
-        <w:spacing w:line="336" w:lineRule="auto" w:after="180"/>
-        <w:shd w:fill="F1F6FC"/>
-      </w:pPr>
-      <w:r>
-        <w:rPr>
-          <w:b w:val="0"/>
-        </w:rPr>
-        <w:t xml:space="preserve">Do not penalise an honestly recorded model failure if the learner correctly explains its </w:t>
-      </w:r>
-      <w:r>
-        <w:rPr>
-          <w:b/>
-        </w:rPr>
-        <w:t>evidence</w:t>
-      </w:r>
-      <w:r>
-        <w:rPr>
-          <w:b w:val="0"/>
-        </w:rPr>
-        <w:t xml:space="preserve"> and limits.</w:t>
+        <w:pStyle w:val="Heading2"/>
+      </w:pPr>
+      <w:r>
+        <w:t>Give one usable repair</w:t>
       </w:r>
     </w:p>
     <w:p>
       <w:pPr>
-        <w:pStyle w:val="Heading3"/>
-      </w:pPr>
-      <w:r>
-        <w:t>Feedback that the learner uses</w:t>
+        <w:spacing w:line="336" w:lineRule="auto" w:after="180"/>
+      </w:pPr>
+      <w:r>
+        <w:rPr>
+          <w:b w:val="0"/>
+        </w:rPr>
+        <w:t>Name the earliest unsupported step and give one action to repair it. Have the learner make that repair now and explain why. Then assess the relevant skill on a fresh, fully specified case.</w:t>
       </w:r>
     </w:p>
     <w:p>
@@ -3398,31 +3710,85 @@
         <w:rPr>
           <w:b w:val="0"/>
         </w:rPr>
-        <w:t>Name the earliest unsupported step and give one action to repair it. Have the learner make that repair now and explain why. Then assess the relevant skill on a fresh, fully specified case.</w:t>
+        <w:t>Confirm it was not previously practised with feedback; solve and check the new case before assigning it. A follow-up design prompt is a starting brief, not automatically an equivalent test.</w:t>
       </w:r>
     </w:p>
     <w:p>
       <w:pPr>
-        <w:spacing w:line="336" w:lineRule="auto" w:after="180"/>
-      </w:pPr>
-      <w:r>
-        <w:rPr>
-          <w:b w:val="0"/>
-        </w:rPr>
-        <w:t>Confirm it was not previously practised with feedback; solve and check the new case before assigning it. A follow-up design prompt is a starting brief, not automatically an equivalent test.</w:t>
+        <w:pStyle w:val="Heading2"/>
+      </w:pPr>
+      <w:r>
+        <w:t>W1 Explain the mechanism</w:t>
       </w:r>
     </w:p>
     <w:p>
       <w:pPr>
-        <w:pStyle w:val="Heading1"/>
-      </w:pPr>
-      <w:r>
-        <w:t>06. Connect the project, support and next lesson</w:t>
+        <w:spacing w:line="336" w:lineRule="auto" w:after="180"/>
+      </w:pPr>
+      <w:r>
+        <w:rPr>
+          <w:b w:val="0"/>
+        </w:rPr>
+        <w:t xml:space="preserve">Explain the weekly </w:t>
+      </w:r>
+      <w:r>
+        <w:rPr>
+          <w:b/>
+        </w:rPr>
+        <w:t>mechanism</w:t>
+      </w:r>
+      <w:r>
+        <w:rPr>
+          <w:b w:val="0"/>
+        </w:rPr>
+        <w:t xml:space="preserve"> in your own words. Use the worked scenario to name its </w:t>
+      </w:r>
+      <w:r>
+        <w:rPr>
+          <w:b/>
+        </w:rPr>
+        <w:t>input</w:t>
+      </w:r>
+      <w:r>
+        <w:rPr>
+          <w:b w:val="0"/>
+        </w:rPr>
+        <w:t xml:space="preserve">, decision rule and </w:t>
+      </w:r>
+      <w:r>
+        <w:rPr>
+          <w:b/>
+        </w:rPr>
+        <w:t>output</w:t>
+      </w:r>
+      <w:r>
+        <w:rPr>
+          <w:b w:val="0"/>
+        </w:rPr>
+        <w:t>.</w:t>
       </w:r>
     </w:p>
     <w:p>
-      <w:r>
-        <w:t>Connect Capstone service implementation to Grounded Learning Service, adapt support and plan a later changed-case check.</w:t>
+      <w:pPr>
+        <w:spacing w:line="336" w:lineRule="auto" w:after="180"/>
+      </w:pPr>
+      <w:r>
+        <w:rPr>
+          <w:b w:val="0"/>
+        </w:rPr>
+        <w:t xml:space="preserve">Teacher explanation: The engineering capstone implements a bounded read-only room service with testable interfaces. Start with a </w:t>
+      </w:r>
+      <w:r>
+        <w:rPr>
+          <w:b/>
+        </w:rPr>
+        <w:t>deterministic baseline</w:t>
+      </w:r>
+      <w:r>
+        <w:rPr>
+          <w:b w:val="0"/>
+        </w:rPr>
+        <w:t xml:space="preserve"> before optional model wording.</w:t>
       </w:r>
     </w:p>
     <w:p>
@@ -3433,42 +3799,27 @@
         <w:rPr>
           <w:b w:val="0"/>
         </w:rPr>
-        <w:t xml:space="preserve">For Grounded Learning Service, use this week’s independent task as a rehearsal for the final </w:t>
+        <w:t xml:space="preserve">Validate request, establish session role, filter sources, lookup matching current records, return supported or review, validate </w:t>
       </w:r>
       <w:r>
         <w:rPr>
           <w:b/>
         </w:rPr>
-        <w:t>evidence</w:t>
+        <w:t>output</w:t>
       </w:r>
       <w:r>
         <w:rPr>
           <w:b w:val="0"/>
         </w:rPr>
-        <w:t xml:space="preserve"> pack: Room C has current approval and capacity 0; D lacks register. Student requests C, D.</w:t>
+        <w:t xml:space="preserve"> and log minimised metadata. Keep side-effect tools absent.</w:t>
       </w:r>
     </w:p>
     <w:p>
       <w:pPr>
-        <w:spacing w:line="336" w:lineRule="auto" w:after="180"/>
-      </w:pPr>
-      <w:r>
-        <w:rPr>
-          <w:b w:val="0"/>
-        </w:rPr>
-        <w:t xml:space="preserve">Keep actual </w:t>
-      </w:r>
-      <w:r>
-        <w:rPr>
-          <w:b/>
-        </w:rPr>
-        <w:t>observation</w:t>
-      </w:r>
-      <w:r>
-        <w:rPr>
-          <w:b w:val="0"/>
-        </w:rPr>
-        <w:t>s separate from expected results, preserve failures, compare a baseline and explain the limits.</w:t>
+        <w:pStyle w:val="Heading2"/>
+      </w:pPr>
+      <w:r>
+        <w:t>W2 Trace the worked case</w:t>
       </w:r>
     </w:p>
     <w:p>
@@ -3479,19 +3830,7 @@
         <w:rPr>
           <w:b w:val="0"/>
         </w:rPr>
-        <w:t xml:space="preserve">Provide an </w:t>
-      </w:r>
-      <w:r>
-        <w:rPr>
-          <w:b/>
-        </w:rPr>
-        <w:t>input</w:t>
-      </w:r>
-      <w:r>
-        <w:rPr>
-          <w:b w:val="0"/>
-        </w:rPr>
-        <w:t>/procedure/result/limit frame and a calculator when needed. Ask students to identify the first step before completing the whole trace.</w:t>
+        <w:t>Room A has approval and capacity 12; room B lacks approval; teacher guide T is restricted. Student requests each. Show the intermediate steps and give the conclusion with its scope.</w:t>
       </w:r>
     </w:p>
     <w:p>
@@ -3502,42 +3841,15 @@
         <w:rPr>
           <w:b w:val="0"/>
         </w:rPr>
-        <w:t xml:space="preserve">Extension: compare two concrete variants of this </w:t>
-      </w:r>
-      <w:r>
-        <w:rPr>
-          <w:b/>
-        </w:rPr>
-        <w:t>mechanism</w:t>
-      </w:r>
-      <w:r>
-        <w:rPr>
-          <w:b w:val="0"/>
-        </w:rPr>
-        <w:t xml:space="preserve"> while holding unrelated conditions fixed; report both successful and unsuccessful outcomes.</w:t>
+        <w:t>Teacher explanation: A supported 12; B review with null claims; T denied before lookup. The implementation must expose these distinct outcomes.</w:t>
       </w:r>
     </w:p>
     <w:p>
       <w:pPr>
-        <w:spacing w:line="336" w:lineRule="auto" w:after="180"/>
-      </w:pPr>
-      <w:r>
-        <w:rPr>
-          <w:b w:val="0"/>
-        </w:rPr>
-        <w:t xml:space="preserve">Next connection: Capstone failure testing. Preserve the current case record and retrieve its </w:t>
-      </w:r>
-      <w:r>
-        <w:rPr>
-          <w:b/>
-        </w:rPr>
-        <w:t>evidence</w:t>
-      </w:r>
-      <w:r>
-        <w:rPr>
-          <w:b w:val="0"/>
-        </w:rPr>
-        <w:t xml:space="preserve"> boundary before moving on.</w:t>
+        <w:pStyle w:val="Heading2"/>
+      </w:pPr>
+      <w:r>
+        <w:t>W3 Audit the limit</w:t>
       </w:r>
     </w:p>
     <w:p>
@@ -3548,15 +3860,529 @@
         <w:rPr>
           <w:b w:val="0"/>
         </w:rPr>
-        <w:t>Retain the project ledger and assess a changed case after support. Check the relevant prerequisite before carrying this component forward.</w:t>
+        <w:t>A report omits this qualification: An implemented baseline must still pass integration, access and failure checks before release.</w:t>
       </w:r>
     </w:p>
     <w:p>
       <w:pPr>
+        <w:spacing w:line="336" w:lineRule="auto" w:after="180"/>
+      </w:pPr>
+      <w:r>
+        <w:rPr>
+          <w:b w:val="0"/>
+        </w:rPr>
+        <w:t>Explain how omitting it could change a reader's interpretation, and write an accurate replacement.</w:t>
+      </w:r>
+    </w:p>
+    <w:p>
+      <w:pPr>
+        <w:spacing w:line="336" w:lineRule="auto" w:after="180"/>
+      </w:pPr>
+      <w:r>
+        <w:rPr>
+          <w:b w:val="0"/>
+        </w:rPr>
+        <w:t>Teacher explanation: An implemented baseline must still pass integration, access and failure checks before release.</w:t>
+      </w:r>
+    </w:p>
+    <w:p>
+      <w:pPr>
+        <w:spacing w:line="336" w:lineRule="auto" w:after="180"/>
+      </w:pPr>
+      <w:r>
+        <w:rPr>
+          <w:b w:val="0"/>
+        </w:rPr>
+        <w:t xml:space="preserve">State the observed result separately from the unverified or out-of-scope claim; preserve the original </w:t>
+      </w:r>
+      <w:r>
+        <w:rPr>
+          <w:b/>
+        </w:rPr>
+        <w:t>evidence</w:t>
+      </w:r>
+      <w:r>
+        <w:rPr>
+          <w:b w:val="0"/>
+        </w:rPr>
+        <w:t xml:space="preserve"> rather than inventing a missing fact.</w:t>
+      </w:r>
+    </w:p>
+    <w:p>
+      <w:pPr>
+        <w:pStyle w:val="Heading2"/>
+      </w:pPr>
+      <w:r>
+        <w:t>W5 Design a revealing follow-up</w:t>
+      </w:r>
+    </w:p>
+    <w:p>
+      <w:pPr>
+        <w:spacing w:line="336" w:lineRule="auto" w:after="180"/>
+      </w:pPr>
+      <w:r>
+        <w:rPr>
+          <w:b w:val="0"/>
+        </w:rPr>
+        <w:t>For the worked scenario, propose one additional case that could reveal a failure, describe its expected outcome before running it, and explain what would need to remain fixed for a fair comparison.</w:t>
+      </w:r>
+    </w:p>
+    <w:p>
+      <w:pPr>
+        <w:spacing w:line="336" w:lineRule="auto" w:after="180"/>
+      </w:pPr>
+      <w:r>
+        <w:rPr>
+          <w:b w:val="0"/>
+        </w:rPr>
+        <w:t>Do not reuse W4 as a new final test after receiving feedback.</w:t>
+      </w:r>
+    </w:p>
+    <w:p>
+      <w:pPr>
+        <w:spacing w:line="336" w:lineRule="auto" w:after="180"/>
+      </w:pPr>
+      <w:r>
+        <w:rPr>
+          <w:b w:val="0"/>
+        </w:rPr>
+        <w:t xml:space="preserve">Teacher explanation: Accept a concrete variant of the worked </w:t>
+      </w:r>
+      <w:r>
+        <w:rPr>
+          <w:b/>
+        </w:rPr>
+        <w:t>input</w:t>
+      </w:r>
+      <w:r>
+        <w:rPr>
+          <w:b w:val="0"/>
+        </w:rPr>
+        <w:t xml:space="preserve"> or a missing/conflicting/boundary condition, with an expectation derived from the declared procedure.</w:t>
+      </w:r>
+    </w:p>
+    <w:p>
+      <w:pPr>
+        <w:spacing w:line="336" w:lineRule="auto" w:after="180"/>
+      </w:pPr>
+      <w:r>
+        <w:rPr>
+          <w:b w:val="0"/>
+        </w:rPr>
+        <w:t xml:space="preserve">Require preserved settings, original </w:t>
+      </w:r>
+      <w:r>
+        <w:rPr>
+          <w:b/>
+        </w:rPr>
+        <w:t>output</w:t>
+      </w:r>
+      <w:r>
+        <w:rPr>
+          <w:b w:val="0"/>
+        </w:rPr>
+        <w:t>s and data roles. An implemented baseline must still pass integration, access and failure checks before release.</w:t>
+      </w:r>
+    </w:p>
+    <w:p>
+      <w:pPr>
+        <w:spacing w:line="336" w:lineRule="auto" w:after="180"/>
+      </w:pPr>
+      <w:r>
+        <w:rPr>
+          <w:b w:val="0"/>
+        </w:rPr>
+        <w:t xml:space="preserve">The new case should test this particular </w:t>
+      </w:r>
+      <w:r>
+        <w:rPr>
+          <w:b/>
+        </w:rPr>
+        <w:t>mechanism</w:t>
+      </w:r>
+      <w:r>
+        <w:rPr>
+          <w:b w:val="0"/>
+        </w:rPr>
+        <w:t xml:space="preserve"> rather than merely restate the original result.</w:t>
+      </w:r>
+    </w:p>
+    <w:p>
+      <w:pPr>
+        <w:pStyle w:val="Heading2"/>
+      </w:pPr>
+      <w:r>
+        <w:t>Earlier wording, alternatives and picture transcripts · reference / check after trying</w:t>
+      </w:r>
+    </w:p>
+    <w:p>
+      <w:pPr>
         <w:pStyle w:val="Heading3"/>
       </w:pPr>
       <w:r>
-        <w:t>Plan the delayed return</w:t>
+        <w:t>Guided and exit questions</w:t>
+      </w:r>
+    </w:p>
+    <w:p>
+      <w:pPr>
+        <w:spacing w:line="336" w:lineRule="auto" w:after="180"/>
+      </w:pPr>
+      <w:r>
+        <w:rPr>
+          <w:b w:val="0"/>
+        </w:rPr>
+        <w:t>Guided: A supported 12; B review with null claims; T denied before lookup. The implementation must expose these distinct outcomes.</w:t>
+      </w:r>
+    </w:p>
+    <w:p>
+      <w:pPr>
+        <w:spacing w:line="336" w:lineRule="auto" w:after="180"/>
+      </w:pPr>
+      <w:r>
+        <w:rPr>
+          <w:b w:val="0"/>
+        </w:rPr>
+        <w:t>Qualification: An implemented baseline must still pass integration, access and failure checks before release.</w:t>
+      </w:r>
+    </w:p>
+    <w:p>
+      <w:pPr>
+        <w:spacing w:line="336" w:lineRule="auto" w:after="180"/>
+      </w:pPr>
+      <w:r>
+        <w:rPr>
+          <w:b w:val="0"/>
+        </w:rPr>
+        <w:t xml:space="preserve">Exit: accept a concrete variation with its predicted outcome and a stated condition that would challenge the </w:t>
+      </w:r>
+      <w:r>
+        <w:rPr>
+          <w:b/>
+        </w:rPr>
+        <w:t>mechanism</w:t>
+      </w:r>
+      <w:r>
+        <w:rPr>
+          <w:b w:val="0"/>
+        </w:rPr>
+        <w:t xml:space="preserve">; reject a claim resting on unmeasured </w:t>
+      </w:r>
+      <w:r>
+        <w:rPr>
+          <w:b/>
+        </w:rPr>
+        <w:t>evidence</w:t>
+      </w:r>
+      <w:r>
+        <w:rPr>
+          <w:b w:val="0"/>
+        </w:rPr>
+        <w:t>.</w:t>
+      </w:r>
+    </w:p>
+    <w:p>
+      <w:pPr>
+        <w:pStyle w:val="Heading3"/>
+      </w:pPr>
+      <w:r>
+        <w:t>W1 Explain the mechanism</w:t>
+      </w:r>
+    </w:p>
+    <w:p>
+      <w:pPr>
+        <w:pStyle w:val="Heading3"/>
+      </w:pPr>
+      <w:r>
+        <w:t>W2 Trace the worked case</w:t>
+      </w:r>
+    </w:p>
+    <w:p>
+      <w:pPr>
+        <w:pStyle w:val="Heading3"/>
+      </w:pPr>
+      <w:r>
+        <w:t>W3 Audit the limit</w:t>
+      </w:r>
+    </w:p>
+    <w:p>
+      <w:pPr>
+        <w:pStyle w:val="Heading3"/>
+      </w:pPr>
+      <w:r>
+        <w:t>W4 Apply a new case independently</w:t>
+      </w:r>
+    </w:p>
+    <w:p>
+      <w:pPr>
+        <w:spacing w:line="336" w:lineRule="auto" w:after="180"/>
+      </w:pPr>
+      <w:r>
+        <w:rPr>
+          <w:b w:val="0"/>
+        </w:rPr>
+        <w:t>Room C has current approval and capacity 0; D lacks register. Student requests C, D.</w:t>
+      </w:r>
+    </w:p>
+    <w:p>
+      <w:pPr>
+        <w:spacing w:line="336" w:lineRule="auto" w:after="180"/>
+      </w:pPr>
+      <w:r>
+        <w:rPr>
+          <w:b w:val="0"/>
+        </w:rPr>
+        <w:t>Teacher explanation: C supported with measured 0; D review with null claims. Preserve zero and missing separately.</w:t>
+      </w:r>
+    </w:p>
+    <w:p>
+      <w:pPr>
+        <w:pStyle w:val="Heading3"/>
+      </w:pPr>
+      <w:r>
+        <w:t>W5 Design a revealing follow-up</w:t>
+      </w:r>
+    </w:p>
+    <w:p>
+      <w:pPr>
+        <w:pStyle w:val="Heading3"/>
+      </w:pPr>
+      <w:r>
+        <w:t>Independent assessment and fresh retry</w:t>
+      </w:r>
+    </w:p>
+    <w:p>
+      <w:pPr>
+        <w:spacing w:line="336" w:lineRule="auto" w:after="180"/>
+      </w:pPr>
+      <w:r>
+        <w:rPr>
+          <w:b w:val="0"/>
+        </w:rPr>
+        <w:t>W4: C supported with measured 0; D review with null claims. Preserve zero and missing separately. Require intermediate reasoning and the stated scope.</w:t>
+      </w:r>
+    </w:p>
+    <w:p>
+      <w:pPr>
+        <w:spacing w:line="336" w:lineRule="auto" w:after="180"/>
+      </w:pPr>
+      <w:r>
+        <w:rPr>
+          <w:b w:val="0"/>
+        </w:rPr>
+        <w:t>Fresh retry: Room E approval conflicts with another current record; no precedence. Expected reasoning: Review with null claims; do not choose first record. Test exact failure path.</w:t>
+      </w:r>
+    </w:p>
+    <w:p>
+      <w:pPr>
+        <w:spacing w:line="336" w:lineRule="auto" w:after="180"/>
+      </w:pPr>
+      <w:r>
+        <w:rPr>
+          <w:b w:val="0"/>
+        </w:rPr>
+        <w:t>If students need support, record it and reassess with another new case rather than awarding independence to a copied answer.</w:t>
+      </w:r>
+    </w:p>
+    <w:p>
+      <w:pPr>
+        <w:pStyle w:val="Heading3"/>
+      </w:pPr>
+      <w:r>
+        <w:t>Assess independent transfer</w:t>
+      </w:r>
+    </w:p>
+    <w:p>
+      <w:pPr>
+        <w:pStyle w:val="Heading3"/>
+      </w:pPr>
+      <w:r>
+        <w:t>Selected case answer</w:t>
+      </w:r>
+    </w:p>
+    <w:p>
+      <w:pPr>
+        <w:pStyle w:val="Heading3"/>
+      </w:pPr>
+      <w:r>
+        <w:t>Feedback that the learner uses</w:t>
+      </w:r>
+    </w:p>
+    <w:p>
+      <w:pPr>
+        <w:pStyle w:val="Heading1"/>
+      </w:pPr>
+      <w:r>
+        <w:t>06. Connect, support and revisit service design</w:t>
+      </w:r>
+    </w:p>
+    <w:p>
+      <w:r>
+        <w:t>Use saved evidence and boundary decisions to choose the next step.</w:t>
+      </w:r>
+    </w:p>
+    <w:p>
+      <w:pPr>
+        <w:pStyle w:val="Heading2"/>
+      </w:pPr>
+      <w:r>
+        <w:t>Project and next-week bridge</w:t>
+      </w:r>
+    </w:p>
+    <w:p>
+      <w:pPr>
+        <w:spacing w:line="336" w:lineRule="auto" w:after="180"/>
+      </w:pPr>
+      <w:r>
+        <w:rPr>
+          <w:b w:val="0"/>
+        </w:rPr>
+        <w:t xml:space="preserve">For Grounded Learning Service, use this week’s independent task as a rehearsal for the final </w:t>
+      </w:r>
+      <w:r>
+        <w:rPr>
+          <w:b/>
+        </w:rPr>
+        <w:t>evidence</w:t>
+      </w:r>
+      <w:r>
+        <w:rPr>
+          <w:b w:val="0"/>
+        </w:rPr>
+        <w:t xml:space="preserve"> pack: Room C has current approval and capacity 0; D lacks register. Student requests C, D.</w:t>
+      </w:r>
+    </w:p>
+    <w:p>
+      <w:pPr>
+        <w:spacing w:line="336" w:lineRule="auto" w:after="180"/>
+      </w:pPr>
+      <w:r>
+        <w:rPr>
+          <w:b w:val="0"/>
+        </w:rPr>
+        <w:t xml:space="preserve">Keep actual </w:t>
+      </w:r>
+      <w:r>
+        <w:rPr>
+          <w:b/>
+        </w:rPr>
+        <w:t>observation</w:t>
+      </w:r>
+      <w:r>
+        <w:rPr>
+          <w:b w:val="0"/>
+        </w:rPr>
+        <w:t>s separate from expected results, preserve failures, compare a baseline and explain the limits.</w:t>
+      </w:r>
+    </w:p>
+    <w:p>
+      <w:pPr>
+        <w:spacing w:line="336" w:lineRule="auto" w:after="180"/>
+      </w:pPr>
+      <w:r>
+        <w:rPr>
+          <w:b w:val="0"/>
+        </w:rPr>
+        <w:t xml:space="preserve">Provide an </w:t>
+      </w:r>
+      <w:r>
+        <w:rPr>
+          <w:b/>
+        </w:rPr>
+        <w:t>input</w:t>
+      </w:r>
+      <w:r>
+        <w:rPr>
+          <w:b w:val="0"/>
+        </w:rPr>
+        <w:t>/procedure/result/limit frame and a calculator when needed. Ask students to identify the first step before completing the whole trace.</w:t>
+      </w:r>
+    </w:p>
+    <w:p>
+      <w:pPr>
+        <w:spacing w:line="336" w:lineRule="auto" w:after="180"/>
+      </w:pPr>
+      <w:r>
+        <w:rPr>
+          <w:b w:val="0"/>
+        </w:rPr>
+        <w:t xml:space="preserve">Extension: compare two concrete variants of this </w:t>
+      </w:r>
+      <w:r>
+        <w:rPr>
+          <w:b/>
+        </w:rPr>
+        <w:t>mechanism</w:t>
+      </w:r>
+      <w:r>
+        <w:rPr>
+          <w:b w:val="0"/>
+        </w:rPr>
+        <w:t xml:space="preserve"> while holding unrelated conditions fixed; report both successful and unsuccessful outcomes.</w:t>
+      </w:r>
+    </w:p>
+    <w:p>
+      <w:pPr>
+        <w:spacing w:line="336" w:lineRule="auto" w:after="180"/>
+      </w:pPr>
+      <w:r>
+        <w:rPr>
+          <w:b w:val="0"/>
+        </w:rPr>
+        <w:t xml:space="preserve">Next connection: Capstone failure testing. Preserve the current case record and retrieve its </w:t>
+      </w:r>
+      <w:r>
+        <w:rPr>
+          <w:b/>
+        </w:rPr>
+        <w:t>evidence</w:t>
+      </w:r>
+      <w:r>
+        <w:rPr>
+          <w:b w:val="0"/>
+        </w:rPr>
+        <w:t xml:space="preserve"> boundary before moving on.</w:t>
+      </w:r>
+    </w:p>
+    <w:p>
+      <w:pPr>
+        <w:spacing w:line="336" w:lineRule="auto" w:after="180"/>
+      </w:pPr>
+      <w:r>
+        <w:rPr>
+          <w:b w:val="0"/>
+        </w:rPr>
+        <w:t>Retain the project ledger and assess a changed case after support. Check the relevant prerequisite before carrying this component forward.</w:t>
+      </w:r>
+    </w:p>
+    <w:p>
+      <w:pPr>
+        <w:spacing w:line="336" w:lineRule="auto" w:after="180"/>
+      </w:pPr>
+      <w:r>
+        <w:rPr>
+          <w:b w:val="0"/>
+        </w:rPr>
+        <w:t xml:space="preserve">For the Grounded Learning Service, retain an annotated trace and the changed-case result. Name the contract or </w:t>
+      </w:r>
+      <w:r>
+        <w:rPr>
+          <w:b/>
+        </w:rPr>
+        <w:t>evidence</w:t>
+      </w:r>
+      <w:r>
+        <w:rPr>
+          <w:b w:val="0"/>
+        </w:rPr>
+        <w:t xml:space="preserve"> that makes the deciding step valid, so another team can review it.</w:t>
+      </w:r>
+    </w:p>
+    <w:p>
+      <w:pPr>
+        <w:pStyle w:val="Heading2"/>
+      </w:pPr>
+      <w:r>
+        <w:t>Delayed return and support record</w:t>
       </w:r>
     </w:p>
     <w:p>
@@ -3773,60 +4599,60 @@
     </w:p>
     <w:p>
       <w:pPr>
-        <w:pStyle w:val="Heading3"/>
-      </w:pPr>
-      <w:r>
-        <w:t>Project evidence from this case</w:t>
+        <w:pStyle w:val="Heading2"/>
+      </w:pPr>
+      <w:r>
+        <w:t>Earlier wording, alternatives and picture transcripts · reference / check after trying</w:t>
       </w:r>
     </w:p>
     <w:p>
       <w:pPr>
-        <w:spacing w:line="336" w:lineRule="auto" w:after="180"/>
-      </w:pPr>
-      <w:r>
-        <w:rPr>
-          <w:b w:val="0"/>
-        </w:rPr>
-        <w:t xml:space="preserve">For the Grounded Learning Service, retain an annotated trace and the changed-case result. Name the contract or </w:t>
-      </w:r>
-      <w:r>
-        <w:rPr>
-          <w:b/>
-        </w:rPr>
-        <w:t>evidence</w:t>
-      </w:r>
-      <w:r>
-        <w:rPr>
-          <w:b w:val="0"/>
-        </w:rPr>
-        <w:t xml:space="preserve"> that makes the deciding step valid, so another team can review it.</w:t>
+        <w:pStyle w:val="Heading3"/>
+      </w:pPr>
+      <w:r>
+        <w:t>Plan the delayed return</w:t>
       </w:r>
     </w:p>
     <w:p>
       <w:pPr>
-        <w:pStyle w:val="Heading1"/>
-      </w:pPr>
-      <w:r>
-        <w:t>07. Prepare, teach and assess</w:t>
+        <w:pStyle w:val="Heading3"/>
+      </w:pPr>
+      <w:r>
+        <w:t>Project evidence from this case</w:t>
       </w:r>
     </w:p>
     <w:p>
-      <w:r>
-        <w:t>Use this preparation summary alongside the detailed Capstone service implementation lesson; it is a checklist rather than a replacement for the full sequence.</w:t>
+      <w:pPr>
+        <w:pStyle w:val="Heading1"/>
+      </w:pPr>
+      <w:r>
+        <w:t>Reference bank and extra practice</w:t>
       </w:r>
     </w:p>
     <w:p>
       <w:pPr>
-        <w:pStyle w:val="Heading3"/>
-      </w:pPr>
-      <w:r>
-        <w:t>Teaching target</w:t>
+        <w:pStyle w:val="Heading1"/>
+      </w:pPr>
+      <w:r>
+        <w:t>07. Reference · Alternative planning checklist</w:t>
       </w:r>
     </w:p>
     <w:p>
+      <w:r>
+        <w:t>Use alongside the main route when helpful.</w:t>
+      </w:r>
+    </w:p>
+    <w:p>
+      <w:pPr>
+        <w:pStyle w:val="Heading2"/>
+      </w:pPr>
+      <w:r>
+        <w:t>Planning,assessment and project reminders</w:t>
+      </w:r>
+    </w:p>
+    <w:p>
       <w:pPr>
         <w:spacing w:line="336" w:lineRule="auto" w:after="180"/>
-        <w:shd w:fill="EDF7F3"/>
       </w:pPr>
       <w:r>
         <w:rPr>
@@ -4032,22 +4858,36 @@
     </w:p>
     <w:p>
       <w:pPr>
-        <w:pStyle w:val="Heading3"/>
-      </w:pPr>
-      <w:r>
-        <w:t>Supported practice answer</w:t>
+        <w:spacing w:line="336" w:lineRule="auto" w:after="180"/>
+      </w:pPr>
+      <w:r>
+        <w:rPr>
+          <w:b w:val="0"/>
+        </w:rPr>
+        <w:t>Reasoned practice answer: Teacher explanation: A supported 12; B review with null claims; T denied before lookup. The implementation must expose these distinct outcomes.</w:t>
       </w:r>
     </w:p>
     <w:p>
       <w:pPr>
         <w:spacing w:line="336" w:lineRule="auto" w:after="180"/>
-        <w:shd w:fill="F1F6FC"/>
       </w:pPr>
       <w:r>
         <w:rPr>
           <w:b w:val="0"/>
         </w:rPr>
-        <w:t>Reasoned practice answer: Teacher explanation: A supported 12; B review with null claims; T denied before lookup. The implementation must expose these distinct outcomes.</w:t>
+        <w:t xml:space="preserve">Check every learner before discussion: Use the worked case for Capstone </w:t>
+      </w:r>
+      <w:r>
+        <w:rPr>
+          <w:b/>
+        </w:rPr>
+        <w:t>service implementation</w:t>
+      </w:r>
+      <w:r>
+        <w:rPr>
+          <w:b w:val="0"/>
+        </w:rPr>
+        <w:t>. Proposed explanation: “The worked result establishes every future case”. Decide whether this explanation is supported.</w:t>
       </w:r>
     </w:p>
     <w:p>
@@ -4058,19 +4898,7 @@
         <w:rPr>
           <w:b w:val="0"/>
         </w:rPr>
-        <w:t xml:space="preserve">Check every learner before discussion: Use the worked case for Capstone </w:t>
-      </w:r>
-      <w:r>
-        <w:rPr>
-          <w:b/>
-        </w:rPr>
-        <w:t>service implementation</w:t>
-      </w:r>
-      <w:r>
-        <w:rPr>
-          <w:b w:val="0"/>
-        </w:rPr>
-        <w:t>. Proposed explanation: “The worked result establishes every future case”. Decide whether this explanation is supported.</w:t>
+        <w:t>Point to the step or supplied fact that decides; explain your repair if needed.</w:t>
       </w:r>
     </w:p>
     <w:p>
@@ -4081,117 +4909,69 @@
         <w:rPr>
           <w:b w:val="0"/>
         </w:rPr>
-        <w:t>Point to the step or supplied fact that decides; explain your repair if needed.</w:t>
+        <w:t>Misconception repair: An implemented baseline must still pass integration, access and failure checks before release.</w:t>
       </w:r>
     </w:p>
     <w:p>
       <w:pPr>
-        <w:pStyle w:val="Heading3"/>
-      </w:pPr>
-      <w:r>
-        <w:t>Repair the misconception</w:t>
+        <w:spacing w:line="336" w:lineRule="auto" w:after="180"/>
+      </w:pPr>
+      <w:r>
+        <w:rPr>
+          <w:b w:val="0"/>
+        </w:rPr>
+        <w:t xml:space="preserve">Support: read the exact case aloud, enlarge the labelled picture, supply </w:t>
+      </w:r>
+      <w:r>
+        <w:rPr>
+          <w:b/>
+        </w:rPr>
+        <w:t>input</w:t>
+      </w:r>
+      <w:r>
+        <w:rPr>
+          <w:b w:val="0"/>
+        </w:rPr>
+        <w:t xml:space="preserve"> cards and model only the first deciding step. Accept a spoken explanation or drawing; retain the reasoning goal.</w:t>
       </w:r>
     </w:p>
     <w:p>
       <w:pPr>
         <w:spacing w:line="336" w:lineRule="auto" w:after="180"/>
-        <w:shd w:fill="FFF5E6"/>
       </w:pPr>
       <w:r>
         <w:rPr>
           <w:b w:val="0"/>
         </w:rPr>
-        <w:t>Misconception repair: An implemented baseline must still pass integration, access and failure checks before release.</w:t>
+        <w:t xml:space="preserve">Extension: Remove G2 from the approved collection. Require a </w:t>
+      </w:r>
+      <w:r>
+        <w:rPr>
+          <w:b/>
+        </w:rPr>
+        <w:t>prediction</w:t>
+      </w:r>
+      <w:r>
+        <w:rPr>
+          <w:b w:val="0"/>
+        </w:rPr>
+        <w:t xml:space="preserve"> and a reason before comparing. Expected result: Return unsupported for the fact request; editing remains prohibited.</w:t>
       </w:r>
     </w:p>
     <w:p>
       <w:pPr>
-        <w:pStyle w:val="Heading3"/>
-      </w:pPr>
-      <w:r>
-        <w:t>Support without giving away the answer</w:t>
+        <w:spacing w:line="336" w:lineRule="auto" w:after="180"/>
+      </w:pPr>
+      <w:r>
+        <w:rPr>
+          <w:b w:val="0"/>
+        </w:rPr>
+        <w:t>Reason: Grounding needs a present source while authority comes from the independent contract.</w:t>
       </w:r>
     </w:p>
     <w:p>
       <w:pPr>
         <w:spacing w:line="336" w:lineRule="auto" w:after="180"/>
-        <w:shd w:fill="F1F6F8"/>
-      </w:pPr>
-      <w:r>
-        <w:rPr>
-          <w:b w:val="0"/>
-        </w:rPr>
-        <w:t xml:space="preserve">Support: read the exact case aloud, enlarge the labelled picture, supply </w:t>
-      </w:r>
-      <w:r>
-        <w:rPr>
-          <w:b/>
-        </w:rPr>
-        <w:t>input</w:t>
-      </w:r>
-      <w:r>
-        <w:rPr>
-          <w:b w:val="0"/>
-        </w:rPr>
-        <w:t xml:space="preserve"> cards and model only the first deciding step. Accept a spoken explanation or drawing; retain the reasoning goal.</w:t>
-      </w:r>
-    </w:p>
-    <w:p>
-      <w:pPr>
-        <w:pStyle w:val="Heading3"/>
-      </w:pPr>
-      <w:r>
-        <w:t>Extend the reasoning</w:t>
-      </w:r>
-    </w:p>
-    <w:p>
-      <w:pPr>
-        <w:spacing w:line="336" w:lineRule="auto" w:after="180"/>
-        <w:shd w:fill="F5F1FB"/>
-      </w:pPr>
-      <w:r>
-        <w:rPr>
-          <w:b w:val="0"/>
-        </w:rPr>
-        <w:t xml:space="preserve">Extension: Remove G2 from the approved collection. Require a </w:t>
-      </w:r>
-      <w:r>
-        <w:rPr>
-          <w:b/>
-        </w:rPr>
-        <w:t>prediction</w:t>
-      </w:r>
-      <w:r>
-        <w:rPr>
-          <w:b w:val="0"/>
-        </w:rPr>
-        <w:t xml:space="preserve"> and a reason before comparing. Expected result: Return unsupported for the fact request; editing remains prohibited.</w:t>
-      </w:r>
-    </w:p>
-    <w:p>
-      <w:pPr>
-        <w:spacing w:line="336" w:lineRule="auto" w:after="180"/>
-        <w:shd w:fill="F5F1FB"/>
-      </w:pPr>
-      <w:r>
-        <w:rPr>
-          <w:b w:val="0"/>
-        </w:rPr>
-        <w:t>Reason: Grounding needs a present source while authority comes from the independent contract.</w:t>
-      </w:r>
-    </w:p>
-    <w:p>
-      <w:pPr>
-        <w:pStyle w:val="Heading3"/>
-      </w:pPr>
-      <w:r>
-        <w:t>Protect the independent attempt</w:t>
-      </w:r>
-    </w:p>
-    <w:p>
-      <w:pPr>
-        <w:spacing w:line="336" w:lineRule="auto" w:after="180"/>
-        <w:shd w:fill="FFF5E6"/>
       </w:pPr>
       <w:r>
         <w:rPr>
@@ -4386,22 +5166,36 @@
     </w:tbl>
     <w:p>
       <w:pPr>
-        <w:pStyle w:val="Heading3"/>
-      </w:pPr>
-      <w:r>
-        <w:t>Project checkpoint</w:t>
+        <w:spacing w:line="336" w:lineRule="auto" w:after="180"/>
+      </w:pPr>
+      <w:r>
+        <w:rPr>
+          <w:b w:val="0"/>
+        </w:rPr>
+        <w:t xml:space="preserve">Project checkpoint: Present and defend. Demonstrate the system, explain one failure and justify the next improvement with </w:t>
+      </w:r>
+      <w:r>
+        <w:rPr>
+          <w:b/>
+        </w:rPr>
+        <w:t>evidence</w:t>
+      </w:r>
+      <w:r>
+        <w:rPr>
+          <w:b w:val="0"/>
+        </w:rPr>
+        <w:t>.</w:t>
       </w:r>
     </w:p>
     <w:p>
       <w:pPr>
         <w:spacing w:line="336" w:lineRule="auto" w:after="180"/>
-        <w:shd w:fill="EDF7F3"/>
       </w:pPr>
       <w:r>
         <w:rPr>
           <w:b w:val="0"/>
         </w:rPr>
-        <w:t xml:space="preserve">Project checkpoint: Present and defend. Demonstrate the system, explain one failure and justify the next improvement with </w:t>
+        <w:t xml:space="preserve">Use the weekly teacher answer for topic-specific reasoning. A saved progress tick is an activity record; judge mastery from the learner’s explanation and </w:t>
       </w:r>
       <w:r>
         <w:rPr>
@@ -4418,38 +5212,23 @@
     </w:p>
     <w:p>
       <w:pPr>
-        <w:spacing w:line="336" w:lineRule="auto" w:after="180"/>
-      </w:pPr>
-      <w:r>
-        <w:rPr>
-          <w:b w:val="0"/>
-        </w:rPr>
-        <w:t xml:space="preserve">Use the weekly teacher answer for topic-specific reasoning. A saved progress tick is an activity record; judge mastery from the learner’s explanation and </w:t>
-      </w:r>
-      <w:r>
-        <w:rPr>
-          <w:b/>
-        </w:rPr>
-        <w:t>evidence</w:t>
-      </w:r>
-      <w:r>
-        <w:rPr>
-          <w:b w:val="0"/>
-        </w:rPr>
-        <w:t>.</w:t>
+        <w:pStyle w:val="Heading1"/>
+      </w:pPr>
+      <w:r>
+        <w:t>08. Reference · Feedback,labs and repair paths</w:t>
       </w:r>
     </w:p>
     <w:p>
-      <w:pPr>
-        <w:pStyle w:val="Heading1"/>
-      </w:pPr>
-      <w:r>
-        <w:t>08. Use feedback, labs and repair paths</w:t>
+      <w:r>
+        <w:t>Retain the first attempt and the evidence used for a repair.</w:t>
       </w:r>
     </w:p>
     <w:p>
-      <w:r>
-        <w:t>Use feedback, earlier review and portfolios purposefully. Apply the coding routine only when this lesson has an executable lab.</w:t>
+      <w:pPr>
+        <w:pStyle w:val="Heading2"/>
+      </w:pPr>
+      <w:r>
+        <w:t>Feedback and record guidance</w:t>
       </w:r>
     </w:p>
     <w:p>
@@ -4487,40 +5266,42 @@
       </w:r>
     </w:p>
     <w:p>
-      <w:pPr>
-        <w:pStyle w:val="Heading3"/>
-      </w:pPr>
-      <w:r>
-        <w:t>For later coding lessons</w:t>
+      <w:r>
+        <w:t>This week has no code block. Use this routine when a later lesson includes an executable lab.</w:t>
       </w:r>
     </w:p>
     <w:p>
-      <w:r>
-        <w:t>This week has no code block. Use this routine when a later lesson includes an executable lab.</w:t>
+      <w:pPr>
+        <w:spacing w:line="336" w:lineRule="auto" w:after="180"/>
+      </w:pPr>
+      <w:r>
+        <w:rPr>
+          <w:b w:val="0"/>
+        </w:rPr>
+        <w:t xml:space="preserve">Ask students to predict before running code. Preserve errors and actual </w:t>
+      </w:r>
+      <w:r>
+        <w:rPr>
+          <w:b/>
+        </w:rPr>
+        <w:t>output</w:t>
+      </w:r>
+      <w:r>
+        <w:rPr>
+          <w:b w:val="0"/>
+        </w:rPr>
+        <w:t>s; collect a changed test and an explanation. The branch-boundary and indexing lessons deliberately include failure cases.</w:t>
       </w:r>
     </w:p>
     <w:p>
       <w:pPr>
         <w:spacing w:line="336" w:lineRule="auto" w:after="180"/>
-        <w:shd w:fill="F1F6F8"/>
       </w:pPr>
       <w:r>
         <w:rPr>
           <w:b w:val="0"/>
         </w:rPr>
-        <w:t xml:space="preserve">Ask students to predict before running code. Preserve errors and actual </w:t>
-      </w:r>
-      <w:r>
-        <w:rPr>
-          <w:b/>
-        </w:rPr>
-        <w:t>output</w:t>
-      </w:r>
-      <w:r>
-        <w:rPr>
-          <w:b w:val="0"/>
-        </w:rPr>
-        <w:t>s; collect a changed test and an explanation. The branch-boundary and indexing lessons deliberately include failure cases.</w:t>
+        <w:t>Use the earlier worked-explanation links to address a specific missing building block, then return to the current question. Adapt this suggestion after observing the learner; it is not an automatic diagnosis.</w:t>
       </w:r>
     </w:p>
     <w:p>
@@ -4531,71 +5312,37 @@
         <w:rPr>
           <w:b w:val="0"/>
         </w:rPr>
-        <w:t>Use the earlier worked-explanation links to address a specific missing building block, then return to the current question. Adapt this suggestion after observing the learner; it is not an automatic diagnosis.</w:t>
+        <w:t xml:space="preserve">Collect the completed-work portfolio as </w:t>
+      </w:r>
+      <w:r>
+        <w:rPr>
+          <w:b/>
+        </w:rPr>
+        <w:t>evidence</w:t>
+      </w:r>
+      <w:r>
+        <w:rPr>
+          <w:b w:val="0"/>
+        </w:rPr>
+        <w:t>. Record support separately from correctness, and assess explanation, trace/test and limitations. Progress ticks and quiz selections alone do not establish mastery.</w:t>
       </w:r>
     </w:p>
     <w:p>
       <w:pPr>
-        <w:spacing w:line="336" w:lineRule="auto" w:after="180"/>
-      </w:pPr>
-      <w:r>
-        <w:rPr>
-          <w:b w:val="0"/>
-        </w:rPr>
-        <w:t xml:space="preserve">Collect the completed-work portfolio as </w:t>
-      </w:r>
-      <w:r>
-        <w:rPr>
-          <w:b/>
-        </w:rPr>
-        <w:t>evidence</w:t>
-      </w:r>
-      <w:r>
-        <w:rPr>
-          <w:b w:val="0"/>
-        </w:rPr>
-        <w:t>. Record support separately from correctness, and assess explanation, trace/test and limitations. Progress ticks and quiz selections alone do not establish mastery.</w:t>
+        <w:pStyle w:val="Heading1"/>
+      </w:pPr>
+      <w:r>
+        <w:t>09. Reference · Teach with the six pictures</w:t>
       </w:r>
     </w:p>
     <w:p>
-      <w:pPr>
-        <w:pStyle w:val="Heading1"/>
-      </w:pPr>
-      <w:r>
-        <w:t>09. Visual concept journey</w:t>
+      <w:r>
+        <w:t>Choose one picture for a particular reasoning move.</w:t>
       </w:r>
     </w:p>
     <w:p>
-      <w:r>
-        <w:t>Show one Capstone service implementation graphic at a time, request a prediction and discuss its trace before the independent assessment.</w:t>
-      </w:r>
-    </w:p>
-    <w:p>
-      <w:pPr>
-        <w:spacing w:line="336" w:lineRule="auto" w:after="180"/>
-      </w:pPr>
-      <w:r>
-        <w:rPr>
-          <w:b w:val="0"/>
-        </w:rPr>
-        <w:t xml:space="preserve">Use one picture at a time. Hide a worked result before asking for a </w:t>
-      </w:r>
-      <w:r>
-        <w:rPr>
-          <w:b/>
-        </w:rPr>
-        <w:t>prediction</w:t>
-      </w:r>
-      <w:r>
-        <w:rPr>
-          <w:b w:val="0"/>
-        </w:rPr>
-        <w:t>, then reveal it for feedback. These are supported teaching cases; retain the separate independent assessment for a fresh first attempt.</w:t>
-      </w:r>
-    </w:p>
-    <w:p>
-      <w:pPr>
-        <w:pStyle w:val="Heading3"/>
+      <w:pPr>
+        <w:pStyle w:val="Heading2"/>
       </w:pPr>
       <w:r>
         <w:t>01. Capstone service implementation: the case</w:t>
@@ -4606,7 +5353,7 @@
         <w:drawing>
           <wp:inline xmlns:a="http://schemas.openxmlformats.org/drawingml/2006/main" xmlns:pic="http://schemas.openxmlformats.org/drawingml/2006/picture">
             <wp:extent cx="5486400" cy="2834640"/>
-            <wp:docPr id="2" name="Picture 2" descr="Assemble a grounded prototype. A capstone answers from three approved garden cards and has read-only tools. Supplied facts: G2 says mint needs regular watering. The request asks what G2 says and asks the service to change G2."/>
+            <wp:docPr id="3" name="Picture 3" descr="Assemble a grounded prototype. A capstone answers from three approved garden cards and has read-only tools. Supplied facts: G2 says mint needs regular watering. The request asks what G2 says and asks the service to change G2."/>
             <wp:cNvGraphicFramePr>
               <a:graphicFrameLocks noChangeAspect="1"/>
             </wp:cNvGraphicFramePr>
@@ -4618,7 +5365,7 @@
                     <pic:cNvPicPr/>
                   </pic:nvPicPr>
                   <pic:blipFill>
-                    <a:blip r:embed="rId10"/>
+                    <a:blip r:embed="rId11"/>
                     <a:stretch>
                       <a:fillRect/>
                     </a:stretch>
@@ -4651,7 +5398,6 @@
     <w:p>
       <w:pPr>
         <w:spacing w:line="336" w:lineRule="auto" w:after="180"/>
-        <w:shd w:fill="F5F1FB"/>
       </w:pPr>
       <w:r>
         <w:rPr>
@@ -4662,27 +5408,18 @@
     </w:p>
     <w:p>
       <w:pPr>
-        <w:pStyle w:val="Heading3"/>
-      </w:pPr>
-      <w:r>
-        <w:t>Discuss while showing the picture</w:t>
+        <w:spacing w:line="336" w:lineRule="auto" w:after="180"/>
+      </w:pPr>
+      <w:r>
+        <w:rPr>
+          <w:b w:val="0"/>
+        </w:rPr>
+        <w:t>Teacher prompt: Point to the given fact that matters most. Explain why it matters. Ask learners to describe one label or arrow in ordinary words. Use the adjacent transcript if the image is difficult to see.</w:t>
       </w:r>
     </w:p>
     <w:p>
       <w:pPr>
-        <w:spacing w:line="336" w:lineRule="auto" w:after="180"/>
-        <w:shd w:fill="F1F6F8"/>
-      </w:pPr>
-      <w:r>
-        <w:rPr>
-          <w:b w:val="0"/>
-        </w:rPr>
-        <w:t>Teacher prompt: Point to the given fact that matters most. Explain why it matters. Ask learners to describe one label or arrow in ordinary words. Use the adjacent transcript if the image is difficult to see.</w:t>
-      </w:r>
-    </w:p>
-    <w:p>
-      <w:pPr>
-        <w:pStyle w:val="Heading3"/>
+        <w:pStyle w:val="Heading2"/>
       </w:pPr>
       <w:r>
         <w:t>02. Follow the deciding steps</w:t>
@@ -4693,7 +5430,7 @@
         <w:drawing>
           <wp:inline xmlns:a="http://schemas.openxmlformats.org/drawingml/2006/main" xmlns:pic="http://schemas.openxmlformats.org/drawingml/2006/picture">
             <wp:extent cx="5486400" cy="4005072"/>
-            <wp:docPr id="3" name="Picture 3" descr="Retrieve G2: Use the approved card for the supplied watering claim. → Draft with attribution: Phrase that claim and identify G2 as its source. → Enforce tool limit: Refuse the change request; no edit tool is authorised. → Check final trace: Confirm factual agreement and absence of forbidden action."/>
+            <wp:docPr id="4" name="Picture 4" descr="Retrieve G2: Use the approved card for the supplied watering claim. → Draft with attribution: Phrase that claim and identify G2 as its source. → Enforce tool limit: Refuse the change request; no edit tool is authorised. → Check final trace: Confirm factual agreement and absence of forbidden action."/>
             <wp:cNvGraphicFramePr>
               <a:graphicFrameLocks noChangeAspect="1"/>
             </wp:cNvGraphicFramePr>
@@ -4705,7 +5442,7 @@
                     <pic:cNvPicPr/>
                   </pic:nvPicPr>
                   <pic:blipFill>
-                    <a:blip r:embed="rId11"/>
+                    <a:blip r:embed="rId9"/>
                     <a:stretch>
                       <a:fillRect/>
                     </a:stretch>
@@ -4738,7 +5475,6 @@
     <w:p>
       <w:pPr>
         <w:spacing w:line="336" w:lineRule="auto" w:after="180"/>
-        <w:shd w:fill="F5F1FB"/>
       </w:pPr>
       <w:r>
         <w:rPr>
@@ -4761,39 +5497,30 @@
     </w:p>
     <w:p>
       <w:pPr>
-        <w:pStyle w:val="Heading3"/>
-      </w:pPr>
-      <w:r>
-        <w:t>Discuss while showing the picture</w:t>
+        <w:spacing w:line="336" w:lineRule="auto" w:after="180"/>
+      </w:pPr>
+      <w:r>
+        <w:rPr>
+          <w:b w:val="0"/>
+        </w:rPr>
+        <w:t xml:space="preserve">Teacher prompt: Point to each numbered stage and explain which recorded </w:t>
+      </w:r>
+      <w:r>
+        <w:rPr>
+          <w:b/>
+        </w:rPr>
+        <w:t>input</w:t>
+      </w:r>
+      <w:r>
+        <w:rPr>
+          <w:b w:val="0"/>
+        </w:rPr>
+        <w:t xml:space="preserve"> it uses. Ask learners to describe one label or arrow in ordinary words. Use the adjacent transcript if the image is difficult to see.</w:t>
       </w:r>
     </w:p>
     <w:p>
       <w:pPr>
-        <w:spacing w:line="336" w:lineRule="auto" w:after="180"/>
-        <w:shd w:fill="F1F6F8"/>
-      </w:pPr>
-      <w:r>
-        <w:rPr>
-          <w:b w:val="0"/>
-        </w:rPr>
-        <w:t xml:space="preserve">Teacher prompt: Point to each numbered stage and explain which recorded </w:t>
-      </w:r>
-      <w:r>
-        <w:rPr>
-          <w:b/>
-        </w:rPr>
-        <w:t>input</w:t>
-      </w:r>
-      <w:r>
-        <w:rPr>
-          <w:b w:val="0"/>
-        </w:rPr>
-        <w:t xml:space="preserve"> it uses. Ask learners to describe one label or arrow in ordinary words. Use the adjacent transcript if the image is difficult to see.</w:t>
-      </w:r>
-    </w:p>
-    <w:p>
-      <w:pPr>
-        <w:pStyle w:val="Heading3"/>
+        <w:pStyle w:val="Heading2"/>
       </w:pPr>
       <w:r>
         <w:t>03. Capstone service implementation — evidence trace</w:t>
@@ -4804,7 +5531,7 @@
         <w:drawing>
           <wp:inline xmlns:a="http://schemas.openxmlformats.org/drawingml/2006/main" xmlns:pic="http://schemas.openxmlformats.org/drawingml/2006/picture">
             <wp:extent cx="5486400" cy="2843784"/>
-            <wp:docPr id="4" name="Picture 4" descr="Capstone service implementation — evidence trace. Room A has approval and capacity 12; room B lacks approval; teacher guide T is restricted. Student requests each. | Validate request, establish session role, filter sources, lookup matching current records, return supported or review, validate output and log minimised metadata. | A supported 12; B review with null claims; T denied before lookup. The implementation must expose these distinct outcomes."/>
+            <wp:docPr id="5" name="Picture 5" descr="Capstone service implementation — evidence trace. Room A has approval and capacity 12; room B lacks approval; teacher guide T is restricted. Student requests each. | Validate request, establish session role, filter sources, lookup matching current records, return supported or review, validate output and log minimised metadata. | A supported 12; B review with null claims; T denied before lookup. The implementation must expose these distinct outcomes."/>
             <wp:cNvGraphicFramePr>
               <a:graphicFrameLocks noChangeAspect="1"/>
             </wp:cNvGraphicFramePr>
@@ -4907,7 +5634,6 @@
     <w:p>
       <w:pPr>
         <w:spacing w:line="336" w:lineRule="auto" w:after="180"/>
-        <w:shd w:fill="F5F1FB"/>
       </w:pPr>
       <w:r>
         <w:rPr>
@@ -4918,27 +5644,18 @@
     </w:p>
     <w:p>
       <w:pPr>
-        <w:pStyle w:val="Heading3"/>
-      </w:pPr>
-      <w:r>
-        <w:t>Discuss while showing the picture</w:t>
+        <w:spacing w:line="336" w:lineRule="auto" w:after="180"/>
+      </w:pPr>
+      <w:r>
+        <w:rPr>
+          <w:b w:val="0"/>
+        </w:rPr>
+        <w:t>Teacher prompt: Read the labels and values. Explain the relationship the model shows. Ask learners to describe one label or arrow in ordinary words. Use the adjacent transcript if the image is difficult to see.</w:t>
       </w:r>
     </w:p>
     <w:p>
       <w:pPr>
-        <w:spacing w:line="336" w:lineRule="auto" w:after="180"/>
-        <w:shd w:fill="F1F6F8"/>
-      </w:pPr>
-      <w:r>
-        <w:rPr>
-          <w:b w:val="0"/>
-        </w:rPr>
-        <w:t>Teacher prompt: Read the labels and values. Explain the relationship the model shows. Ask learners to describe one label or arrow in ordinary words. Use the adjacent transcript if the image is difficult to see.</w:t>
-      </w:r>
-    </w:p>
-    <w:p>
-      <w:pPr>
-        <w:pStyle w:val="Heading3"/>
+        <w:pStyle w:val="Heading2"/>
       </w:pPr>
       <w:r>
         <w:t>04. Change one thing. Trace what follows.</w:t>
@@ -4949,7 +5666,7 @@
         <w:drawing>
           <wp:inline xmlns:a="http://schemas.openxmlformats.org/drawingml/2006/main" xmlns:pic="http://schemas.openxmlformats.org/drawingml/2006/picture">
             <wp:extent cx="5486400" cy="3026664"/>
-            <wp:docPr id="5" name="Picture 5" descr="Original case: Confirm factual agreement and absence of forbidden action. Changed condition: Remove G2 from the approved collection. Expected result: Return unsupported for the fact request; editing remains prohibited. Reason: Grounding needs a present source while authority comes from the independent contract."/>
+            <wp:docPr id="6" name="Picture 6" descr="Original case: Confirm factual agreement and absence of forbidden action. Changed condition: Remove G2 from the approved collection. Expected result: Return unsupported for the fact request; editing remains prohibited. Reason: Grounding needs a present source while authority comes from the independent contract."/>
             <wp:cNvGraphicFramePr>
               <a:graphicFrameLocks noChangeAspect="1"/>
             </wp:cNvGraphicFramePr>
@@ -5005,7 +5722,6 @@
     <w:p>
       <w:pPr>
         <w:spacing w:line="336" w:lineRule="auto" w:after="180"/>
-        <w:shd w:fill="F5F1FB"/>
       </w:pPr>
       <w:r>
         <w:rPr>
@@ -5016,39 +5732,29 @@
     </w:p>
     <w:p>
       <w:pPr>
-        <w:pStyle w:val="Heading3"/>
-      </w:pPr>
-      <w:r>
-        <w:t>Discuss while showing the picture</w:t>
+        <w:spacing w:line="336" w:lineRule="auto" w:after="180"/>
+      </w:pPr>
+      <w:r>
+        <w:rPr>
+          <w:b w:val="0"/>
+        </w:rPr>
+        <w:t>Teacher prompt: Predict before checking the worked changed-case result. Name what changed and what the supplied facts allow you to conclude. Ask learners to describe one label or arrow in ordinary words.</w:t>
       </w:r>
     </w:p>
     <w:p>
       <w:pPr>
         <w:spacing w:line="336" w:lineRule="auto" w:after="180"/>
-        <w:shd w:fill="F1F6F8"/>
       </w:pPr>
       <w:r>
         <w:rPr>
           <w:b w:val="0"/>
         </w:rPr>
-        <w:t>Teacher prompt: Predict before checking the worked changed-case result. Name what changed and what the supplied facts allow you to conclude. Ask learners to describe one label or arrow in ordinary words.</w:t>
+        <w:t>Use the adjacent transcript if the image is difficult to see. Changed-case reasoning: Grounding needs a present source while authority comes from the independent contract.</w:t>
       </w:r>
     </w:p>
     <w:p>
       <w:pPr>
-        <w:spacing w:line="336" w:lineRule="auto" w:after="180"/>
-        <w:shd w:fill="F1F6F8"/>
-      </w:pPr>
-      <w:r>
-        <w:rPr>
-          <w:b w:val="0"/>
-        </w:rPr>
-        <w:t>Use the adjacent transcript if the image is difficult to see. Changed-case reasoning: Grounding needs a present source while authority comes from the independent contract.</w:t>
-      </w:r>
-    </w:p>
-    <w:p>
-      <w:pPr>
-        <w:pStyle w:val="Heading3"/>
+        <w:pStyle w:val="Heading2"/>
       </w:pPr>
       <w:r>
         <w:t>05. Connect the explanation to its limit</w:t>
@@ -5059,7 +5765,7 @@
         <w:drawing>
           <wp:inline xmlns:a="http://schemas.openxmlformats.org/drawingml/2006/main" xmlns:pic="http://schemas.openxmlformats.org/drawingml/2006/picture">
             <wp:extent cx="5486400" cy="2834640"/>
-            <wp:docPr id="6" name="Picture 6" descr="Implementation joins retrieval, drafting, checking and authority in one observable path. Describing an edit does not authorise performing it. Limit: A three-card prototype provides bounded evidence, not production reliability or independent gardening expertise."/>
+            <wp:docPr id="7" name="Picture 7" descr="Implementation joins retrieval, drafting, checking and authority in one observable path. Describing an edit does not authorise performing it. Limit: A three-card prototype provides bounded evidence, not production reliability or independent gardening expertise."/>
             <wp:cNvGraphicFramePr>
               <a:graphicFrameLocks noChangeAspect="1"/>
             </wp:cNvGraphicFramePr>
@@ -5127,7 +5833,6 @@
     <w:p>
       <w:pPr>
         <w:spacing w:line="336" w:lineRule="auto" w:after="180"/>
-        <w:shd w:fill="F5F1FB"/>
       </w:pPr>
       <w:r>
         <w:rPr>
@@ -5138,51 +5843,41 @@
     </w:p>
     <w:p>
       <w:pPr>
-        <w:pStyle w:val="Heading3"/>
-      </w:pPr>
-      <w:r>
-        <w:t>Discuss while showing the picture</w:t>
+        <w:spacing w:line="336" w:lineRule="auto" w:after="180"/>
+      </w:pPr>
+      <w:r>
+        <w:rPr>
+          <w:b w:val="0"/>
+        </w:rPr>
+        <w:t>Teacher prompt: Explain the case, then point to a limit on the claim. Ask learners to describe one label or arrow in ordinary words. Use the adjacent transcript if the image is difficult to see.</w:t>
       </w:r>
     </w:p>
     <w:p>
       <w:pPr>
         <w:spacing w:line="336" w:lineRule="auto" w:after="180"/>
-        <w:shd w:fill="F1F6F8"/>
       </w:pPr>
       <w:r>
         <w:rPr>
           <w:b w:val="0"/>
         </w:rPr>
-        <w:t>Teacher prompt: Explain the case, then point to a limit on the claim. Ask learners to describe one label or arrow in ordinary words. Use the adjacent transcript if the image is difficult to see.</w:t>
+        <w:t xml:space="preserve">Keep the stated scope: A three-card prototype provides bounded </w:t>
+      </w:r>
+      <w:r>
+        <w:rPr>
+          <w:b/>
+        </w:rPr>
+        <w:t>evidence</w:t>
+      </w:r>
+      <w:r>
+        <w:rPr>
+          <w:b w:val="0"/>
+        </w:rPr>
+        <w:t>, not production reliability or independent gardening expertise.</w:t>
       </w:r>
     </w:p>
     <w:p>
       <w:pPr>
-        <w:spacing w:line="336" w:lineRule="auto" w:after="180"/>
-        <w:shd w:fill="F1F6F8"/>
-      </w:pPr>
-      <w:r>
-        <w:rPr>
-          <w:b w:val="0"/>
-        </w:rPr>
-        <w:t xml:space="preserve">Keep the stated scope: A three-card prototype provides bounded </w:t>
-      </w:r>
-      <w:r>
-        <w:rPr>
-          <w:b/>
-        </w:rPr>
-        <w:t>evidence</w:t>
-      </w:r>
-      <w:r>
-        <w:rPr>
-          <w:b w:val="0"/>
-        </w:rPr>
-        <w:t>, not production reliability or independent gardening expertise.</w:t>
-      </w:r>
-    </w:p>
-    <w:p>
-      <w:pPr>
-        <w:pStyle w:val="Heading3"/>
+        <w:pStyle w:val="Heading2"/>
       </w:pPr>
       <w:r>
         <w:t>06. Make the idea visible in your project</w:t>
@@ -5193,7 +5888,7 @@
         <w:drawing>
           <wp:inline xmlns:a="http://schemas.openxmlformats.org/drawingml/2006/main" xmlns:pic="http://schemas.openxmlformats.org/drawingml/2006/picture">
             <wp:extent cx="5486400" cy="3529584"/>
-            <wp:docPr id="7" name="Picture 7" descr="For the Grounded Learning Service, retain an annotated trace and the changed-case result. Name the contract or evidence that makes the deciding step valid, so another team can review it. Draw your input, deciding step, result and limit. Supported question: Trace the G2 fact request and edit request through the prototype. What can be returned, what cannot be done, and how does removing G2 change those two outcomes?"/>
+            <wp:docPr id="8" name="Picture 8" descr="For the Grounded Learning Service, retain an annotated trace and the changed-case result. Name the contract or evidence that makes the deciding step valid, so another team can review it. Draw your input, deciding step, result and limit. Supported question: Trace the G2 fact request and edit request through the prototype. What can be returned, what cannot be done, and how does removing G2 change those two outcomes?"/>
             <wp:cNvGraphicFramePr>
               <a:graphicFrameLocks noChangeAspect="1"/>
             </wp:cNvGraphicFramePr>
@@ -5284,7 +5979,6 @@
     <w:p>
       <w:pPr>
         <w:spacing w:line="336" w:lineRule="auto" w:after="180"/>
-        <w:shd w:fill="F5F1FB"/>
       </w:pPr>
       <w:r>
         <w:rPr>
@@ -5307,70 +6001,137 @@
     </w:p>
     <w:p>
       <w:pPr>
-        <w:pStyle w:val="Heading3"/>
-      </w:pPr>
-      <w:r>
-        <w:t>Discuss while showing the picture</w:t>
+        <w:spacing w:line="336" w:lineRule="auto" w:after="180"/>
+      </w:pPr>
+      <w:r>
+        <w:rPr>
+          <w:b w:val="0"/>
+        </w:rPr>
+        <w:t xml:space="preserve">Teacher prompt: Draw your project trace and justify the deciding step using </w:t>
+      </w:r>
+      <w:r>
+        <w:rPr>
+          <w:b/>
+        </w:rPr>
+        <w:t>evidence</w:t>
+      </w:r>
+      <w:r>
+        <w:rPr>
+          <w:b w:val="0"/>
+        </w:rPr>
+        <w:t>. Ask learners to describe one label or arrow in ordinary words. Use the adjacent transcript if the image is difficult to see.</w:t>
       </w:r>
     </w:p>
     <w:p>
       <w:pPr>
         <w:spacing w:line="336" w:lineRule="auto" w:after="180"/>
-        <w:shd w:fill="F1F6F8"/>
       </w:pPr>
       <w:r>
         <w:rPr>
           <w:b w:val="0"/>
         </w:rPr>
-        <w:t xml:space="preserve">Teacher prompt: Draw your project trace and justify the deciding step using </w:t>
-      </w:r>
-      <w:r>
-        <w:rPr>
-          <w:b/>
-        </w:rPr>
-        <w:t>evidence</w:t>
-      </w:r>
-      <w:r>
-        <w:rPr>
-          <w:b w:val="0"/>
-        </w:rPr>
-        <w:t>. Ask learners to describe one label or arrow in ordinary words. Use the adjacent transcript if the image is difficult to see.</w:t>
+        <w:t>Supported practice key: Use the approved card for the supplied watering claim. Phrase that claim and identify G2 as its source. Refuse the change request; no edit tool is authorised.</w:t>
       </w:r>
     </w:p>
     <w:p>
       <w:pPr>
         <w:spacing w:line="336" w:lineRule="auto" w:after="180"/>
-        <w:shd w:fill="F1F6F8"/>
       </w:pPr>
       <w:r>
         <w:rPr>
           <w:b w:val="0"/>
         </w:rPr>
-        <w:t>Supported practice key: Use the approved card for the supplied watering claim. Phrase that claim and identify G2 as its source. Refuse the change request; no edit tool is authorised.</w:t>
+        <w:t>Confirm factual agreement and absence of forbidden action. Changed case: Return unsupported for the fact request; editing remains prohibited.</w:t>
       </w:r>
     </w:p>
     <w:p>
       <w:pPr>
         <w:spacing w:line="336" w:lineRule="auto" w:after="180"/>
-        <w:shd w:fill="F1F6F8"/>
       </w:pPr>
       <w:r>
         <w:rPr>
           <w:b w:val="0"/>
         </w:rPr>
-        <w:t>Confirm factual agreement and absence of forbidden action. Changed case: Return unsupported for the fact request; editing remains prohibited.</w:t>
+        <w:t>Grounding needs a present source while authority comes from the independent contract.</w:t>
       </w:r>
     </w:p>
     <w:p>
       <w:pPr>
+        <w:pStyle w:val="Heading2"/>
+      </w:pPr>
+      <w:r>
+        <w:t>Earlier wording, alternatives and picture transcripts · reference / check after trying</w:t>
+      </w:r>
+    </w:p>
+    <w:p>
+      <w:pPr>
         <w:spacing w:line="336" w:lineRule="auto" w:after="180"/>
-        <w:shd w:fill="F1F6F8"/>
       </w:pPr>
       <w:r>
         <w:rPr>
           <w:b w:val="0"/>
         </w:rPr>
-        <w:t>Grounding needs a present source while authority comes from the independent contract.</w:t>
+        <w:t xml:space="preserve">Use one picture at a time. Hide a worked result before asking for a </w:t>
+      </w:r>
+      <w:r>
+        <w:rPr>
+          <w:b/>
+        </w:rPr>
+        <w:t>prediction</w:t>
+      </w:r>
+      <w:r>
+        <w:rPr>
+          <w:b w:val="0"/>
+        </w:rPr>
+        <w:t>, then reveal it for feedback. These are supported teaching cases; retain the separate independent assessment for a fresh first attempt.</w:t>
+      </w:r>
+    </w:p>
+    <w:p>
+      <w:pPr>
+        <w:pStyle w:val="Heading3"/>
+      </w:pPr>
+      <w:r>
+        <w:t>01. Capstone service implementation: the case</w:t>
+      </w:r>
+    </w:p>
+    <w:p>
+      <w:pPr>
+        <w:pStyle w:val="Heading3"/>
+      </w:pPr>
+      <w:r>
+        <w:t>02. Follow the deciding steps</w:t>
+      </w:r>
+    </w:p>
+    <w:p>
+      <w:pPr>
+        <w:pStyle w:val="Heading3"/>
+      </w:pPr>
+      <w:r>
+        <w:t>03. Capstone service implementation — evidence trace</w:t>
+      </w:r>
+    </w:p>
+    <w:p>
+      <w:pPr>
+        <w:pStyle w:val="Heading3"/>
+      </w:pPr>
+      <w:r>
+        <w:t>04. Change one thing. Trace what follows.</w:t>
+      </w:r>
+    </w:p>
+    <w:p>
+      <w:pPr>
+        <w:pStyle w:val="Heading3"/>
+      </w:pPr>
+      <w:r>
+        <w:t>05. Connect the explanation to its limit</w:t>
+      </w:r>
+    </w:p>
+    <w:p>
+      <w:pPr>
+        <w:pStyle w:val="Heading3"/>
+      </w:pPr>
+      <w:r>
+        <w:t>06. Make the idea visible in your project</w:t>
       </w:r>
     </w:p>
     <w:sectPr>
